--- a/eng/docx/52.content.docx
+++ b/eng/docx/52.content.docx
@@ -45,7 +45,7 @@
         <w:rPr>
           <w:lang w:val="en_US" w:bidi="en_US"/>
         </w:rPr>
-        <w:t xml:space="preserve"> © 2023 SRV Partners Released under CC BY-SA 4.0 license. </w:t>
+        <w:t xml:space="preserve"> © 2025 Word Collective Released under CC BY-SA 4.0 license. </w:t>
       </w:r>
       <w:r>
         <w:rPr>
@@ -69,7 +69,7 @@
         <w:rPr>
           <w:lang w:val="en_US" w:bidi="en_US"/>
         </w:rPr>
-        <w:t xml:space="preserve"> © 2023 SRV Partners Released under CC BY-SA 4.0 license by Mission Mutual</w:t>
+        <w:t xml:space="preserve"> © 2025 Word Collective Released under CC BY-SA 4.0 license by Mission Mutual</w:t>
       </w:r>
       <w:r>
         <w:rPr>

--- a/eng/docx/52.content.docx
+++ b/eng/docx/52.content.docx
@@ -3481,25 +3481,7 @@
         <w:rPr>
           <w:lang w:val="en_US" w:bidi="en_US"/>
         </w:rPr>
-        <w:t xml:space="preserve">Stop here and look at a map that includes </w:t>
-      </w:r>
-      <w:hyperlink r:id="rId13">
-        <w:r>
-          <w:rPr>
-            <w:lang w:val="en_US" w:bidi="en_US"/>
-          </w:rPr>
-          <w:rPr>
-            <w:color w:val="0000EE"/>
-            <w:u w:val="single"/>
-          </w:rPr>
-          <w:t>Macedonia</w:t>
-        </w:r>
-      </w:hyperlink>
-      <w:r>
-        <w:rPr>
-          <w:lang w:val="en_US" w:bidi="en_US"/>
-        </w:rPr>
-        <w:t xml:space="preserve"> as a group. Find the towns of Philippi and Thessalonica. Pause this audio here.</w:t>
+        <w:t>Stop here and look at a map that includes Macedonia as a group. Find the towns of Philippi and Thessalonica. Pause this audio here.</w:t>
       </w:r>
     </w:p>
     <w:p>
@@ -7548,25 +7530,7 @@
         <w:rPr>
           <w:lang w:val="en_US" w:bidi="en_US"/>
         </w:rPr>
-        <w:t xml:space="preserve">Stop here and look at a map of </w:t>
-      </w:r>
-      <w:hyperlink r:id="rId14">
-        <w:r>
-          <w:rPr>
-            <w:lang w:val="en_US" w:bidi="en_US"/>
-          </w:rPr>
-          <w:rPr>
-            <w:color w:val="0000EE"/>
-            <w:u w:val="single"/>
-          </w:rPr>
-          <w:t>Israel and Greece</w:t>
-        </w:r>
-      </w:hyperlink>
-      <w:r>
-        <w:rPr>
-          <w:lang w:val="en_US" w:bidi="en_US"/>
-        </w:rPr>
-        <w:t xml:space="preserve"> as a group. Find the region of Judea and the town of Thessalonica. Pause this audio here.</w:t>
+        <w:t>Stop here and look at a map of Israel and Greece as a group. Find the region of Judea and the town of Thessalonica. Pause this audio here.</w:t>
       </w:r>
     </w:p>
     <w:p>
@@ -10140,25 +10104,7 @@
         <w:rPr>
           <w:lang w:val="en_US" w:bidi="en_US"/>
         </w:rPr>
-        <w:t xml:space="preserve">Stop here and look at the map of the area which shows the distance between </w:t>
-      </w:r>
-      <w:hyperlink r:id="rId13">
-        <w:r>
-          <w:rPr>
-            <w:lang w:val="en_US" w:bidi="en_US"/>
-          </w:rPr>
-          <w:rPr>
-            <w:color w:val="0000EE"/>
-            <w:u w:val="single"/>
-          </w:rPr>
-          <w:t>Athens and Thessalonica</w:t>
-        </w:r>
-      </w:hyperlink>
-      <w:r>
-        <w:rPr>
-          <w:lang w:val="en_US" w:bidi="en_US"/>
-        </w:rPr>
-        <w:t>. Pause this audio here.</w:t>
+        <w:t>Stop here and look at the map of the area which shows the distance between Athens and Thessalonica. Pause this audio here.</w:t>
       </w:r>
     </w:p>
     <w:p>
@@ -15878,25 +15824,7 @@
         <w:rPr>
           <w:lang w:val="en_US" w:bidi="en_US"/>
         </w:rPr>
-        <w:t xml:space="preserve">Stop here and look at a map that includes </w:t>
-      </w:r>
-      <w:hyperlink r:id="rId13">
-        <w:r>
-          <w:rPr>
-            <w:lang w:val="en_US" w:bidi="en_US"/>
-          </w:rPr>
-          <w:rPr>
-            <w:color w:val="0000EE"/>
-            <w:u w:val="single"/>
-          </w:rPr>
-          <w:t>Macedonia</w:t>
-        </w:r>
-      </w:hyperlink>
-      <w:r>
-        <w:rPr>
-          <w:lang w:val="en_US" w:bidi="en_US"/>
-        </w:rPr>
-        <w:t xml:space="preserve"> as a group. Find the city of Thessalonica. Pause this audio here.</w:t>
+        <w:t>Stop here and look at a map that includes Macedonia as a group. Find the city of Thessalonica. Pause this audio here.</w:t>
       </w:r>
     </w:p>
     <w:p>
@@ -18107,43 +18035,7 @@
         <w:rPr>
           <w:lang w:val="en_US" w:bidi="en_US"/>
         </w:rPr>
-        <w:t xml:space="preserve">Stop here and look at a picture of a </w:t>
-      </w:r>
-      <w:hyperlink r:id="rId15">
-        <w:r>
-          <w:rPr>
-            <w:lang w:val="en_US" w:bidi="en_US"/>
-          </w:rPr>
-          <w:rPr>
-            <w:color w:val="0000EE"/>
-            <w:u w:val="single"/>
-          </w:rPr>
-          <w:t>trumpet</w:t>
-        </w:r>
-      </w:hyperlink>
-      <w:r>
-        <w:rPr>
-          <w:lang w:val="en_US" w:bidi="en_US"/>
-        </w:rPr>
-        <w:t xml:space="preserve">. If possible, listen to the sound of a </w:t>
-      </w:r>
-      <w:hyperlink r:id="rId15">
-        <w:r>
-          <w:rPr>
-            <w:lang w:val="en_US" w:bidi="en_US"/>
-          </w:rPr>
-          <w:rPr>
-            <w:color w:val="0000EE"/>
-            <w:u w:val="single"/>
-          </w:rPr>
-          <w:t>trumpet</w:t>
-        </w:r>
-      </w:hyperlink>
-      <w:r>
-        <w:rPr>
-          <w:lang w:val="en_US" w:bidi="en_US"/>
-        </w:rPr>
-        <w:t>. Pause this audio here.</w:t>
+        <w:t>Stop here and look at a picture of a trumpet. If possible, listen to the sound of a trumpet. Pause this audio here.</w:t>
       </w:r>
     </w:p>
     <w:p>
@@ -19062,25 +18954,7 @@
         <w:rPr>
           <w:lang w:val="en_US" w:bidi="en_US"/>
         </w:rPr>
-        <w:t xml:space="preserve">. When someone hopes, it means the person expects something in the future to happen. Paul wants the Thessalonians to expect that they will share in that great event with their brothers and sisters who have already died. For more information on </w:t>
-      </w:r>
-      <w:hyperlink r:id="rId16">
-        <w:r>
-          <w:rPr>
-            <w:lang w:val="en_US" w:bidi="en_US"/>
-          </w:rPr>
-          <w:rPr>
-            <w:color w:val="0000EE"/>
-            <w:u w:val="single"/>
-          </w:rPr>
-          <w:t>hope</w:t>
-        </w:r>
-      </w:hyperlink>
-      <w:r>
-        <w:rPr>
-          <w:lang w:val="en_US" w:bidi="en_US"/>
-        </w:rPr>
-        <w:t>, refer to the Master Glossary. Use the same word or phrase for hope as you used in previous passages.</w:t>
+        <w:t>. When someone hopes, it means the person expects something in the future to happen. Paul wants the Thessalonians to expect that they will share in that great event with their brothers and sisters who have already died. For more information on hope, refer to the Master Glossary. Use the same word or phrase for hope as you used in previous passages.</w:t>
       </w:r>
     </w:p>
     <w:p>
@@ -19109,18 +18983,12 @@
         </w:rPr>
         <w:t xml:space="preserve">, and it carries the Lord's authority. It is also the Lord who will come down from heaven and come to the Earth. Use the same word or phrase for Lord as you used in previous passages. For more information on </w:t>
       </w:r>
-      <w:hyperlink r:id="rId17">
-        <w:r>
-          <w:rPr>
-            <w:lang w:val="en_US" w:bidi="en_US"/>
-          </w:rPr>
-          <w:rPr>
-            <w:color w:val="0000EE"/>
-            <w:u w:val="single"/>
-          </w:rPr>
-          <w:t>Lord</w:t>
-        </w:r>
-      </w:hyperlink>
+      <w:r>
+        <w:rPr>
+          <w:lang w:val="en_US" w:bidi="en_US"/>
+        </w:rPr>
+        <w:t>Lord</w:t>
+      </w:r>
       <w:r>
         <w:rPr>
           <w:lang w:val="en_US" w:bidi="en_US"/>
@@ -19154,18 +19022,12 @@
         </w:rPr>
         <w:t xml:space="preserve">. This is the place where the Lord Jesus now lives until he returns to Earth. Use the same word or phrase for heaven as you used in previous passages, and see the Master Glossary for more information about </w:t>
       </w:r>
-      <w:hyperlink r:id="rId18">
-        <w:r>
-          <w:rPr>
-            <w:lang w:val="en_US" w:bidi="en_US"/>
-          </w:rPr>
-          <w:rPr>
-            <w:color w:val="0000EE"/>
-            <w:u w:val="single"/>
-          </w:rPr>
-          <w:t>heaven</w:t>
-        </w:r>
-      </w:hyperlink>
+      <w:r>
+        <w:rPr>
+          <w:lang w:val="en_US" w:bidi="en_US"/>
+        </w:rPr>
+        <w:t>heaven</w:t>
+      </w:r>
       <w:r>
         <w:rPr>
           <w:lang w:val="en_US" w:bidi="en_US"/>
@@ -19239,18 +19101,12 @@
         </w:rPr>
         <w:t xml:space="preserve">. Look up </w:t>
       </w:r>
-      <w:hyperlink r:id="rId19">
-        <w:r>
-          <w:rPr>
-            <w:lang w:val="en_US" w:bidi="en_US"/>
-          </w:rPr>
-          <w:rPr>
-            <w:color w:val="0000EE"/>
-            <w:u w:val="single"/>
-          </w:rPr>
-          <w:t>angels</w:t>
-        </w:r>
-      </w:hyperlink>
+      <w:r>
+        <w:rPr>
+          <w:lang w:val="en_US" w:bidi="en_US"/>
+        </w:rPr>
+        <w:t>angels</w:t>
+      </w:r>
       <w:r>
         <w:rPr>
           <w:lang w:val="en_US" w:bidi="en_US"/>
@@ -19309,43 +19165,7 @@
         <w:rPr>
           <w:lang w:val="en_US" w:bidi="en_US"/>
         </w:rPr>
-        <w:t xml:space="preserve">. If you have already translated this word in another book of the Bible, use the same word that you have used there. Listen to the sound of a </w:t>
-      </w:r>
-      <w:hyperlink r:id="rId15">
-        <w:r>
-          <w:rPr>
-            <w:lang w:val="en_US" w:bidi="en_US"/>
-          </w:rPr>
-          <w:rPr>
-            <w:color w:val="0000EE"/>
-            <w:u w:val="single"/>
-          </w:rPr>
-          <w:t>trumpet</w:t>
-        </w:r>
-      </w:hyperlink>
-      <w:r>
-        <w:rPr>
-          <w:lang w:val="en_US" w:bidi="en_US"/>
-        </w:rPr>
-        <w:t xml:space="preserve">. Look at the picture of a </w:t>
-      </w:r>
-      <w:hyperlink r:id="rId15">
-        <w:r>
-          <w:rPr>
-            <w:lang w:val="en_US" w:bidi="en_US"/>
-          </w:rPr>
-          <w:rPr>
-            <w:color w:val="0000EE"/>
-            <w:u w:val="single"/>
-          </w:rPr>
-          <w:t>trumpet</w:t>
-        </w:r>
-      </w:hyperlink>
-      <w:r>
-        <w:rPr>
-          <w:lang w:val="en_US" w:bidi="en_US"/>
-        </w:rPr>
-        <w:t>. Pause this audio here.</w:t>
+        <w:t>. If you have already translated this word in another book of the Bible, use the same word that you have used there. Listen to the sound of a trumpet. Look at the picture of a trumpet. Pause this audio here.</w:t>
       </w:r>
     </w:p>
     <w:p>
@@ -19374,18 +19194,12 @@
         </w:rPr>
         <w:t xml:space="preserve"> will rise first. These are people who have trusted Jesus Christ as their savior. Use the same word for Christ as you have used in previous passages, and remember that </w:t>
       </w:r>
-      <w:hyperlink r:id="rId20">
-        <w:r>
-          <w:rPr>
-            <w:lang w:val="en_US" w:bidi="en_US"/>
-          </w:rPr>
-          <w:rPr>
-            <w:color w:val="0000EE"/>
-            <w:u w:val="single"/>
-          </w:rPr>
-          <w:t>Christ</w:t>
-        </w:r>
-      </w:hyperlink>
+      <w:r>
+        <w:rPr>
+          <w:lang w:val="en_US" w:bidi="en_US"/>
+        </w:rPr>
+        <w:t>Christ</w:t>
+      </w:r>
       <w:r>
         <w:rPr>
           <w:lang w:val="en_US" w:bidi="en_US"/>
@@ -20072,36 +19886,24 @@
         </w:rPr>
         <w:t xml:space="preserve">Stop here and look at a picture of a soldier's </w:t>
       </w:r>
-      <w:hyperlink r:id="rId21">
-        <w:r>
-          <w:rPr>
-            <w:lang w:val="en_US" w:bidi="en_US"/>
-          </w:rPr>
-          <w:rPr>
-            <w:color w:val="0000EE"/>
-            <w:u w:val="single"/>
-          </w:rPr>
-          <w:t>helmet</w:t>
-        </w:r>
-      </w:hyperlink>
+      <w:r>
+        <w:rPr>
+          <w:lang w:val="en_US" w:bidi="en_US"/>
+        </w:rPr>
+        <w:t>helmet</w:t>
+      </w:r>
       <w:r>
         <w:rPr>
           <w:lang w:val="en_US" w:bidi="en_US"/>
         </w:rPr>
         <w:t xml:space="preserve"> and </w:t>
       </w:r>
-      <w:hyperlink r:id="rId22">
-        <w:r>
-          <w:rPr>
-            <w:lang w:val="en_US" w:bidi="en_US"/>
-          </w:rPr>
-          <w:rPr>
-            <w:color w:val="0000EE"/>
-            <w:u w:val="single"/>
-          </w:rPr>
-          <w:t>breastplate</w:t>
-        </w:r>
-      </w:hyperlink>
+      <w:r>
+        <w:rPr>
+          <w:lang w:val="en_US" w:bidi="en_US"/>
+        </w:rPr>
+        <w:t>breastplate</w:t>
+      </w:r>
       <w:r>
         <w:rPr>
           <w:lang w:val="en_US" w:bidi="en_US"/>
@@ -21414,18 +21216,12 @@
         </w:rPr>
         <w:t xml:space="preserve"> will come. Use the same word or phrase for brothers and sisters as you have used in previous passages. The "Day of the Lord" means the day when the Lord Jesus will return to earth. For more information on </w:t>
       </w:r>
-      <w:hyperlink r:id="rId17">
-        <w:r>
-          <w:rPr>
-            <w:lang w:val="en_US" w:bidi="en_US"/>
-          </w:rPr>
-          <w:rPr>
-            <w:color w:val="0000EE"/>
-            <w:u w:val="single"/>
-          </w:rPr>
-          <w:t>Lord</w:t>
-        </w:r>
-      </w:hyperlink>
+      <w:r>
+        <w:rPr>
+          <w:lang w:val="en_US" w:bidi="en_US"/>
+        </w:rPr>
+        <w:t>Lord</w:t>
+      </w:r>
       <w:r>
         <w:rPr>
           <w:lang w:val="en_US" w:bidi="en_US"/>
@@ -21459,18 +21255,12 @@
         </w:rPr>
         <w:t xml:space="preserve"> and safety." Use the same word for peace that you used in previous passages, and remember that </w:t>
       </w:r>
-      <w:hyperlink r:id="rId23">
-        <w:r>
-          <w:rPr>
-            <w:lang w:val="en_US" w:bidi="en_US"/>
-          </w:rPr>
-          <w:rPr>
-            <w:color w:val="0000EE"/>
-            <w:u w:val="single"/>
-          </w:rPr>
-          <w:t>peace</w:t>
-        </w:r>
-      </w:hyperlink>
+      <w:r>
+        <w:rPr>
+          <w:lang w:val="en_US" w:bidi="en_US"/>
+        </w:rPr>
+        <w:t>peace</w:t>
+      </w:r>
       <w:r>
         <w:rPr>
           <w:lang w:val="en_US" w:bidi="en_US"/>
@@ -21531,18 +21321,12 @@
         </w:rPr>
         <w:t xml:space="preserve">, if you choose to use the word for evil in your translation. For more information on </w:t>
       </w:r>
-      <w:hyperlink r:id="rId24">
-        <w:r>
-          <w:rPr>
-            <w:lang w:val="en_US" w:bidi="en_US"/>
-          </w:rPr>
-          <w:rPr>
-            <w:color w:val="0000EE"/>
-            <w:u w:val="single"/>
-          </w:rPr>
-          <w:t>evil</w:t>
-        </w:r>
-      </w:hyperlink>
+      <w:r>
+        <w:rPr>
+          <w:lang w:val="en_US" w:bidi="en_US"/>
+        </w:rPr>
+        <w:t>evil</w:t>
+      </w:r>
       <w:r>
         <w:rPr>
           <w:lang w:val="en_US" w:bidi="en_US"/>
@@ -21616,62 +21400,77 @@
         </w:rPr>
         <w:t xml:space="preserve">, or confidently expecting that Jesus will save us. Use the same words or phrases for faith and hope that you have used in previous passages, and remember that </w:t>
       </w:r>
-      <w:hyperlink r:id="rId25">
-        <w:r>
-          <w:rPr>
-            <w:lang w:val="en_US" w:bidi="en_US"/>
-          </w:rPr>
-          <w:rPr>
-            <w:color w:val="0000EE"/>
-            <w:u w:val="single"/>
-          </w:rPr>
-          <w:t>faith</w:t>
-        </w:r>
-      </w:hyperlink>
+      <w:r>
+        <w:rPr>
+          <w:lang w:val="en_US" w:bidi="en_US"/>
+        </w:rPr>
+        <w:t>faith</w:t>
+      </w:r>
+      <w:r>
+        <w:rPr>
+          <w:lang w:val="en_US" w:bidi="en_US"/>
+        </w:rPr>
+        <w:t xml:space="preserve"> and hope are in the Master Glossary.</w:t>
+      </w:r>
+    </w:p>
+    <w:p>
+      <w:pPr/>
+      <w:r>
+        <w:rPr>
+          <w:lang w:val="en_US" w:bidi="en_US"/>
+        </w:rPr>
+      </w:r>
+      <w:r>
+        <w:rPr>
+          <w:lang w:val="en_US" w:bidi="en_US"/>
+        </w:rPr>
+        <w:t xml:space="preserve">When we trust, love, and hope in Jesus, this is similar to the </w:t>
+      </w:r>
+      <w:r>
+        <w:rPr>
+          <w:b/>
+          <w:lang w:val="en_US" w:bidi="en_US"/>
+        </w:rPr>
+        <w:t>breastplates</w:t>
+      </w:r>
       <w:r>
         <w:rPr>
           <w:lang w:val="en_US" w:bidi="en_US"/>
         </w:rPr>
         <w:t xml:space="preserve"> and </w:t>
       </w:r>
-      <w:hyperlink r:id="rId16">
-        <w:r>
-          <w:rPr>
-            <w:lang w:val="en_US" w:bidi="en_US"/>
-          </w:rPr>
-          <w:rPr>
-            <w:color w:val="0000EE"/>
-            <w:u w:val="single"/>
-          </w:rPr>
-          <w:t>hope</w:t>
-        </w:r>
-      </w:hyperlink>
-      <w:r>
-        <w:rPr>
-          <w:lang w:val="en_US" w:bidi="en_US"/>
-        </w:rPr>
-        <w:t xml:space="preserve"> are in the Master Glossary.</w:t>
-      </w:r>
-    </w:p>
-    <w:p>
-      <w:pPr/>
-      <w:r>
-        <w:rPr>
-          <w:lang w:val="en_US" w:bidi="en_US"/>
-        </w:rPr>
-      </w:r>
-      <w:r>
-        <w:rPr>
-          <w:lang w:val="en_US" w:bidi="en_US"/>
-        </w:rPr>
-        <w:t xml:space="preserve">When we trust, love, and hope in Jesus, this is similar to the </w:t>
-      </w:r>
       <w:r>
         <w:rPr>
           <w:b/>
           <w:lang w:val="en_US" w:bidi="en_US"/>
         </w:rPr>
-        <w:t>breastplates</w:t>
+        <w:t>helmets</w:t>
+      </w:r>
+      <w:r>
+        <w:rPr>
+          <w:lang w:val="en_US" w:bidi="en_US"/>
+        </w:rPr>
+        <w:t xml:space="preserve"> that soldiers will wear to protect themselves. A breastplate is a type of body armor that covers the front and sometimes the back of the upper body. A breastplate provides essential protection to one of the most vulnerable areas in battle. People made helmets from metal and used them to protect the heads of the soldiers from swords and arrows.</w:t>
+      </w:r>
+    </w:p>
+    <w:p>
+      <w:pPr/>
+      <w:r>
+        <w:rPr>
+          <w:lang w:val="en_US" w:bidi="en_US"/>
+        </w:rPr>
+      </w:r>
+      <w:r>
+        <w:rPr>
+          <w:lang w:val="en_US" w:bidi="en_US"/>
+        </w:rPr>
+        <w:t xml:space="preserve">Stop here and look at a Roman </w:t>
+      </w:r>
+      <w:r>
+        <w:rPr>
+          <w:lang w:val="en_US" w:bidi="en_US"/>
+        </w:rPr>
+        <w:t>breastplate</w:t>
       </w:r>
       <w:r>
         <w:rPr>
@@ -21681,255 +21480,174 @@
       </w:r>
       <w:r>
         <w:rPr>
+          <w:lang w:val="en_US" w:bidi="en_US"/>
+        </w:rPr>
+        <w:t>helmet</w:t>
+      </w:r>
+      <w:r>
+        <w:rPr>
+          <w:lang w:val="en_US" w:bidi="en_US"/>
+        </w:rPr>
+        <w:t xml:space="preserve"> as a group, if needed. Discuss as a group what word or phrase you will use for </w:t>
+      </w:r>
+      <w:r>
+        <w:rPr>
           <w:b/>
           <w:lang w:val="en_US" w:bidi="en_US"/>
         </w:rPr>
-        <w:t>helmets</w:t>
-      </w:r>
-      <w:r>
-        <w:rPr>
-          <w:lang w:val="en_US" w:bidi="en_US"/>
-        </w:rPr>
-        <w:t xml:space="preserve"> that soldiers will wear to protect themselves. A breastplate is a type of body armor that covers the front and sometimes the back of the upper body. A breastplate provides essential protection to one of the most vulnerable areas in battle. People made helmets from metal and used them to protect the heads of the soldiers from swords and arrows.</w:t>
-      </w:r>
-    </w:p>
-    <w:p>
-      <w:pPr/>
-      <w:r>
-        <w:rPr>
-          <w:lang w:val="en_US" w:bidi="en_US"/>
-        </w:rPr>
-      </w:r>
-      <w:r>
-        <w:rPr>
-          <w:lang w:val="en_US" w:bidi="en_US"/>
-        </w:rPr>
-        <w:t xml:space="preserve">Stop here and look at a Roman </w:t>
-      </w:r>
-      <w:hyperlink r:id="rId22">
-        <w:r>
-          <w:rPr>
-            <w:lang w:val="en_US" w:bidi="en_US"/>
-          </w:rPr>
-          <w:rPr>
-            <w:color w:val="0000EE"/>
-            <w:u w:val="single"/>
-          </w:rPr>
-          <w:t>breastplate</w:t>
-        </w:r>
-      </w:hyperlink>
-      <w:r>
-        <w:rPr>
-          <w:lang w:val="en_US" w:bidi="en_US"/>
-        </w:rPr>
-        <w:t xml:space="preserve"> and </w:t>
-      </w:r>
-      <w:hyperlink r:id="rId21">
-        <w:r>
-          <w:rPr>
-            <w:lang w:val="en_US" w:bidi="en_US"/>
-          </w:rPr>
-          <w:rPr>
-            <w:color w:val="0000EE"/>
-            <w:u w:val="single"/>
-          </w:rPr>
-          <w:t>helmet</w:t>
-        </w:r>
-      </w:hyperlink>
-      <w:r>
-        <w:rPr>
-          <w:lang w:val="en_US" w:bidi="en_US"/>
-        </w:rPr>
-        <w:t xml:space="preserve"> as a group, if needed. Discuss as a group what word or phrase you will use for </w:t>
+        <w:t>breastplate</w:t>
+      </w:r>
+      <w:r>
+        <w:rPr>
+          <w:lang w:val="en_US" w:bidi="en_US"/>
+        </w:rPr>
+        <w:t xml:space="preserve"> and for </w:t>
       </w:r>
       <w:r>
         <w:rPr>
           <w:b/>
           <w:lang w:val="en_US" w:bidi="en_US"/>
         </w:rPr>
-        <w:t>breastplate</w:t>
-      </w:r>
-      <w:r>
-        <w:rPr>
-          <w:lang w:val="en_US" w:bidi="en_US"/>
-        </w:rPr>
-        <w:t xml:space="preserve"> and for </w:t>
+        <w:t>helmet</w:t>
+      </w:r>
+      <w:r>
+        <w:rPr>
+          <w:lang w:val="en_US" w:bidi="en_US"/>
+        </w:rPr>
+        <w:t>. If you have already translated this word in another book of the Bible, use the same word that you have used there. Pause this audio here.</w:t>
+      </w:r>
+    </w:p>
+    <w:p>
+      <w:pPr/>
+      <w:r>
+        <w:rPr>
+          <w:lang w:val="en_US" w:bidi="en_US"/>
+        </w:rPr>
+      </w:r>
+      <w:r>
+        <w:rPr>
+          <w:lang w:val="en_US" w:bidi="en_US"/>
+        </w:rPr>
+        <w:t xml:space="preserve">We need to do this because God did not choose us to suffer </w:t>
       </w:r>
       <w:r>
         <w:rPr>
           <w:b/>
           <w:lang w:val="en_US" w:bidi="en_US"/>
         </w:rPr>
-        <w:t>helmet</w:t>
-      </w:r>
-      <w:r>
-        <w:rPr>
-          <w:lang w:val="en_US" w:bidi="en_US"/>
-        </w:rPr>
-        <w:t>. If you have already translated this word in another book of the Bible, use the same word that you have used there. Pause this audio here.</w:t>
-      </w:r>
-    </w:p>
-    <w:p>
-      <w:pPr/>
-      <w:r>
-        <w:rPr>
-          <w:lang w:val="en_US" w:bidi="en_US"/>
-        </w:rPr>
-      </w:r>
-      <w:r>
-        <w:rPr>
-          <w:lang w:val="en_US" w:bidi="en_US"/>
-        </w:rPr>
-        <w:t xml:space="preserve">We need to do this because God did not choose us to suffer </w:t>
+        <w:t>wrath</w:t>
+      </w:r>
+      <w:r>
+        <w:rPr>
+          <w:lang w:val="en_US" w:bidi="en_US"/>
+        </w:rPr>
+        <w:t>, or to punish us for our sins. Wrath is the very strong anger that God shows when God sees sin in the world.</w:t>
+      </w:r>
+    </w:p>
+    <w:p>
+      <w:pPr/>
+      <w:r>
+        <w:rPr>
+          <w:lang w:val="en_US" w:bidi="en_US"/>
+        </w:rPr>
+      </w:r>
+      <w:r>
+        <w:rPr>
+          <w:lang w:val="en_US" w:bidi="en_US"/>
+        </w:rPr>
+        <w:t>Stop here and discuss as a group how you will talk about the fact that God did not choose us and then make us suffer wrath, or become angry at us. If needed, look up wrath in the Master Glossary, and translate this word in the same way that you translated it in other parts of the Bible. Pause this audio here.</w:t>
+      </w:r>
+    </w:p>
+    <w:p>
+      <w:pPr/>
+      <w:r>
+        <w:rPr>
+          <w:lang w:val="en_US" w:bidi="en_US"/>
+        </w:rPr>
+      </w:r>
+      <w:r>
+        <w:rPr>
+          <w:lang w:val="en_US" w:bidi="en_US"/>
+        </w:rPr>
+        <w:t xml:space="preserve">God chose us so that he could save us because of what our Lord Jesus Christ has done. Jesus died for us so that we can live together with Jesus. It does not matter whether we are alive or dead when Jesus returns. If it is not clear as to why God would punish us, you can say that it is because of our sins. Remember that </w:t>
       </w:r>
       <w:r>
         <w:rPr>
           <w:b/>
           <w:lang w:val="en_US" w:bidi="en_US"/>
         </w:rPr>
-        <w:t>wrath</w:t>
-      </w:r>
-      <w:r>
-        <w:rPr>
-          <w:lang w:val="en_US" w:bidi="en_US"/>
-        </w:rPr>
-        <w:t>, or to punish us for our sins. Wrath is the very strong anger that God shows when God sees sin in the world.</w:t>
-      </w:r>
-    </w:p>
-    <w:p>
-      <w:pPr/>
-      <w:r>
-        <w:rPr>
-          <w:lang w:val="en_US" w:bidi="en_US"/>
-        </w:rPr>
-      </w:r>
-      <w:r>
-        <w:rPr>
-          <w:lang w:val="en_US" w:bidi="en_US"/>
-        </w:rPr>
-        <w:t xml:space="preserve">Stop here and discuss as a group how you will talk about the fact that God did not choose us and then make us suffer wrath, or become angry at us. If needed, look up </w:t>
-      </w:r>
-      <w:hyperlink r:id="rId26">
-        <w:r>
-          <w:rPr>
-            <w:lang w:val="en_US" w:bidi="en_US"/>
-          </w:rPr>
-          <w:rPr>
-            <w:color w:val="0000EE"/>
-            <w:u w:val="single"/>
-          </w:rPr>
-          <w:t>wrath</w:t>
-        </w:r>
-      </w:hyperlink>
-      <w:r>
-        <w:rPr>
-          <w:lang w:val="en_US" w:bidi="en_US"/>
-        </w:rPr>
-        <w:t xml:space="preserve"> in the Master Glossary, and translate this word in the same way that you translated it in other parts of the Bible. Pause this audio here.</w:t>
-      </w:r>
-    </w:p>
-    <w:p>
-      <w:pPr/>
-      <w:r>
-        <w:rPr>
-          <w:lang w:val="en_US" w:bidi="en_US"/>
-        </w:rPr>
-      </w:r>
-      <w:r>
-        <w:rPr>
-          <w:lang w:val="en_US" w:bidi="en_US"/>
-        </w:rPr>
-        <w:t xml:space="preserve">God chose us so that he could save us because of what our Lord Jesus Christ has done. Jesus died for us so that we can live together with Jesus. It does not matter whether we are alive or dead when Jesus returns. If it is not clear as to why God would punish us, you can say that it is because of our sins. Remember that </w:t>
+        <w:t>sin</w:t>
+      </w:r>
+      <w:r>
+        <w:rPr>
+          <w:lang w:val="en_US" w:bidi="en_US"/>
+        </w:rPr>
+        <w:t xml:space="preserve"> is any action, feeling, or thought that people do against God. For more information on </w:t>
+      </w:r>
+      <w:r>
+        <w:rPr>
+          <w:lang w:val="en_US" w:bidi="en_US"/>
+        </w:rPr>
+        <w:t>sin</w:t>
+      </w:r>
+      <w:r>
+        <w:rPr>
+          <w:lang w:val="en_US" w:bidi="en_US"/>
+        </w:rPr>
+        <w:t>, refer to the Master Glossary. If you choose to use the word sin in your translation, use the same word or phrase for sin as you used in previous passages.</w:t>
+      </w:r>
+    </w:p>
+    <w:p>
+      <w:pPr/>
+      <w:r>
+        <w:rPr>
+          <w:lang w:val="en_US" w:bidi="en_US"/>
+        </w:rPr>
+      </w:r>
+      <w:r>
+        <w:rPr>
+          <w:lang w:val="en_US" w:bidi="en_US"/>
+        </w:rPr>
+        <w:t xml:space="preserve">The Bible says that when a person leaves their bad ways and trusts in Jesus to forgive them for their bad ways, that person is </w:t>
       </w:r>
       <w:r>
         <w:rPr>
           <w:b/>
           <w:lang w:val="en_US" w:bidi="en_US"/>
         </w:rPr>
-        <w:t>sin</w:t>
-      </w:r>
-      <w:r>
-        <w:rPr>
-          <w:lang w:val="en_US" w:bidi="en_US"/>
-        </w:rPr>
-        <w:t xml:space="preserve"> is any action, feeling, or thought that people do against God. For more information on </w:t>
-      </w:r>
-      <w:hyperlink r:id="rId27">
-        <w:r>
-          <w:rPr>
-            <w:lang w:val="en_US" w:bidi="en_US"/>
-          </w:rPr>
-          <w:rPr>
-            <w:color w:val="0000EE"/>
-            <w:u w:val="single"/>
-          </w:rPr>
-          <w:t>sin</w:t>
-        </w:r>
-      </w:hyperlink>
-      <w:r>
-        <w:rPr>
-          <w:lang w:val="en_US" w:bidi="en_US"/>
-        </w:rPr>
-        <w:t>, refer to the Master Glossary. If you choose to use the word sin in your translation, use the same word or phrase for sin as you used in previous passages.</w:t>
-      </w:r>
-    </w:p>
-    <w:p>
-      <w:pPr/>
-      <w:r>
-        <w:rPr>
-          <w:lang w:val="en_US" w:bidi="en_US"/>
-        </w:rPr>
-      </w:r>
-      <w:r>
-        <w:rPr>
-          <w:lang w:val="en_US" w:bidi="en_US"/>
-        </w:rPr>
-        <w:t xml:space="preserve">The Bible says that when a person leaves their bad ways and trusts in Jesus to forgive them for their bad ways, that person is </w:t>
+        <w:t>saved</w:t>
+      </w:r>
+      <w:r>
+        <w:rPr>
+          <w:lang w:val="en_US" w:bidi="en_US"/>
+        </w:rPr>
+        <w:t xml:space="preserve"> and God gives that person eternal life. For more information on saved or </w:t>
+      </w:r>
+      <w:r>
+        <w:rPr>
+          <w:lang w:val="en_US" w:bidi="en_US"/>
+        </w:rPr>
+        <w:t>salvation</w:t>
+      </w:r>
+      <w:r>
+        <w:rPr>
+          <w:lang w:val="en_US" w:bidi="en_US"/>
+        </w:rPr>
+        <w:t>, refer to the Master Glossary. Use the same word or phrase for salvation as you have used in previous passages.</w:t>
+      </w:r>
+    </w:p>
+    <w:p>
+      <w:pPr/>
+      <w:r>
+        <w:rPr>
+          <w:lang w:val="en_US" w:bidi="en_US"/>
+        </w:rPr>
       </w:r>
       <w:r>
         <w:rPr>
           <w:b/>
           <w:lang w:val="en_US" w:bidi="en_US"/>
         </w:rPr>
-        <w:t>saved</w:t>
-      </w:r>
-      <w:r>
-        <w:rPr>
-          <w:lang w:val="en_US" w:bidi="en_US"/>
-        </w:rPr>
-        <w:t xml:space="preserve"> and God gives that person eternal life. For more information on saved or </w:t>
-      </w:r>
-      <w:hyperlink r:id="rId28">
-        <w:r>
-          <w:rPr>
-            <w:lang w:val="en_US" w:bidi="en_US"/>
-          </w:rPr>
-          <w:rPr>
-            <w:color w:val="0000EE"/>
-            <w:u w:val="single"/>
-          </w:rPr>
-          <w:t>salvation</w:t>
-        </w:r>
-      </w:hyperlink>
-      <w:r>
-        <w:rPr>
-          <w:lang w:val="en_US" w:bidi="en_US"/>
-        </w:rPr>
-        <w:t>, refer to the Master Glossary. Use the same word or phrase for salvation as you have used in previous passages.</w:t>
-      </w:r>
-    </w:p>
-    <w:p>
-      <w:pPr/>
-      <w:r>
-        <w:rPr>
-          <w:lang w:val="en_US" w:bidi="en_US"/>
-        </w:rPr>
-      </w:r>
-      <w:r>
-        <w:rPr>
-          <w:b/>
-          <w:lang w:val="en_US" w:bidi="en_US"/>
-        </w:rPr>
         <w:t>Christ</w:t>
       </w:r>
       <w:r>
@@ -21938,18 +21656,12 @@
         </w:rPr>
         <w:t xml:space="preserve"> means someone who is appointed for a special task. Here, it refers to Jesus, whom God had promised to send to save the people of this world. For more information on </w:t>
       </w:r>
-      <w:hyperlink r:id="rId20">
-        <w:r>
-          <w:rPr>
-            <w:lang w:val="en_US" w:bidi="en_US"/>
-          </w:rPr>
-          <w:rPr>
-            <w:color w:val="0000EE"/>
-            <w:u w:val="single"/>
-          </w:rPr>
-          <w:t>Christ</w:t>
-        </w:r>
-      </w:hyperlink>
+      <w:r>
+        <w:rPr>
+          <w:lang w:val="en_US" w:bidi="en_US"/>
+        </w:rPr>
+        <w:t>Christ</w:t>
+      </w:r>
       <w:r>
         <w:rPr>
           <w:lang w:val="en_US" w:bidi="en_US"/>

--- a/eng/docx/52.content.docx
+++ b/eng/docx/52.content.docx
@@ -3158,6 +3158,271 @@
         <w:rPr>
           <w:lang w:val="en_US" w:bidi="en_US"/>
         </w:rPr>
+        <w:t>1 Thessalonians 1:1–10</w:t>
+      </w:r>
+      <w:r>
+        <w:rPr>
+          <w:lang w:val="en_US" w:bidi="en_US"/>
+        </w:rPr>
+      </w:r>
+    </w:p>
+    <w:p>
+      <w:pPr>
+        <w:pStyle w:val="Heading4"/>
+      </w:pPr>
+      <w:r>
+        <w:rPr>
+          <w:lang w:val="en_US" w:bidi="en_US"/>
+        </w:rPr>
+        <w:t>Audio Content</w:t>
+      </w:r>
+      <w:r>
+        <w:rPr>
+          <w:lang w:val="en_US" w:bidi="en_US"/>
+        </w:rPr>
+      </w:r>
+      <w:r>
+        <w:rPr>
+          <w:lang w:val="en_US" w:bidi="en_US"/>
+        </w:rPr>
+      </w:r>
+    </w:p>
+    <w:p>
+      <w:pPr>
+        <w:pStyle w:val="ListBullet"/>
+        <w:spacing w:line="240" w:lineRule="auto"/>
+        <w:ind w:left="720"/>
+      </w:pPr>
+      <w:r>
+        <w:rPr>
+          <w:lang w:val="en_US" w:bidi="en_US"/>
+        </w:rPr>
+      </w:r>
+      <w:hyperlink r:id="rId13">
+        <w:r>
+          <w:rPr>
+            <w:lang w:val="en_US" w:bidi="en_US"/>
+          </w:rPr>
+          <w:rPr>
+            <w:color w:val="0000EE"/>
+            <w:u w:val="single"/>
+          </w:rPr>
+          <w:t>Hear and Heart</w:t>
+        </w:r>
+      </w:hyperlink>
+      <w:r>
+        <w:rPr>
+          <w:lang w:val="en_US" w:bidi="en_US"/>
+        </w:rPr>
+        <w:t xml:space="preserve"> (1.2 MB)</w:t>
+      </w:r>
+      <w:r>
+        <w:rPr>
+          <w:lang w:val="en_US" w:bidi="en_US"/>
+        </w:rPr>
+      </w:r>
+    </w:p>
+    <w:p>
+      <w:pPr>
+        <w:pStyle w:val="ListBullet"/>
+        <w:spacing w:line="240" w:lineRule="auto"/>
+        <w:ind w:left="720"/>
+      </w:pPr>
+      <w:r>
+        <w:rPr>
+          <w:lang w:val="en_US" w:bidi="en_US"/>
+        </w:rPr>
+      </w:r>
+      <w:hyperlink r:id="rId14">
+        <w:r>
+          <w:rPr>
+            <w:lang w:val="en_US" w:bidi="en_US"/>
+          </w:rPr>
+          <w:rPr>
+            <w:color w:val="0000EE"/>
+            <w:u w:val="single"/>
+          </w:rPr>
+          <w:t>Setting the Stage</w:t>
+        </w:r>
+      </w:hyperlink>
+      <w:r>
+        <w:rPr>
+          <w:lang w:val="en_US" w:bidi="en_US"/>
+        </w:rPr>
+        <w:t xml:space="preserve"> (5.5 MB)</w:t>
+      </w:r>
+      <w:r>
+        <w:rPr>
+          <w:lang w:val="en_US" w:bidi="en_US"/>
+        </w:rPr>
+      </w:r>
+    </w:p>
+    <w:p>
+      <w:pPr>
+        <w:pStyle w:val="ListBullet"/>
+        <w:spacing w:line="240" w:lineRule="auto"/>
+        <w:ind w:left="720"/>
+      </w:pPr>
+      <w:r>
+        <w:rPr>
+          <w:lang w:val="en_US" w:bidi="en_US"/>
+        </w:rPr>
+      </w:r>
+      <w:hyperlink r:id="rId15">
+        <w:r>
+          <w:rPr>
+            <w:lang w:val="en_US" w:bidi="en_US"/>
+          </w:rPr>
+          <w:rPr>
+            <w:color w:val="0000EE"/>
+            <w:u w:val="single"/>
+          </w:rPr>
+          <w:t>Defining the Scenes</w:t>
+        </w:r>
+      </w:hyperlink>
+      <w:r>
+        <w:rPr>
+          <w:lang w:val="en_US" w:bidi="en_US"/>
+        </w:rPr>
+        <w:t xml:space="preserve"> (8.8 MB)</w:t>
+      </w:r>
+      <w:r>
+        <w:rPr>
+          <w:lang w:val="en_US" w:bidi="en_US"/>
+        </w:rPr>
+      </w:r>
+    </w:p>
+    <w:p>
+      <w:pPr>
+        <w:pStyle w:val="ListBullet"/>
+        <w:spacing w:line="240" w:lineRule="auto"/>
+        <w:ind w:left="720"/>
+      </w:pPr>
+      <w:r>
+        <w:rPr>
+          <w:lang w:val="en_US" w:bidi="en_US"/>
+        </w:rPr>
+      </w:r>
+      <w:hyperlink r:id="rId16">
+        <w:r>
+          <w:rPr>
+            <w:lang w:val="en_US" w:bidi="en_US"/>
+          </w:rPr>
+          <w:rPr>
+            <w:color w:val="0000EE"/>
+            <w:u w:val="single"/>
+          </w:rPr>
+          <w:t>Embodying the Text</w:t>
+        </w:r>
+      </w:hyperlink>
+      <w:r>
+        <w:rPr>
+          <w:lang w:val="en_US" w:bidi="en_US"/>
+        </w:rPr>
+        <w:t xml:space="preserve"> (8.7 MB)</w:t>
+      </w:r>
+      <w:r>
+        <w:rPr>
+          <w:lang w:val="en_US" w:bidi="en_US"/>
+        </w:rPr>
+      </w:r>
+    </w:p>
+    <w:p>
+      <w:pPr>
+        <w:pStyle w:val="ListBullet"/>
+        <w:spacing w:line="240" w:lineRule="auto"/>
+        <w:ind w:left="720"/>
+      </w:pPr>
+      <w:r>
+        <w:rPr>
+          <w:lang w:val="en_US" w:bidi="en_US"/>
+        </w:rPr>
+      </w:r>
+      <w:hyperlink r:id="rId17">
+        <w:r>
+          <w:rPr>
+            <w:lang w:val="en_US" w:bidi="en_US"/>
+          </w:rPr>
+          <w:rPr>
+            <w:color w:val="0000EE"/>
+            <w:u w:val="single"/>
+          </w:rPr>
+          <w:t>Filling the Gaps</w:t>
+        </w:r>
+      </w:hyperlink>
+      <w:r>
+        <w:rPr>
+          <w:lang w:val="en_US" w:bidi="en_US"/>
+        </w:rPr>
+        <w:t xml:space="preserve"> (9.8 MB)</w:t>
+      </w:r>
+      <w:r>
+        <w:rPr>
+          <w:lang w:val="en_US" w:bidi="en_US"/>
+        </w:rPr>
+      </w:r>
+    </w:p>
+    <w:p>
+      <w:pPr>
+        <w:pStyle w:val="ListBullet"/>
+        <w:spacing w:line="240" w:lineRule="auto"/>
+        <w:ind w:left="720"/>
+      </w:pPr>
+      <w:r>
+        <w:rPr>
+          <w:lang w:val="en_US" w:bidi="en_US"/>
+        </w:rPr>
+      </w:r>
+      <w:hyperlink r:id="rId18">
+        <w:r>
+          <w:rPr>
+            <w:lang w:val="en_US" w:bidi="en_US"/>
+          </w:rPr>
+          <w:rPr>
+            <w:color w:val="0000EE"/>
+            <w:u w:val="single"/>
+          </w:rPr>
+          <w:t>Speaking the Word</w:t>
+        </w:r>
+      </w:hyperlink>
+      <w:r>
+        <w:rPr>
+          <w:lang w:val="en_US" w:bidi="en_US"/>
+        </w:rPr>
+        <w:t xml:space="preserve"> (1.6 MB)</w:t>
+      </w:r>
+      <w:r>
+        <w:rPr>
+          <w:lang w:val="en_US" w:bidi="en_US"/>
+        </w:rPr>
+      </w:r>
+      <w:r>
+        <w:rPr>
+          <w:lang w:val="en_US" w:bidi="en_US"/>
+        </w:rPr>
+      </w:r>
+      <w:r>
+        <w:rPr>
+          <w:lang w:val="en_US" w:bidi="en_US"/>
+        </w:rPr>
+      </w:r>
+    </w:p>
+    <w:p>
+      <w:pPr/>
+      <w:r>
+        <w:rPr>
+          <w:lang w:val="en_US" w:bidi="en_US"/>
+        </w:rPr>
+      </w:r>
+    </w:p>
+    <w:p>
+      <w:pPr>
+        <w:pStyle w:val="Heading2"/>
+      </w:pPr>
+      <w:r>
+        <w:rPr>
+          <w:lang w:val="en_US" w:bidi="en_US"/>
+        </w:rPr>
         <w:t>1 Thessalonians 2:1–8</w:t>
       </w:r>
       <w:r>
@@ -5241,6 +5506,271 @@
         <w:rPr>
           <w:lang w:val="en_US" w:bidi="en_US"/>
         </w:rPr>
+        <w:t>1 Thessalonians 2:1–8</w:t>
+      </w:r>
+      <w:r>
+        <w:rPr>
+          <w:lang w:val="en_US" w:bidi="en_US"/>
+        </w:rPr>
+      </w:r>
+    </w:p>
+    <w:p>
+      <w:pPr>
+        <w:pStyle w:val="Heading4"/>
+      </w:pPr>
+      <w:r>
+        <w:rPr>
+          <w:lang w:val="en_US" w:bidi="en_US"/>
+        </w:rPr>
+        <w:t>Audio Content</w:t>
+      </w:r>
+      <w:r>
+        <w:rPr>
+          <w:lang w:val="en_US" w:bidi="en_US"/>
+        </w:rPr>
+      </w:r>
+      <w:r>
+        <w:rPr>
+          <w:lang w:val="en_US" w:bidi="en_US"/>
+        </w:rPr>
+      </w:r>
+    </w:p>
+    <w:p>
+      <w:pPr>
+        <w:pStyle w:val="ListBullet"/>
+        <w:spacing w:line="240" w:lineRule="auto"/>
+        <w:ind w:left="720"/>
+      </w:pPr>
+      <w:r>
+        <w:rPr>
+          <w:lang w:val="en_US" w:bidi="en_US"/>
+        </w:rPr>
+      </w:r>
+      <w:hyperlink r:id="rId19">
+        <w:r>
+          <w:rPr>
+            <w:lang w:val="en_US" w:bidi="en_US"/>
+          </w:rPr>
+          <w:rPr>
+            <w:color w:val="0000EE"/>
+            <w:u w:val="single"/>
+          </w:rPr>
+          <w:t>Hear and Heart</w:t>
+        </w:r>
+      </w:hyperlink>
+      <w:r>
+        <w:rPr>
+          <w:lang w:val="en_US" w:bidi="en_US"/>
+        </w:rPr>
+        <w:t xml:space="preserve"> (1.2 MB)</w:t>
+      </w:r>
+      <w:r>
+        <w:rPr>
+          <w:lang w:val="en_US" w:bidi="en_US"/>
+        </w:rPr>
+      </w:r>
+    </w:p>
+    <w:p>
+      <w:pPr>
+        <w:pStyle w:val="ListBullet"/>
+        <w:spacing w:line="240" w:lineRule="auto"/>
+        <w:ind w:left="720"/>
+      </w:pPr>
+      <w:r>
+        <w:rPr>
+          <w:lang w:val="en_US" w:bidi="en_US"/>
+        </w:rPr>
+      </w:r>
+      <w:hyperlink r:id="rId20">
+        <w:r>
+          <w:rPr>
+            <w:lang w:val="en_US" w:bidi="en_US"/>
+          </w:rPr>
+          <w:rPr>
+            <w:color w:val="0000EE"/>
+            <w:u w:val="single"/>
+          </w:rPr>
+          <w:t>Setting the Stage</w:t>
+        </w:r>
+      </w:hyperlink>
+      <w:r>
+        <w:rPr>
+          <w:lang w:val="en_US" w:bidi="en_US"/>
+        </w:rPr>
+        <w:t xml:space="preserve"> (5.4 MB)</w:t>
+      </w:r>
+      <w:r>
+        <w:rPr>
+          <w:lang w:val="en_US" w:bidi="en_US"/>
+        </w:rPr>
+      </w:r>
+    </w:p>
+    <w:p>
+      <w:pPr>
+        <w:pStyle w:val="ListBullet"/>
+        <w:spacing w:line="240" w:lineRule="auto"/>
+        <w:ind w:left="720"/>
+      </w:pPr>
+      <w:r>
+        <w:rPr>
+          <w:lang w:val="en_US" w:bidi="en_US"/>
+        </w:rPr>
+      </w:r>
+      <w:hyperlink r:id="rId21">
+        <w:r>
+          <w:rPr>
+            <w:lang w:val="en_US" w:bidi="en_US"/>
+          </w:rPr>
+          <w:rPr>
+            <w:color w:val="0000EE"/>
+            <w:u w:val="single"/>
+          </w:rPr>
+          <w:t>Defining the Scenes</w:t>
+        </w:r>
+      </w:hyperlink>
+      <w:r>
+        <w:rPr>
+          <w:lang w:val="en_US" w:bidi="en_US"/>
+        </w:rPr>
+        <w:t xml:space="preserve"> (6.5 MB)</w:t>
+      </w:r>
+      <w:r>
+        <w:rPr>
+          <w:lang w:val="en_US" w:bidi="en_US"/>
+        </w:rPr>
+      </w:r>
+    </w:p>
+    <w:p>
+      <w:pPr>
+        <w:pStyle w:val="ListBullet"/>
+        <w:spacing w:line="240" w:lineRule="auto"/>
+        <w:ind w:left="720"/>
+      </w:pPr>
+      <w:r>
+        <w:rPr>
+          <w:lang w:val="en_US" w:bidi="en_US"/>
+        </w:rPr>
+      </w:r>
+      <w:hyperlink r:id="rId22">
+        <w:r>
+          <w:rPr>
+            <w:lang w:val="en_US" w:bidi="en_US"/>
+          </w:rPr>
+          <w:rPr>
+            <w:color w:val="0000EE"/>
+            <w:u w:val="single"/>
+          </w:rPr>
+          <w:t>Embodying the Text</w:t>
+        </w:r>
+      </w:hyperlink>
+      <w:r>
+        <w:rPr>
+          <w:lang w:val="en_US" w:bidi="en_US"/>
+        </w:rPr>
+        <w:t xml:space="preserve"> (5.4 MB)</w:t>
+      </w:r>
+      <w:r>
+        <w:rPr>
+          <w:lang w:val="en_US" w:bidi="en_US"/>
+        </w:rPr>
+      </w:r>
+    </w:p>
+    <w:p>
+      <w:pPr>
+        <w:pStyle w:val="ListBullet"/>
+        <w:spacing w:line="240" w:lineRule="auto"/>
+        <w:ind w:left="720"/>
+      </w:pPr>
+      <w:r>
+        <w:rPr>
+          <w:lang w:val="en_US" w:bidi="en_US"/>
+        </w:rPr>
+      </w:r>
+      <w:hyperlink r:id="rId23">
+        <w:r>
+          <w:rPr>
+            <w:lang w:val="en_US" w:bidi="en_US"/>
+          </w:rPr>
+          <w:rPr>
+            <w:color w:val="0000EE"/>
+            <w:u w:val="single"/>
+          </w:rPr>
+          <w:t>Filling the Gaps</w:t>
+        </w:r>
+      </w:hyperlink>
+      <w:r>
+        <w:rPr>
+          <w:lang w:val="en_US" w:bidi="en_US"/>
+        </w:rPr>
+        <w:t xml:space="preserve"> (4.0 MB)</w:t>
+      </w:r>
+      <w:r>
+        <w:rPr>
+          <w:lang w:val="en_US" w:bidi="en_US"/>
+        </w:rPr>
+      </w:r>
+    </w:p>
+    <w:p>
+      <w:pPr>
+        <w:pStyle w:val="ListBullet"/>
+        <w:spacing w:line="240" w:lineRule="auto"/>
+        <w:ind w:left="720"/>
+      </w:pPr>
+      <w:r>
+        <w:rPr>
+          <w:lang w:val="en_US" w:bidi="en_US"/>
+        </w:rPr>
+      </w:r>
+      <w:hyperlink r:id="rId24">
+        <w:r>
+          <w:rPr>
+            <w:lang w:val="en_US" w:bidi="en_US"/>
+          </w:rPr>
+          <w:rPr>
+            <w:color w:val="0000EE"/>
+            <w:u w:val="single"/>
+          </w:rPr>
+          <w:t>Speaking the Word</w:t>
+        </w:r>
+      </w:hyperlink>
+      <w:r>
+        <w:rPr>
+          <w:lang w:val="en_US" w:bidi="en_US"/>
+        </w:rPr>
+        <w:t xml:space="preserve"> (1.6 MB)</w:t>
+      </w:r>
+      <w:r>
+        <w:rPr>
+          <w:lang w:val="en_US" w:bidi="en_US"/>
+        </w:rPr>
+      </w:r>
+      <w:r>
+        <w:rPr>
+          <w:lang w:val="en_US" w:bidi="en_US"/>
+        </w:rPr>
+      </w:r>
+      <w:r>
+        <w:rPr>
+          <w:lang w:val="en_US" w:bidi="en_US"/>
+        </w:rPr>
+      </w:r>
+    </w:p>
+    <w:p>
+      <w:pPr/>
+      <w:r>
+        <w:rPr>
+          <w:lang w:val="en_US" w:bidi="en_US"/>
+        </w:rPr>
+      </w:r>
+    </w:p>
+    <w:p>
+      <w:pPr>
+        <w:pStyle w:val="Heading2"/>
+      </w:pPr>
+      <w:r>
+        <w:rPr>
+          <w:lang w:val="en_US" w:bidi="en_US"/>
+        </w:rPr>
         <w:t>1 Thessalonians 2:9–13</w:t>
       </w:r>
       <w:r>
@@ -7235,6 +7765,271 @@
         <w:rPr>
           <w:lang w:val="en_US" w:bidi="en_US"/>
         </w:rPr>
+        <w:t>1 Thessalonians 2:9–13</w:t>
+      </w:r>
+      <w:r>
+        <w:rPr>
+          <w:lang w:val="en_US" w:bidi="en_US"/>
+        </w:rPr>
+      </w:r>
+    </w:p>
+    <w:p>
+      <w:pPr>
+        <w:pStyle w:val="Heading4"/>
+      </w:pPr>
+      <w:r>
+        <w:rPr>
+          <w:lang w:val="en_US" w:bidi="en_US"/>
+        </w:rPr>
+        <w:t>Audio Content</w:t>
+      </w:r>
+      <w:r>
+        <w:rPr>
+          <w:lang w:val="en_US" w:bidi="en_US"/>
+        </w:rPr>
+      </w:r>
+      <w:r>
+        <w:rPr>
+          <w:lang w:val="en_US" w:bidi="en_US"/>
+        </w:rPr>
+      </w:r>
+    </w:p>
+    <w:p>
+      <w:pPr>
+        <w:pStyle w:val="ListBullet"/>
+        <w:spacing w:line="240" w:lineRule="auto"/>
+        <w:ind w:left="720"/>
+      </w:pPr>
+      <w:r>
+        <w:rPr>
+          <w:lang w:val="en_US" w:bidi="en_US"/>
+        </w:rPr>
+      </w:r>
+      <w:hyperlink r:id="rId25">
+        <w:r>
+          <w:rPr>
+            <w:lang w:val="en_US" w:bidi="en_US"/>
+          </w:rPr>
+          <w:rPr>
+            <w:color w:val="0000EE"/>
+            <w:u w:val="single"/>
+          </w:rPr>
+          <w:t>Hear and Heart</w:t>
+        </w:r>
+      </w:hyperlink>
+      <w:r>
+        <w:rPr>
+          <w:lang w:val="en_US" w:bidi="en_US"/>
+        </w:rPr>
+        <w:t xml:space="preserve"> (1.0 MB)</w:t>
+      </w:r>
+      <w:r>
+        <w:rPr>
+          <w:lang w:val="en_US" w:bidi="en_US"/>
+        </w:rPr>
+      </w:r>
+    </w:p>
+    <w:p>
+      <w:pPr>
+        <w:pStyle w:val="ListBullet"/>
+        <w:spacing w:line="240" w:lineRule="auto"/>
+        <w:ind w:left="720"/>
+      </w:pPr>
+      <w:r>
+        <w:rPr>
+          <w:lang w:val="en_US" w:bidi="en_US"/>
+        </w:rPr>
+      </w:r>
+      <w:hyperlink r:id="rId26">
+        <w:r>
+          <w:rPr>
+            <w:lang w:val="en_US" w:bidi="en_US"/>
+          </w:rPr>
+          <w:rPr>
+            <w:color w:val="0000EE"/>
+            <w:u w:val="single"/>
+          </w:rPr>
+          <w:t>Setting the Stage</w:t>
+        </w:r>
+      </w:hyperlink>
+      <w:r>
+        <w:rPr>
+          <w:lang w:val="en_US" w:bidi="en_US"/>
+        </w:rPr>
+        <w:t xml:space="preserve"> (4.6 MB)</w:t>
+      </w:r>
+      <w:r>
+        <w:rPr>
+          <w:lang w:val="en_US" w:bidi="en_US"/>
+        </w:rPr>
+      </w:r>
+    </w:p>
+    <w:p>
+      <w:pPr>
+        <w:pStyle w:val="ListBullet"/>
+        <w:spacing w:line="240" w:lineRule="auto"/>
+        <w:ind w:left="720"/>
+      </w:pPr>
+      <w:r>
+        <w:rPr>
+          <w:lang w:val="en_US" w:bidi="en_US"/>
+        </w:rPr>
+      </w:r>
+      <w:hyperlink r:id="rId27">
+        <w:r>
+          <w:rPr>
+            <w:lang w:val="en_US" w:bidi="en_US"/>
+          </w:rPr>
+          <w:rPr>
+            <w:color w:val="0000EE"/>
+            <w:u w:val="single"/>
+          </w:rPr>
+          <w:t>Defining the Scenes</w:t>
+        </w:r>
+      </w:hyperlink>
+      <w:r>
+        <w:rPr>
+          <w:lang w:val="en_US" w:bidi="en_US"/>
+        </w:rPr>
+        <w:t xml:space="preserve"> (6.0 MB)</w:t>
+      </w:r>
+      <w:r>
+        <w:rPr>
+          <w:lang w:val="en_US" w:bidi="en_US"/>
+        </w:rPr>
+      </w:r>
+    </w:p>
+    <w:p>
+      <w:pPr>
+        <w:pStyle w:val="ListBullet"/>
+        <w:spacing w:line="240" w:lineRule="auto"/>
+        <w:ind w:left="720"/>
+      </w:pPr>
+      <w:r>
+        <w:rPr>
+          <w:lang w:val="en_US" w:bidi="en_US"/>
+        </w:rPr>
+      </w:r>
+      <w:hyperlink r:id="rId28">
+        <w:r>
+          <w:rPr>
+            <w:lang w:val="en_US" w:bidi="en_US"/>
+          </w:rPr>
+          <w:rPr>
+            <w:color w:val="0000EE"/>
+            <w:u w:val="single"/>
+          </w:rPr>
+          <w:t>Embodying the Text</w:t>
+        </w:r>
+      </w:hyperlink>
+      <w:r>
+        <w:rPr>
+          <w:lang w:val="en_US" w:bidi="en_US"/>
+        </w:rPr>
+        <w:t xml:space="preserve"> (3.5 MB)</w:t>
+      </w:r>
+      <w:r>
+        <w:rPr>
+          <w:lang w:val="en_US" w:bidi="en_US"/>
+        </w:rPr>
+      </w:r>
+    </w:p>
+    <w:p>
+      <w:pPr>
+        <w:pStyle w:val="ListBullet"/>
+        <w:spacing w:line="240" w:lineRule="auto"/>
+        <w:ind w:left="720"/>
+      </w:pPr>
+      <w:r>
+        <w:rPr>
+          <w:lang w:val="en_US" w:bidi="en_US"/>
+        </w:rPr>
+      </w:r>
+      <w:hyperlink r:id="rId29">
+        <w:r>
+          <w:rPr>
+            <w:lang w:val="en_US" w:bidi="en_US"/>
+          </w:rPr>
+          <w:rPr>
+            <w:color w:val="0000EE"/>
+            <w:u w:val="single"/>
+          </w:rPr>
+          <w:t>Filling the Gaps</w:t>
+        </w:r>
+      </w:hyperlink>
+      <w:r>
+        <w:rPr>
+          <w:lang w:val="en_US" w:bidi="en_US"/>
+        </w:rPr>
+        <w:t xml:space="preserve"> (3.6 MB)</w:t>
+      </w:r>
+      <w:r>
+        <w:rPr>
+          <w:lang w:val="en_US" w:bidi="en_US"/>
+        </w:rPr>
+      </w:r>
+    </w:p>
+    <w:p>
+      <w:pPr>
+        <w:pStyle w:val="ListBullet"/>
+        <w:spacing w:line="240" w:lineRule="auto"/>
+        <w:ind w:left="720"/>
+      </w:pPr>
+      <w:r>
+        <w:rPr>
+          <w:lang w:val="en_US" w:bidi="en_US"/>
+        </w:rPr>
+      </w:r>
+      <w:hyperlink r:id="rId30">
+        <w:r>
+          <w:rPr>
+            <w:lang w:val="en_US" w:bidi="en_US"/>
+          </w:rPr>
+          <w:rPr>
+            <w:color w:val="0000EE"/>
+            <w:u w:val="single"/>
+          </w:rPr>
+          <w:t>Speaking the Word</w:t>
+        </w:r>
+      </w:hyperlink>
+      <w:r>
+        <w:rPr>
+          <w:lang w:val="en_US" w:bidi="en_US"/>
+        </w:rPr>
+        <w:t xml:space="preserve"> (1.5 MB)</w:t>
+      </w:r>
+      <w:r>
+        <w:rPr>
+          <w:lang w:val="en_US" w:bidi="en_US"/>
+        </w:rPr>
+      </w:r>
+      <w:r>
+        <w:rPr>
+          <w:lang w:val="en_US" w:bidi="en_US"/>
+        </w:rPr>
+      </w:r>
+      <w:r>
+        <w:rPr>
+          <w:lang w:val="en_US" w:bidi="en_US"/>
+        </w:rPr>
+      </w:r>
+    </w:p>
+    <w:p>
+      <w:pPr/>
+      <w:r>
+        <w:rPr>
+          <w:lang w:val="en_US" w:bidi="en_US"/>
+        </w:rPr>
+      </w:r>
+    </w:p>
+    <w:p>
+      <w:pPr>
+        <w:pStyle w:val="Heading2"/>
+      </w:pPr>
+      <w:r>
+        <w:rPr>
+          <w:lang w:val="en_US" w:bidi="en_US"/>
+        </w:rPr>
         <w:t>1 Thessalonians 2:14–16</w:t>
       </w:r>
       <w:r>
@@ -9256,6 +10051,271 @@
         <w:rPr>
           <w:lang w:val="en_US" w:bidi="en_US"/>
         </w:rPr>
+        <w:t>1 Thessalonians 2:14–16</w:t>
+      </w:r>
+      <w:r>
+        <w:rPr>
+          <w:lang w:val="en_US" w:bidi="en_US"/>
+        </w:rPr>
+      </w:r>
+    </w:p>
+    <w:p>
+      <w:pPr>
+        <w:pStyle w:val="Heading4"/>
+      </w:pPr>
+      <w:r>
+        <w:rPr>
+          <w:lang w:val="en_US" w:bidi="en_US"/>
+        </w:rPr>
+        <w:t>Audio Content</w:t>
+      </w:r>
+      <w:r>
+        <w:rPr>
+          <w:lang w:val="en_US" w:bidi="en_US"/>
+        </w:rPr>
+      </w:r>
+      <w:r>
+        <w:rPr>
+          <w:lang w:val="en_US" w:bidi="en_US"/>
+        </w:rPr>
+      </w:r>
+    </w:p>
+    <w:p>
+      <w:pPr>
+        <w:pStyle w:val="ListBullet"/>
+        <w:spacing w:line="240" w:lineRule="auto"/>
+        <w:ind w:left="720"/>
+      </w:pPr>
+      <w:r>
+        <w:rPr>
+          <w:lang w:val="en_US" w:bidi="en_US"/>
+        </w:rPr>
+      </w:r>
+      <w:hyperlink r:id="rId31">
+        <w:r>
+          <w:rPr>
+            <w:lang w:val="en_US" w:bidi="en_US"/>
+          </w:rPr>
+          <w:rPr>
+            <w:color w:val="0000EE"/>
+            <w:u w:val="single"/>
+          </w:rPr>
+          <w:t>Hear and Heart</w:t>
+        </w:r>
+      </w:hyperlink>
+      <w:r>
+        <w:rPr>
+          <w:lang w:val="en_US" w:bidi="en_US"/>
+        </w:rPr>
+        <w:t xml:space="preserve"> (1.1 MB)</w:t>
+      </w:r>
+      <w:r>
+        <w:rPr>
+          <w:lang w:val="en_US" w:bidi="en_US"/>
+        </w:rPr>
+      </w:r>
+    </w:p>
+    <w:p>
+      <w:pPr>
+        <w:pStyle w:val="ListBullet"/>
+        <w:spacing w:line="240" w:lineRule="auto"/>
+        <w:ind w:left="720"/>
+      </w:pPr>
+      <w:r>
+        <w:rPr>
+          <w:lang w:val="en_US" w:bidi="en_US"/>
+        </w:rPr>
+      </w:r>
+      <w:hyperlink r:id="rId32">
+        <w:r>
+          <w:rPr>
+            <w:lang w:val="en_US" w:bidi="en_US"/>
+          </w:rPr>
+          <w:rPr>
+            <w:color w:val="0000EE"/>
+            <w:u w:val="single"/>
+          </w:rPr>
+          <w:t>Setting the Stage</w:t>
+        </w:r>
+      </w:hyperlink>
+      <w:r>
+        <w:rPr>
+          <w:lang w:val="en_US" w:bidi="en_US"/>
+        </w:rPr>
+        <w:t xml:space="preserve"> (4.2 MB)</w:t>
+      </w:r>
+      <w:r>
+        <w:rPr>
+          <w:lang w:val="en_US" w:bidi="en_US"/>
+        </w:rPr>
+      </w:r>
+    </w:p>
+    <w:p>
+      <w:pPr>
+        <w:pStyle w:val="ListBullet"/>
+        <w:spacing w:line="240" w:lineRule="auto"/>
+        <w:ind w:left="720"/>
+      </w:pPr>
+      <w:r>
+        <w:rPr>
+          <w:lang w:val="en_US" w:bidi="en_US"/>
+        </w:rPr>
+      </w:r>
+      <w:hyperlink r:id="rId33">
+        <w:r>
+          <w:rPr>
+            <w:lang w:val="en_US" w:bidi="en_US"/>
+          </w:rPr>
+          <w:rPr>
+            <w:color w:val="0000EE"/>
+            <w:u w:val="single"/>
+          </w:rPr>
+          <w:t>Defining the Scenes</w:t>
+        </w:r>
+      </w:hyperlink>
+      <w:r>
+        <w:rPr>
+          <w:lang w:val="en_US" w:bidi="en_US"/>
+        </w:rPr>
+        <w:t xml:space="preserve"> (4.3 MB)</w:t>
+      </w:r>
+      <w:r>
+        <w:rPr>
+          <w:lang w:val="en_US" w:bidi="en_US"/>
+        </w:rPr>
+      </w:r>
+    </w:p>
+    <w:p>
+      <w:pPr>
+        <w:pStyle w:val="ListBullet"/>
+        <w:spacing w:line="240" w:lineRule="auto"/>
+        <w:ind w:left="720"/>
+      </w:pPr>
+      <w:r>
+        <w:rPr>
+          <w:lang w:val="en_US" w:bidi="en_US"/>
+        </w:rPr>
+      </w:r>
+      <w:hyperlink r:id="rId34">
+        <w:r>
+          <w:rPr>
+            <w:lang w:val="en_US" w:bidi="en_US"/>
+          </w:rPr>
+          <w:rPr>
+            <w:color w:val="0000EE"/>
+            <w:u w:val="single"/>
+          </w:rPr>
+          <w:t>Embodying the Text</w:t>
+        </w:r>
+      </w:hyperlink>
+      <w:r>
+        <w:rPr>
+          <w:lang w:val="en_US" w:bidi="en_US"/>
+        </w:rPr>
+        <w:t xml:space="preserve"> (3.7 MB)</w:t>
+      </w:r>
+      <w:r>
+        <w:rPr>
+          <w:lang w:val="en_US" w:bidi="en_US"/>
+        </w:rPr>
+      </w:r>
+    </w:p>
+    <w:p>
+      <w:pPr>
+        <w:pStyle w:val="ListBullet"/>
+        <w:spacing w:line="240" w:lineRule="auto"/>
+        <w:ind w:left="720"/>
+      </w:pPr>
+      <w:r>
+        <w:rPr>
+          <w:lang w:val="en_US" w:bidi="en_US"/>
+        </w:rPr>
+      </w:r>
+      <w:hyperlink r:id="rId35">
+        <w:r>
+          <w:rPr>
+            <w:lang w:val="en_US" w:bidi="en_US"/>
+          </w:rPr>
+          <w:rPr>
+            <w:color w:val="0000EE"/>
+            <w:u w:val="single"/>
+          </w:rPr>
+          <w:t>Filling the Gaps</w:t>
+        </w:r>
+      </w:hyperlink>
+      <w:r>
+        <w:rPr>
+          <w:lang w:val="en_US" w:bidi="en_US"/>
+        </w:rPr>
+        <w:t xml:space="preserve"> (4.1 MB)</w:t>
+      </w:r>
+      <w:r>
+        <w:rPr>
+          <w:lang w:val="en_US" w:bidi="en_US"/>
+        </w:rPr>
+      </w:r>
+    </w:p>
+    <w:p>
+      <w:pPr>
+        <w:pStyle w:val="ListBullet"/>
+        <w:spacing w:line="240" w:lineRule="auto"/>
+        <w:ind w:left="720"/>
+      </w:pPr>
+      <w:r>
+        <w:rPr>
+          <w:lang w:val="en_US" w:bidi="en_US"/>
+        </w:rPr>
+      </w:r>
+      <w:hyperlink r:id="rId36">
+        <w:r>
+          <w:rPr>
+            <w:lang w:val="en_US" w:bidi="en_US"/>
+          </w:rPr>
+          <w:rPr>
+            <w:color w:val="0000EE"/>
+            <w:u w:val="single"/>
+          </w:rPr>
+          <w:t>Speaking the Word</w:t>
+        </w:r>
+      </w:hyperlink>
+      <w:r>
+        <w:rPr>
+          <w:lang w:val="en_US" w:bidi="en_US"/>
+        </w:rPr>
+        <w:t xml:space="preserve"> (1.3 MB)</w:t>
+      </w:r>
+      <w:r>
+        <w:rPr>
+          <w:lang w:val="en_US" w:bidi="en_US"/>
+        </w:rPr>
+      </w:r>
+      <w:r>
+        <w:rPr>
+          <w:lang w:val="en_US" w:bidi="en_US"/>
+        </w:rPr>
+      </w:r>
+      <w:r>
+        <w:rPr>
+          <w:lang w:val="en_US" w:bidi="en_US"/>
+        </w:rPr>
+      </w:r>
+    </w:p>
+    <w:p>
+      <w:pPr/>
+      <w:r>
+        <w:rPr>
+          <w:lang w:val="en_US" w:bidi="en_US"/>
+        </w:rPr>
+      </w:r>
+    </w:p>
+    <w:p>
+      <w:pPr>
+        <w:pStyle w:val="Heading2"/>
+      </w:pPr>
+      <w:r>
+        <w:rPr>
+          <w:lang w:val="en_US" w:bidi="en_US"/>
+        </w:rPr>
         <w:t>1 Thessalonians 2:17–3:5</w:t>
       </w:r>
       <w:r>
@@ -10048,7 +11108,7 @@
         <w:rPr>
           <w:lang w:val="en_US" w:bidi="en_US"/>
         </w:rPr>
-        <w:t>Stop here and discuss this question as a group: Tell about a time when you felt proud of someone else's success or growth. How did you show that you were proud of that person? How will you talk about the Thessalonians being Paul's prize, or crown, that Paul can show to people? Pause this audio here.</w:t>
+        <w:t>Stop here and discuss this question as a group: Tell about a time when you felt proud of someone else's success or growth. How did you show that you were proud of that person? How will you talk about the Thessalonians being Paul’s prize, or crown, that Paul can show to Lord Jesus? Pause this audio here.</w:t>
       </w:r>
     </w:p>
     <w:p>
@@ -11425,6 +12485,271 @@
           <w:lang w:val="en_US" w:bidi="en_US"/>
         </w:rPr>
         <w:t>This is the end of the recording.</w:t>
+      </w:r>
+      <w:r>
+        <w:rPr>
+          <w:lang w:val="en_US" w:bidi="en_US"/>
+        </w:rPr>
+      </w:r>
+      <w:r>
+        <w:rPr>
+          <w:lang w:val="en_US" w:bidi="en_US"/>
+        </w:rPr>
+      </w:r>
+    </w:p>
+    <w:p>
+      <w:pPr/>
+      <w:r>
+        <w:rPr>
+          <w:lang w:val="en_US" w:bidi="en_US"/>
+        </w:rPr>
+      </w:r>
+    </w:p>
+    <w:p>
+      <w:pPr>
+        <w:pStyle w:val="Heading2"/>
+      </w:pPr>
+      <w:r>
+        <w:rPr>
+          <w:lang w:val="en_US" w:bidi="en_US"/>
+        </w:rPr>
+        <w:t>1 Thessalonians 2:17–3:5</w:t>
+      </w:r>
+      <w:r>
+        <w:rPr>
+          <w:lang w:val="en_US" w:bidi="en_US"/>
+        </w:rPr>
+      </w:r>
+    </w:p>
+    <w:p>
+      <w:pPr>
+        <w:pStyle w:val="Heading4"/>
+      </w:pPr>
+      <w:r>
+        <w:rPr>
+          <w:lang w:val="en_US" w:bidi="en_US"/>
+        </w:rPr>
+        <w:t>Audio Content</w:t>
+      </w:r>
+      <w:r>
+        <w:rPr>
+          <w:lang w:val="en_US" w:bidi="en_US"/>
+        </w:rPr>
+      </w:r>
+      <w:r>
+        <w:rPr>
+          <w:lang w:val="en_US" w:bidi="en_US"/>
+        </w:rPr>
+      </w:r>
+    </w:p>
+    <w:p>
+      <w:pPr>
+        <w:pStyle w:val="ListBullet"/>
+        <w:spacing w:line="240" w:lineRule="auto"/>
+        <w:ind w:left="720"/>
+      </w:pPr>
+      <w:r>
+        <w:rPr>
+          <w:lang w:val="en_US" w:bidi="en_US"/>
+        </w:rPr>
+      </w:r>
+      <w:hyperlink r:id="rId37">
+        <w:r>
+          <w:rPr>
+            <w:lang w:val="en_US" w:bidi="en_US"/>
+          </w:rPr>
+          <w:rPr>
+            <w:color w:val="0000EE"/>
+            <w:u w:val="single"/>
+          </w:rPr>
+          <w:t>Hear and Heart</w:t>
+        </w:r>
+      </w:hyperlink>
+      <w:r>
+        <w:rPr>
+          <w:lang w:val="en_US" w:bidi="en_US"/>
+        </w:rPr>
+        <w:t xml:space="preserve"> (1.1 MB)</w:t>
+      </w:r>
+      <w:r>
+        <w:rPr>
+          <w:lang w:val="en_US" w:bidi="en_US"/>
+        </w:rPr>
+      </w:r>
+    </w:p>
+    <w:p>
+      <w:pPr>
+        <w:pStyle w:val="ListBullet"/>
+        <w:spacing w:line="240" w:lineRule="auto"/>
+        <w:ind w:left="720"/>
+      </w:pPr>
+      <w:r>
+        <w:rPr>
+          <w:lang w:val="en_US" w:bidi="en_US"/>
+        </w:rPr>
+      </w:r>
+      <w:hyperlink r:id="rId38">
+        <w:r>
+          <w:rPr>
+            <w:lang w:val="en_US" w:bidi="en_US"/>
+          </w:rPr>
+          <w:rPr>
+            <w:color w:val="0000EE"/>
+            <w:u w:val="single"/>
+          </w:rPr>
+          <w:t>Setting the Stage</w:t>
+        </w:r>
+      </w:hyperlink>
+      <w:r>
+        <w:rPr>
+          <w:lang w:val="en_US" w:bidi="en_US"/>
+        </w:rPr>
+        <w:t xml:space="preserve"> (4.0 MB)</w:t>
+      </w:r>
+      <w:r>
+        <w:rPr>
+          <w:lang w:val="en_US" w:bidi="en_US"/>
+        </w:rPr>
+      </w:r>
+    </w:p>
+    <w:p>
+      <w:pPr>
+        <w:pStyle w:val="ListBullet"/>
+        <w:spacing w:line="240" w:lineRule="auto"/>
+        <w:ind w:left="720"/>
+      </w:pPr>
+      <w:r>
+        <w:rPr>
+          <w:lang w:val="en_US" w:bidi="en_US"/>
+        </w:rPr>
+      </w:r>
+      <w:hyperlink r:id="rId39">
+        <w:r>
+          <w:rPr>
+            <w:lang w:val="en_US" w:bidi="en_US"/>
+          </w:rPr>
+          <w:rPr>
+            <w:color w:val="0000EE"/>
+            <w:u w:val="single"/>
+          </w:rPr>
+          <w:t>Defining the Scenes</w:t>
+        </w:r>
+      </w:hyperlink>
+      <w:r>
+        <w:rPr>
+          <w:lang w:val="en_US" w:bidi="en_US"/>
+        </w:rPr>
+        <w:t xml:space="preserve"> (5.8 MB)</w:t>
+      </w:r>
+      <w:r>
+        <w:rPr>
+          <w:lang w:val="en_US" w:bidi="en_US"/>
+        </w:rPr>
+      </w:r>
+    </w:p>
+    <w:p>
+      <w:pPr>
+        <w:pStyle w:val="ListBullet"/>
+        <w:spacing w:line="240" w:lineRule="auto"/>
+        <w:ind w:left="720"/>
+      </w:pPr>
+      <w:r>
+        <w:rPr>
+          <w:lang w:val="en_US" w:bidi="en_US"/>
+        </w:rPr>
+      </w:r>
+      <w:hyperlink r:id="rId40">
+        <w:r>
+          <w:rPr>
+            <w:lang w:val="en_US" w:bidi="en_US"/>
+          </w:rPr>
+          <w:rPr>
+            <w:color w:val="0000EE"/>
+            <w:u w:val="single"/>
+          </w:rPr>
+          <w:t>Embodying the Text</w:t>
+        </w:r>
+      </w:hyperlink>
+      <w:r>
+        <w:rPr>
+          <w:lang w:val="en_US" w:bidi="en_US"/>
+        </w:rPr>
+        <w:t xml:space="preserve"> (3.6 MB)</w:t>
+      </w:r>
+      <w:r>
+        <w:rPr>
+          <w:lang w:val="en_US" w:bidi="en_US"/>
+        </w:rPr>
+      </w:r>
+    </w:p>
+    <w:p>
+      <w:pPr>
+        <w:pStyle w:val="ListBullet"/>
+        <w:spacing w:line="240" w:lineRule="auto"/>
+        <w:ind w:left="720"/>
+      </w:pPr>
+      <w:r>
+        <w:rPr>
+          <w:lang w:val="en_US" w:bidi="en_US"/>
+        </w:rPr>
+      </w:r>
+      <w:hyperlink r:id="rId41">
+        <w:r>
+          <w:rPr>
+            <w:lang w:val="en_US" w:bidi="en_US"/>
+          </w:rPr>
+          <w:rPr>
+            <w:color w:val="0000EE"/>
+            <w:u w:val="single"/>
+          </w:rPr>
+          <w:t>Filling the Gaps</w:t>
+        </w:r>
+      </w:hyperlink>
+      <w:r>
+        <w:rPr>
+          <w:lang w:val="en_US" w:bidi="en_US"/>
+        </w:rPr>
+        <w:t xml:space="preserve"> (2.5 MB)</w:t>
+      </w:r>
+      <w:r>
+        <w:rPr>
+          <w:lang w:val="en_US" w:bidi="en_US"/>
+        </w:rPr>
+      </w:r>
+    </w:p>
+    <w:p>
+      <w:pPr>
+        <w:pStyle w:val="ListBullet"/>
+        <w:spacing w:line="240" w:lineRule="auto"/>
+        <w:ind w:left="720"/>
+      </w:pPr>
+      <w:r>
+        <w:rPr>
+          <w:lang w:val="en_US" w:bidi="en_US"/>
+        </w:rPr>
+      </w:r>
+      <w:hyperlink r:id="rId42">
+        <w:r>
+          <w:rPr>
+            <w:lang w:val="en_US" w:bidi="en_US"/>
+          </w:rPr>
+          <w:rPr>
+            <w:color w:val="0000EE"/>
+            <w:u w:val="single"/>
+          </w:rPr>
+          <w:t>Speaking the Word</w:t>
+        </w:r>
+      </w:hyperlink>
+      <w:r>
+        <w:rPr>
+          <w:lang w:val="en_US" w:bidi="en_US"/>
+        </w:rPr>
+        <w:t xml:space="preserve"> (1.3 MB)</w:t>
+      </w:r>
+      <w:r>
+        <w:rPr>
+          <w:lang w:val="en_US" w:bidi="en_US"/>
+        </w:rPr>
       </w:r>
       <w:r>
         <w:rPr>
@@ -13508,6 +14833,271 @@
         <w:rPr>
           <w:lang w:val="en_US" w:bidi="en_US"/>
         </w:rPr>
+        <w:t>1 Thessalonians 3:6–13</w:t>
+      </w:r>
+      <w:r>
+        <w:rPr>
+          <w:lang w:val="en_US" w:bidi="en_US"/>
+        </w:rPr>
+      </w:r>
+    </w:p>
+    <w:p>
+      <w:pPr>
+        <w:pStyle w:val="Heading4"/>
+      </w:pPr>
+      <w:r>
+        <w:rPr>
+          <w:lang w:val="en_US" w:bidi="en_US"/>
+        </w:rPr>
+        <w:t>Audio Content</w:t>
+      </w:r>
+      <w:r>
+        <w:rPr>
+          <w:lang w:val="en_US" w:bidi="en_US"/>
+        </w:rPr>
+      </w:r>
+      <w:r>
+        <w:rPr>
+          <w:lang w:val="en_US" w:bidi="en_US"/>
+        </w:rPr>
+      </w:r>
+    </w:p>
+    <w:p>
+      <w:pPr>
+        <w:pStyle w:val="ListBullet"/>
+        <w:spacing w:line="240" w:lineRule="auto"/>
+        <w:ind w:left="720"/>
+      </w:pPr>
+      <w:r>
+        <w:rPr>
+          <w:lang w:val="en_US" w:bidi="en_US"/>
+        </w:rPr>
+      </w:r>
+      <w:hyperlink r:id="rId43">
+        <w:r>
+          <w:rPr>
+            <w:lang w:val="en_US" w:bidi="en_US"/>
+          </w:rPr>
+          <w:rPr>
+            <w:color w:val="0000EE"/>
+            <w:u w:val="single"/>
+          </w:rPr>
+          <w:t>Hear and Heart</w:t>
+        </w:r>
+      </w:hyperlink>
+      <w:r>
+        <w:rPr>
+          <w:lang w:val="en_US" w:bidi="en_US"/>
+        </w:rPr>
+        <w:t xml:space="preserve"> (1.1 MB)</w:t>
+      </w:r>
+      <w:r>
+        <w:rPr>
+          <w:lang w:val="en_US" w:bidi="en_US"/>
+        </w:rPr>
+      </w:r>
+    </w:p>
+    <w:p>
+      <w:pPr>
+        <w:pStyle w:val="ListBullet"/>
+        <w:spacing w:line="240" w:lineRule="auto"/>
+        <w:ind w:left="720"/>
+      </w:pPr>
+      <w:r>
+        <w:rPr>
+          <w:lang w:val="en_US" w:bidi="en_US"/>
+        </w:rPr>
+      </w:r>
+      <w:hyperlink r:id="rId44">
+        <w:r>
+          <w:rPr>
+            <w:lang w:val="en_US" w:bidi="en_US"/>
+          </w:rPr>
+          <w:rPr>
+            <w:color w:val="0000EE"/>
+            <w:u w:val="single"/>
+          </w:rPr>
+          <w:t>Setting the Stage</w:t>
+        </w:r>
+      </w:hyperlink>
+      <w:r>
+        <w:rPr>
+          <w:lang w:val="en_US" w:bidi="en_US"/>
+        </w:rPr>
+        <w:t xml:space="preserve"> (4.0 MB)</w:t>
+      </w:r>
+      <w:r>
+        <w:rPr>
+          <w:lang w:val="en_US" w:bidi="en_US"/>
+        </w:rPr>
+      </w:r>
+    </w:p>
+    <w:p>
+      <w:pPr>
+        <w:pStyle w:val="ListBullet"/>
+        <w:spacing w:line="240" w:lineRule="auto"/>
+        <w:ind w:left="720"/>
+      </w:pPr>
+      <w:r>
+        <w:rPr>
+          <w:lang w:val="en_US" w:bidi="en_US"/>
+        </w:rPr>
+      </w:r>
+      <w:hyperlink r:id="rId45">
+        <w:r>
+          <w:rPr>
+            <w:lang w:val="en_US" w:bidi="en_US"/>
+          </w:rPr>
+          <w:rPr>
+            <w:color w:val="0000EE"/>
+            <w:u w:val="single"/>
+          </w:rPr>
+          <w:t>Defining the Scenes</w:t>
+        </w:r>
+      </w:hyperlink>
+      <w:r>
+        <w:rPr>
+          <w:lang w:val="en_US" w:bidi="en_US"/>
+        </w:rPr>
+        <w:t xml:space="preserve"> (6.7 MB)</w:t>
+      </w:r>
+      <w:r>
+        <w:rPr>
+          <w:lang w:val="en_US" w:bidi="en_US"/>
+        </w:rPr>
+      </w:r>
+    </w:p>
+    <w:p>
+      <w:pPr>
+        <w:pStyle w:val="ListBullet"/>
+        <w:spacing w:line="240" w:lineRule="auto"/>
+        <w:ind w:left="720"/>
+      </w:pPr>
+      <w:r>
+        <w:rPr>
+          <w:lang w:val="en_US" w:bidi="en_US"/>
+        </w:rPr>
+      </w:r>
+      <w:hyperlink r:id="rId46">
+        <w:r>
+          <w:rPr>
+            <w:lang w:val="en_US" w:bidi="en_US"/>
+          </w:rPr>
+          <w:rPr>
+            <w:color w:val="0000EE"/>
+            <w:u w:val="single"/>
+          </w:rPr>
+          <w:t>Embodying the Text</w:t>
+        </w:r>
+      </w:hyperlink>
+      <w:r>
+        <w:rPr>
+          <w:lang w:val="en_US" w:bidi="en_US"/>
+        </w:rPr>
+        <w:t xml:space="preserve"> (3.6 MB)</w:t>
+      </w:r>
+      <w:r>
+        <w:rPr>
+          <w:lang w:val="en_US" w:bidi="en_US"/>
+        </w:rPr>
+      </w:r>
+    </w:p>
+    <w:p>
+      <w:pPr>
+        <w:pStyle w:val="ListBullet"/>
+        <w:spacing w:line="240" w:lineRule="auto"/>
+        <w:ind w:left="720"/>
+      </w:pPr>
+      <w:r>
+        <w:rPr>
+          <w:lang w:val="en_US" w:bidi="en_US"/>
+        </w:rPr>
+      </w:r>
+      <w:hyperlink r:id="rId47">
+        <w:r>
+          <w:rPr>
+            <w:lang w:val="en_US" w:bidi="en_US"/>
+          </w:rPr>
+          <w:rPr>
+            <w:color w:val="0000EE"/>
+            <w:u w:val="single"/>
+          </w:rPr>
+          <w:t>Filling the Gaps</w:t>
+        </w:r>
+      </w:hyperlink>
+      <w:r>
+        <w:rPr>
+          <w:lang w:val="en_US" w:bidi="en_US"/>
+        </w:rPr>
+        <w:t xml:space="preserve"> (4.1 MB)</w:t>
+      </w:r>
+      <w:r>
+        <w:rPr>
+          <w:lang w:val="en_US" w:bidi="en_US"/>
+        </w:rPr>
+      </w:r>
+    </w:p>
+    <w:p>
+      <w:pPr>
+        <w:pStyle w:val="ListBullet"/>
+        <w:spacing w:line="240" w:lineRule="auto"/>
+        <w:ind w:left="720"/>
+      </w:pPr>
+      <w:r>
+        <w:rPr>
+          <w:lang w:val="en_US" w:bidi="en_US"/>
+        </w:rPr>
+      </w:r>
+      <w:hyperlink r:id="rId48">
+        <w:r>
+          <w:rPr>
+            <w:lang w:val="en_US" w:bidi="en_US"/>
+          </w:rPr>
+          <w:rPr>
+            <w:color w:val="0000EE"/>
+            <w:u w:val="single"/>
+          </w:rPr>
+          <w:t>Speaking the Word</w:t>
+        </w:r>
+      </w:hyperlink>
+      <w:r>
+        <w:rPr>
+          <w:lang w:val="en_US" w:bidi="en_US"/>
+        </w:rPr>
+        <w:t xml:space="preserve"> (1.3 MB)</w:t>
+      </w:r>
+      <w:r>
+        <w:rPr>
+          <w:lang w:val="en_US" w:bidi="en_US"/>
+        </w:rPr>
+      </w:r>
+      <w:r>
+        <w:rPr>
+          <w:lang w:val="en_US" w:bidi="en_US"/>
+        </w:rPr>
+      </w:r>
+      <w:r>
+        <w:rPr>
+          <w:lang w:val="en_US" w:bidi="en_US"/>
+        </w:rPr>
+      </w:r>
+    </w:p>
+    <w:p>
+      <w:pPr/>
+      <w:r>
+        <w:rPr>
+          <w:lang w:val="en_US" w:bidi="en_US"/>
+        </w:rPr>
+      </w:r>
+    </w:p>
+    <w:p>
+      <w:pPr>
+        <w:pStyle w:val="Heading2"/>
+      </w:pPr>
+      <w:r>
+        <w:rPr>
+          <w:lang w:val="en_US" w:bidi="en_US"/>
+        </w:rPr>
         <w:t>1 Thessalonians 4:1–8</w:t>
       </w:r>
       <w:r>
@@ -15501,6 +17091,271 @@
         <w:rPr>
           <w:lang w:val="en_US" w:bidi="en_US"/>
         </w:rPr>
+        <w:t>1 Thessalonians 4:1–8</w:t>
+      </w:r>
+      <w:r>
+        <w:rPr>
+          <w:lang w:val="en_US" w:bidi="en_US"/>
+        </w:rPr>
+      </w:r>
+    </w:p>
+    <w:p>
+      <w:pPr>
+        <w:pStyle w:val="Heading4"/>
+      </w:pPr>
+      <w:r>
+        <w:rPr>
+          <w:lang w:val="en_US" w:bidi="en_US"/>
+        </w:rPr>
+        <w:t>Audio Content</w:t>
+      </w:r>
+      <w:r>
+        <w:rPr>
+          <w:lang w:val="en_US" w:bidi="en_US"/>
+        </w:rPr>
+      </w:r>
+      <w:r>
+        <w:rPr>
+          <w:lang w:val="en_US" w:bidi="en_US"/>
+        </w:rPr>
+      </w:r>
+    </w:p>
+    <w:p>
+      <w:pPr>
+        <w:pStyle w:val="ListBullet"/>
+        <w:spacing w:line="240" w:lineRule="auto"/>
+        <w:ind w:left="720"/>
+      </w:pPr>
+      <w:r>
+        <w:rPr>
+          <w:lang w:val="en_US" w:bidi="en_US"/>
+        </w:rPr>
+      </w:r>
+      <w:hyperlink r:id="rId49">
+        <w:r>
+          <w:rPr>
+            <w:lang w:val="en_US" w:bidi="en_US"/>
+          </w:rPr>
+          <w:rPr>
+            <w:color w:val="0000EE"/>
+            <w:u w:val="single"/>
+          </w:rPr>
+          <w:t>Hear and Heart</w:t>
+        </w:r>
+      </w:hyperlink>
+      <w:r>
+        <w:rPr>
+          <w:lang w:val="en_US" w:bidi="en_US"/>
+        </w:rPr>
+        <w:t xml:space="preserve"> (915 KB)</w:t>
+      </w:r>
+      <w:r>
+        <w:rPr>
+          <w:lang w:val="en_US" w:bidi="en_US"/>
+        </w:rPr>
+      </w:r>
+    </w:p>
+    <w:p>
+      <w:pPr>
+        <w:pStyle w:val="ListBullet"/>
+        <w:spacing w:line="240" w:lineRule="auto"/>
+        <w:ind w:left="720"/>
+      </w:pPr>
+      <w:r>
+        <w:rPr>
+          <w:lang w:val="en_US" w:bidi="en_US"/>
+        </w:rPr>
+      </w:r>
+      <w:hyperlink r:id="rId50">
+        <w:r>
+          <w:rPr>
+            <w:lang w:val="en_US" w:bidi="en_US"/>
+          </w:rPr>
+          <w:rPr>
+            <w:color w:val="0000EE"/>
+            <w:u w:val="single"/>
+          </w:rPr>
+          <w:t>Setting the Stage</w:t>
+        </w:r>
+      </w:hyperlink>
+      <w:r>
+        <w:rPr>
+          <w:lang w:val="en_US" w:bidi="en_US"/>
+        </w:rPr>
+        <w:t xml:space="preserve"> (3.7 MB)</w:t>
+      </w:r>
+      <w:r>
+        <w:rPr>
+          <w:lang w:val="en_US" w:bidi="en_US"/>
+        </w:rPr>
+      </w:r>
+    </w:p>
+    <w:p>
+      <w:pPr>
+        <w:pStyle w:val="ListBullet"/>
+        <w:spacing w:line="240" w:lineRule="auto"/>
+        <w:ind w:left="720"/>
+      </w:pPr>
+      <w:r>
+        <w:rPr>
+          <w:lang w:val="en_US" w:bidi="en_US"/>
+        </w:rPr>
+      </w:r>
+      <w:hyperlink r:id="rId51">
+        <w:r>
+          <w:rPr>
+            <w:lang w:val="en_US" w:bidi="en_US"/>
+          </w:rPr>
+          <w:rPr>
+            <w:color w:val="0000EE"/>
+            <w:u w:val="single"/>
+          </w:rPr>
+          <w:t>Defining the Scenes</w:t>
+        </w:r>
+      </w:hyperlink>
+      <w:r>
+        <w:rPr>
+          <w:lang w:val="en_US" w:bidi="en_US"/>
+        </w:rPr>
+        <w:t xml:space="preserve"> (3.7 MB)</w:t>
+      </w:r>
+      <w:r>
+        <w:rPr>
+          <w:lang w:val="en_US" w:bidi="en_US"/>
+        </w:rPr>
+      </w:r>
+    </w:p>
+    <w:p>
+      <w:pPr>
+        <w:pStyle w:val="ListBullet"/>
+        <w:spacing w:line="240" w:lineRule="auto"/>
+        <w:ind w:left="720"/>
+      </w:pPr>
+      <w:r>
+        <w:rPr>
+          <w:lang w:val="en_US" w:bidi="en_US"/>
+        </w:rPr>
+      </w:r>
+      <w:hyperlink r:id="rId52">
+        <w:r>
+          <w:rPr>
+            <w:lang w:val="en_US" w:bidi="en_US"/>
+          </w:rPr>
+          <w:rPr>
+            <w:color w:val="0000EE"/>
+            <w:u w:val="single"/>
+          </w:rPr>
+          <w:t>Embodying the Text</w:t>
+        </w:r>
+      </w:hyperlink>
+      <w:r>
+        <w:rPr>
+          <w:lang w:val="en_US" w:bidi="en_US"/>
+        </w:rPr>
+        <w:t xml:space="preserve"> (2.6 MB)</w:t>
+      </w:r>
+      <w:r>
+        <w:rPr>
+          <w:lang w:val="en_US" w:bidi="en_US"/>
+        </w:rPr>
+      </w:r>
+    </w:p>
+    <w:p>
+      <w:pPr>
+        <w:pStyle w:val="ListBullet"/>
+        <w:spacing w:line="240" w:lineRule="auto"/>
+        <w:ind w:left="720"/>
+      </w:pPr>
+      <w:r>
+        <w:rPr>
+          <w:lang w:val="en_US" w:bidi="en_US"/>
+        </w:rPr>
+      </w:r>
+      <w:hyperlink r:id="rId53">
+        <w:r>
+          <w:rPr>
+            <w:lang w:val="en_US" w:bidi="en_US"/>
+          </w:rPr>
+          <w:rPr>
+            <w:color w:val="0000EE"/>
+            <w:u w:val="single"/>
+          </w:rPr>
+          <w:t>Filling the Gaps</w:t>
+        </w:r>
+      </w:hyperlink>
+      <w:r>
+        <w:rPr>
+          <w:lang w:val="en_US" w:bidi="en_US"/>
+        </w:rPr>
+        <w:t xml:space="preserve"> (3.2 MB)</w:t>
+      </w:r>
+      <w:r>
+        <w:rPr>
+          <w:lang w:val="en_US" w:bidi="en_US"/>
+        </w:rPr>
+      </w:r>
+    </w:p>
+    <w:p>
+      <w:pPr>
+        <w:pStyle w:val="ListBullet"/>
+        <w:spacing w:line="240" w:lineRule="auto"/>
+        <w:ind w:left="720"/>
+      </w:pPr>
+      <w:r>
+        <w:rPr>
+          <w:lang w:val="en_US" w:bidi="en_US"/>
+        </w:rPr>
+      </w:r>
+      <w:hyperlink r:id="rId54">
+        <w:r>
+          <w:rPr>
+            <w:lang w:val="en_US" w:bidi="en_US"/>
+          </w:rPr>
+          <w:rPr>
+            <w:color w:val="0000EE"/>
+            <w:u w:val="single"/>
+          </w:rPr>
+          <w:t>Speaking the Word</w:t>
+        </w:r>
+      </w:hyperlink>
+      <w:r>
+        <w:rPr>
+          <w:lang w:val="en_US" w:bidi="en_US"/>
+        </w:rPr>
+        <w:t xml:space="preserve"> (1.1 MB)</w:t>
+      </w:r>
+      <w:r>
+        <w:rPr>
+          <w:lang w:val="en_US" w:bidi="en_US"/>
+        </w:rPr>
+      </w:r>
+      <w:r>
+        <w:rPr>
+          <w:lang w:val="en_US" w:bidi="en_US"/>
+        </w:rPr>
+      </w:r>
+      <w:r>
+        <w:rPr>
+          <w:lang w:val="en_US" w:bidi="en_US"/>
+        </w:rPr>
+      </w:r>
+    </w:p>
+    <w:p>
+      <w:pPr/>
+      <w:r>
+        <w:rPr>
+          <w:lang w:val="en_US" w:bidi="en_US"/>
+        </w:rPr>
+      </w:r>
+    </w:p>
+    <w:p>
+      <w:pPr>
+        <w:pStyle w:val="Heading2"/>
+      </w:pPr>
+      <w:r>
+        <w:rPr>
+          <w:lang w:val="en_US" w:bidi="en_US"/>
+        </w:rPr>
         <w:t>1 Thessalonians 4:9–12</w:t>
       </w:r>
       <w:r>
@@ -17232,6 +19087,271 @@
         <w:rPr>
           <w:lang w:val="en_US" w:bidi="en_US"/>
         </w:rPr>
+        <w:t>1 Thessalonians 4:9–12</w:t>
+      </w:r>
+      <w:r>
+        <w:rPr>
+          <w:lang w:val="en_US" w:bidi="en_US"/>
+        </w:rPr>
+      </w:r>
+    </w:p>
+    <w:p>
+      <w:pPr>
+        <w:pStyle w:val="Heading4"/>
+      </w:pPr>
+      <w:r>
+        <w:rPr>
+          <w:lang w:val="en_US" w:bidi="en_US"/>
+        </w:rPr>
+        <w:t>Audio Content</w:t>
+      </w:r>
+      <w:r>
+        <w:rPr>
+          <w:lang w:val="en_US" w:bidi="en_US"/>
+        </w:rPr>
+      </w:r>
+      <w:r>
+        <w:rPr>
+          <w:lang w:val="en_US" w:bidi="en_US"/>
+        </w:rPr>
+      </w:r>
+    </w:p>
+    <w:p>
+      <w:pPr>
+        <w:pStyle w:val="ListBullet"/>
+        <w:spacing w:line="240" w:lineRule="auto"/>
+        <w:ind w:left="720"/>
+      </w:pPr>
+      <w:r>
+        <w:rPr>
+          <w:lang w:val="en_US" w:bidi="en_US"/>
+        </w:rPr>
+      </w:r>
+      <w:hyperlink r:id="rId55">
+        <w:r>
+          <w:rPr>
+            <w:lang w:val="en_US" w:bidi="en_US"/>
+          </w:rPr>
+          <w:rPr>
+            <w:color w:val="0000EE"/>
+            <w:u w:val="single"/>
+          </w:rPr>
+          <w:t>Hear and Heart</w:t>
+        </w:r>
+      </w:hyperlink>
+      <w:r>
+        <w:rPr>
+          <w:lang w:val="en_US" w:bidi="en_US"/>
+        </w:rPr>
+        <w:t xml:space="preserve"> (893 KB)</w:t>
+      </w:r>
+      <w:r>
+        <w:rPr>
+          <w:lang w:val="en_US" w:bidi="en_US"/>
+        </w:rPr>
+      </w:r>
+    </w:p>
+    <w:p>
+      <w:pPr>
+        <w:pStyle w:val="ListBullet"/>
+        <w:spacing w:line="240" w:lineRule="auto"/>
+        <w:ind w:left="720"/>
+      </w:pPr>
+      <w:r>
+        <w:rPr>
+          <w:lang w:val="en_US" w:bidi="en_US"/>
+        </w:rPr>
+      </w:r>
+      <w:hyperlink r:id="rId56">
+        <w:r>
+          <w:rPr>
+            <w:lang w:val="en_US" w:bidi="en_US"/>
+          </w:rPr>
+          <w:rPr>
+            <w:color w:val="0000EE"/>
+            <w:u w:val="single"/>
+          </w:rPr>
+          <w:t>Setting the Stage</w:t>
+        </w:r>
+      </w:hyperlink>
+      <w:r>
+        <w:rPr>
+          <w:lang w:val="en_US" w:bidi="en_US"/>
+        </w:rPr>
+        <w:t xml:space="preserve"> (3.0 MB)</w:t>
+      </w:r>
+      <w:r>
+        <w:rPr>
+          <w:lang w:val="en_US" w:bidi="en_US"/>
+        </w:rPr>
+      </w:r>
+    </w:p>
+    <w:p>
+      <w:pPr>
+        <w:pStyle w:val="ListBullet"/>
+        <w:spacing w:line="240" w:lineRule="auto"/>
+        <w:ind w:left="720"/>
+      </w:pPr>
+      <w:r>
+        <w:rPr>
+          <w:lang w:val="en_US" w:bidi="en_US"/>
+        </w:rPr>
+      </w:r>
+      <w:hyperlink r:id="rId57">
+        <w:r>
+          <w:rPr>
+            <w:lang w:val="en_US" w:bidi="en_US"/>
+          </w:rPr>
+          <w:rPr>
+            <w:color w:val="0000EE"/>
+            <w:u w:val="single"/>
+          </w:rPr>
+          <w:t>Defining the Scenes</w:t>
+        </w:r>
+      </w:hyperlink>
+      <w:r>
+        <w:rPr>
+          <w:lang w:val="en_US" w:bidi="en_US"/>
+        </w:rPr>
+        <w:t xml:space="preserve"> (4.0 MB)</w:t>
+      </w:r>
+      <w:r>
+        <w:rPr>
+          <w:lang w:val="en_US" w:bidi="en_US"/>
+        </w:rPr>
+      </w:r>
+    </w:p>
+    <w:p>
+      <w:pPr>
+        <w:pStyle w:val="ListBullet"/>
+        <w:spacing w:line="240" w:lineRule="auto"/>
+        <w:ind w:left="720"/>
+      </w:pPr>
+      <w:r>
+        <w:rPr>
+          <w:lang w:val="en_US" w:bidi="en_US"/>
+        </w:rPr>
+      </w:r>
+      <w:hyperlink r:id="rId58">
+        <w:r>
+          <w:rPr>
+            <w:lang w:val="en_US" w:bidi="en_US"/>
+          </w:rPr>
+          <w:rPr>
+            <w:color w:val="0000EE"/>
+            <w:u w:val="single"/>
+          </w:rPr>
+          <w:t>Embodying the Text</w:t>
+        </w:r>
+      </w:hyperlink>
+      <w:r>
+        <w:rPr>
+          <w:lang w:val="en_US" w:bidi="en_US"/>
+        </w:rPr>
+        <w:t xml:space="preserve"> (3.3 MB)</w:t>
+      </w:r>
+      <w:r>
+        <w:rPr>
+          <w:lang w:val="en_US" w:bidi="en_US"/>
+        </w:rPr>
+      </w:r>
+    </w:p>
+    <w:p>
+      <w:pPr>
+        <w:pStyle w:val="ListBullet"/>
+        <w:spacing w:line="240" w:lineRule="auto"/>
+        <w:ind w:left="720"/>
+      </w:pPr>
+      <w:r>
+        <w:rPr>
+          <w:lang w:val="en_US" w:bidi="en_US"/>
+        </w:rPr>
+      </w:r>
+      <w:hyperlink r:id="rId59">
+        <w:r>
+          <w:rPr>
+            <w:lang w:val="en_US" w:bidi="en_US"/>
+          </w:rPr>
+          <w:rPr>
+            <w:color w:val="0000EE"/>
+            <w:u w:val="single"/>
+          </w:rPr>
+          <w:t>Filling the Gaps</w:t>
+        </w:r>
+      </w:hyperlink>
+      <w:r>
+        <w:rPr>
+          <w:lang w:val="en_US" w:bidi="en_US"/>
+        </w:rPr>
+        <w:t xml:space="preserve"> (564 KB)</w:t>
+      </w:r>
+      <w:r>
+        <w:rPr>
+          <w:lang w:val="en_US" w:bidi="en_US"/>
+        </w:rPr>
+      </w:r>
+    </w:p>
+    <w:p>
+      <w:pPr>
+        <w:pStyle w:val="ListBullet"/>
+        <w:spacing w:line="240" w:lineRule="auto"/>
+        <w:ind w:left="720"/>
+      </w:pPr>
+      <w:r>
+        <w:rPr>
+          <w:lang w:val="en_US" w:bidi="en_US"/>
+        </w:rPr>
+      </w:r>
+      <w:hyperlink r:id="rId60">
+        <w:r>
+          <w:rPr>
+            <w:lang w:val="en_US" w:bidi="en_US"/>
+          </w:rPr>
+          <w:rPr>
+            <w:color w:val="0000EE"/>
+            <w:u w:val="single"/>
+          </w:rPr>
+          <w:t>Speaking the Word</w:t>
+        </w:r>
+      </w:hyperlink>
+      <w:r>
+        <w:rPr>
+          <w:lang w:val="en_US" w:bidi="en_US"/>
+        </w:rPr>
+        <w:t xml:space="preserve"> (1.1 MB)</w:t>
+      </w:r>
+      <w:r>
+        <w:rPr>
+          <w:lang w:val="en_US" w:bidi="en_US"/>
+        </w:rPr>
+      </w:r>
+      <w:r>
+        <w:rPr>
+          <w:lang w:val="en_US" w:bidi="en_US"/>
+        </w:rPr>
+      </w:r>
+      <w:r>
+        <w:rPr>
+          <w:lang w:val="en_US" w:bidi="en_US"/>
+        </w:rPr>
+      </w:r>
+    </w:p>
+    <w:p>
+      <w:pPr/>
+      <w:r>
+        <w:rPr>
+          <w:lang w:val="en_US" w:bidi="en_US"/>
+        </w:rPr>
+      </w:r>
+    </w:p>
+    <w:p>
+      <w:pPr>
+        <w:pStyle w:val="Heading2"/>
+      </w:pPr>
+      <w:r>
+        <w:rPr>
+          <w:lang w:val="en_US" w:bidi="en_US"/>
+        </w:rPr>
         <w:t>1 Thessalonians 4:13–18</w:t>
       </w:r>
       <w:r>
@@ -18954,7 +21074,19 @@
         <w:rPr>
           <w:lang w:val="en_US" w:bidi="en_US"/>
         </w:rPr>
-        <w:t>. When someone hopes, it means the person expects something in the future to happen. Paul wants the Thessalonians to expect that they will share in that great event with their brothers and sisters who have already died. For more information on hope, refer to the Master Glossary. Use the same word or phrase for hope as you used in previous passages.</w:t>
+        <w:t xml:space="preserve">. When someone hopes, it means the person expects something in the future to happen. Paul wants the Thessalonians to expect that they will share in that great event with their brothers and sisters who have already died. For more information on </w:t>
+      </w:r>
+      <w:r>
+        <w:rPr>
+          <w:lang w:val="en_US" w:bidi="en_US"/>
+        </w:rPr>
+        <w:t>hope</w:t>
+      </w:r>
+      <w:r>
+        <w:rPr>
+          <w:lang w:val="en_US" w:bidi="en_US"/>
+        </w:rPr>
+        <w:t>, refer to the Master Glossary. Use the same word or phrase for hope as you used in previous passages.</w:t>
       </w:r>
     </w:p>
     <w:p>
@@ -19449,6 +21581,271 @@
           <w:lang w:val="en_US" w:bidi="en_US"/>
         </w:rPr>
         <w:t>This is the end of the recording.</w:t>
+      </w:r>
+      <w:r>
+        <w:rPr>
+          <w:lang w:val="en_US" w:bidi="en_US"/>
+        </w:rPr>
+      </w:r>
+      <w:r>
+        <w:rPr>
+          <w:lang w:val="en_US" w:bidi="en_US"/>
+        </w:rPr>
+      </w:r>
+    </w:p>
+    <w:p>
+      <w:pPr/>
+      <w:r>
+        <w:rPr>
+          <w:lang w:val="en_US" w:bidi="en_US"/>
+        </w:rPr>
+      </w:r>
+    </w:p>
+    <w:p>
+      <w:pPr>
+        <w:pStyle w:val="Heading2"/>
+      </w:pPr>
+      <w:r>
+        <w:rPr>
+          <w:lang w:val="en_US" w:bidi="en_US"/>
+        </w:rPr>
+        <w:t>1 Thessalonians 4:13–18</w:t>
+      </w:r>
+      <w:r>
+        <w:rPr>
+          <w:lang w:val="en_US" w:bidi="en_US"/>
+        </w:rPr>
+      </w:r>
+    </w:p>
+    <w:p>
+      <w:pPr>
+        <w:pStyle w:val="Heading4"/>
+      </w:pPr>
+      <w:r>
+        <w:rPr>
+          <w:lang w:val="en_US" w:bidi="en_US"/>
+        </w:rPr>
+        <w:t>Audio Content</w:t>
+      </w:r>
+      <w:r>
+        <w:rPr>
+          <w:lang w:val="en_US" w:bidi="en_US"/>
+        </w:rPr>
+      </w:r>
+      <w:r>
+        <w:rPr>
+          <w:lang w:val="en_US" w:bidi="en_US"/>
+        </w:rPr>
+      </w:r>
+    </w:p>
+    <w:p>
+      <w:pPr>
+        <w:pStyle w:val="ListBullet"/>
+        <w:spacing w:line="240" w:lineRule="auto"/>
+        <w:ind w:left="720"/>
+      </w:pPr>
+      <w:r>
+        <w:rPr>
+          <w:lang w:val="en_US" w:bidi="en_US"/>
+        </w:rPr>
+      </w:r>
+      <w:hyperlink r:id="rId61">
+        <w:r>
+          <w:rPr>
+            <w:lang w:val="en_US" w:bidi="en_US"/>
+          </w:rPr>
+          <w:rPr>
+            <w:color w:val="0000EE"/>
+            <w:u w:val="single"/>
+          </w:rPr>
+          <w:t>Hear and Heart</w:t>
+        </w:r>
+      </w:hyperlink>
+      <w:r>
+        <w:rPr>
+          <w:lang w:val="en_US" w:bidi="en_US"/>
+        </w:rPr>
+        <w:t xml:space="preserve"> (964 KB)</w:t>
+      </w:r>
+      <w:r>
+        <w:rPr>
+          <w:lang w:val="en_US" w:bidi="en_US"/>
+        </w:rPr>
+      </w:r>
+    </w:p>
+    <w:p>
+      <w:pPr>
+        <w:pStyle w:val="ListBullet"/>
+        <w:spacing w:line="240" w:lineRule="auto"/>
+        <w:ind w:left="720"/>
+      </w:pPr>
+      <w:r>
+        <w:rPr>
+          <w:lang w:val="en_US" w:bidi="en_US"/>
+        </w:rPr>
+      </w:r>
+      <w:hyperlink r:id="rId62">
+        <w:r>
+          <w:rPr>
+            <w:lang w:val="en_US" w:bidi="en_US"/>
+          </w:rPr>
+          <w:rPr>
+            <w:color w:val="0000EE"/>
+            <w:u w:val="single"/>
+          </w:rPr>
+          <w:t>Setting the Stage</w:t>
+        </w:r>
+      </w:hyperlink>
+      <w:r>
+        <w:rPr>
+          <w:lang w:val="en_US" w:bidi="en_US"/>
+        </w:rPr>
+        <w:t xml:space="preserve"> (3.5 MB)</w:t>
+      </w:r>
+      <w:r>
+        <w:rPr>
+          <w:lang w:val="en_US" w:bidi="en_US"/>
+        </w:rPr>
+      </w:r>
+    </w:p>
+    <w:p>
+      <w:pPr>
+        <w:pStyle w:val="ListBullet"/>
+        <w:spacing w:line="240" w:lineRule="auto"/>
+        <w:ind w:left="720"/>
+      </w:pPr>
+      <w:r>
+        <w:rPr>
+          <w:lang w:val="en_US" w:bidi="en_US"/>
+        </w:rPr>
+      </w:r>
+      <w:hyperlink r:id="rId63">
+        <w:r>
+          <w:rPr>
+            <w:lang w:val="en_US" w:bidi="en_US"/>
+          </w:rPr>
+          <w:rPr>
+            <w:color w:val="0000EE"/>
+            <w:u w:val="single"/>
+          </w:rPr>
+          <w:t>Defining the Scenes</w:t>
+        </w:r>
+      </w:hyperlink>
+      <w:r>
+        <w:rPr>
+          <w:lang w:val="en_US" w:bidi="en_US"/>
+        </w:rPr>
+        <w:t xml:space="preserve"> (5.5 MB)</w:t>
+      </w:r>
+      <w:r>
+        <w:rPr>
+          <w:lang w:val="en_US" w:bidi="en_US"/>
+        </w:rPr>
+      </w:r>
+    </w:p>
+    <w:p>
+      <w:pPr>
+        <w:pStyle w:val="ListBullet"/>
+        <w:spacing w:line="240" w:lineRule="auto"/>
+        <w:ind w:left="720"/>
+      </w:pPr>
+      <w:r>
+        <w:rPr>
+          <w:lang w:val="en_US" w:bidi="en_US"/>
+        </w:rPr>
+      </w:r>
+      <w:hyperlink r:id="rId64">
+        <w:r>
+          <w:rPr>
+            <w:lang w:val="en_US" w:bidi="en_US"/>
+          </w:rPr>
+          <w:rPr>
+            <w:color w:val="0000EE"/>
+            <w:u w:val="single"/>
+          </w:rPr>
+          <w:t>Embodying the Text</w:t>
+        </w:r>
+      </w:hyperlink>
+      <w:r>
+        <w:rPr>
+          <w:lang w:val="en_US" w:bidi="en_US"/>
+        </w:rPr>
+        <w:t xml:space="preserve"> (3.1 MB)</w:t>
+      </w:r>
+      <w:r>
+        <w:rPr>
+          <w:lang w:val="en_US" w:bidi="en_US"/>
+        </w:rPr>
+      </w:r>
+    </w:p>
+    <w:p>
+      <w:pPr>
+        <w:pStyle w:val="ListBullet"/>
+        <w:spacing w:line="240" w:lineRule="auto"/>
+        <w:ind w:left="720"/>
+      </w:pPr>
+      <w:r>
+        <w:rPr>
+          <w:lang w:val="en_US" w:bidi="en_US"/>
+        </w:rPr>
+      </w:r>
+      <w:hyperlink r:id="rId65">
+        <w:r>
+          <w:rPr>
+            <w:lang w:val="en_US" w:bidi="en_US"/>
+          </w:rPr>
+          <w:rPr>
+            <w:color w:val="0000EE"/>
+            <w:u w:val="single"/>
+          </w:rPr>
+          <w:t>Filling the Gaps</w:t>
+        </w:r>
+      </w:hyperlink>
+      <w:r>
+        <w:rPr>
+          <w:lang w:val="en_US" w:bidi="en_US"/>
+        </w:rPr>
+        <w:t xml:space="preserve"> (2.7 MB)</w:t>
+      </w:r>
+      <w:r>
+        <w:rPr>
+          <w:lang w:val="en_US" w:bidi="en_US"/>
+        </w:rPr>
+      </w:r>
+    </w:p>
+    <w:p>
+      <w:pPr>
+        <w:pStyle w:val="ListBullet"/>
+        <w:spacing w:line="240" w:lineRule="auto"/>
+        <w:ind w:left="720"/>
+      </w:pPr>
+      <w:r>
+        <w:rPr>
+          <w:lang w:val="en_US" w:bidi="en_US"/>
+        </w:rPr>
+      </w:r>
+      <w:hyperlink r:id="rId66">
+        <w:r>
+          <w:rPr>
+            <w:lang w:val="en_US" w:bidi="en_US"/>
+          </w:rPr>
+          <w:rPr>
+            <w:color w:val="0000EE"/>
+            <w:u w:val="single"/>
+          </w:rPr>
+          <w:t>Speaking the Word</w:t>
+        </w:r>
+      </w:hyperlink>
+      <w:r>
+        <w:rPr>
+          <w:lang w:val="en_US" w:bidi="en_US"/>
+        </w:rPr>
+        <w:t xml:space="preserve"> (1.1 MB)</w:t>
+      </w:r>
+      <w:r>
+        <w:rPr>
+          <w:lang w:val="en_US" w:bidi="en_US"/>
+        </w:rPr>
       </w:r>
       <w:r>
         <w:rPr>
@@ -21410,7 +23807,19 @@
         <w:rPr>
           <w:lang w:val="en_US" w:bidi="en_US"/>
         </w:rPr>
-        <w:t xml:space="preserve"> and hope are in the Master Glossary.</w:t>
+        <w:t xml:space="preserve"> and </w:t>
+      </w:r>
+      <w:r>
+        <w:rPr>
+          <w:lang w:val="en_US" w:bidi="en_US"/>
+        </w:rPr>
+        <w:t>hope</w:t>
+      </w:r>
+      <w:r>
+        <w:rPr>
+          <w:lang w:val="en_US" w:bidi="en_US"/>
+        </w:rPr>
+        <w:t xml:space="preserve"> are in the Master Glossary.</w:t>
       </w:r>
     </w:p>
     <w:p>
@@ -21555,7 +23964,19 @@
         <w:rPr>
           <w:lang w:val="en_US" w:bidi="en_US"/>
         </w:rPr>
-        <w:t>Stop here and discuss as a group how you will talk about the fact that God did not choose us and then make us suffer wrath, or become angry at us. If needed, look up wrath in the Master Glossary, and translate this word in the same way that you translated it in other parts of the Bible. Pause this audio here.</w:t>
+        <w:t xml:space="preserve">Stop here and discuss as a group how you will talk about the fact that God did not choose us and then make us suffer wrath, or become angry at us. If needed, look up </w:t>
+      </w:r>
+      <w:r>
+        <w:rPr>
+          <w:lang w:val="en_US" w:bidi="en_US"/>
+        </w:rPr>
+        <w:t>wrath</w:t>
+      </w:r>
+      <w:r>
+        <w:rPr>
+          <w:lang w:val="en_US" w:bidi="en_US"/>
+        </w:rPr>
+        <w:t xml:space="preserve"> in the Master Glossary, and translate this word in the same way that you translated it in other parts of the Bible. Pause this audio here.</w:t>
       </w:r>
     </w:p>
     <w:p>
@@ -21871,6 +24292,271 @@
           <w:lang w:val="en_US" w:bidi="en_US"/>
         </w:rPr>
         <w:t>This is the end of the recording.</w:t>
+      </w:r>
+      <w:r>
+        <w:rPr>
+          <w:lang w:val="en_US" w:bidi="en_US"/>
+        </w:rPr>
+      </w:r>
+      <w:r>
+        <w:rPr>
+          <w:lang w:val="en_US" w:bidi="en_US"/>
+        </w:rPr>
+      </w:r>
+    </w:p>
+    <w:p>
+      <w:pPr/>
+      <w:r>
+        <w:rPr>
+          <w:lang w:val="en_US" w:bidi="en_US"/>
+        </w:rPr>
+      </w:r>
+    </w:p>
+    <w:p>
+      <w:pPr>
+        <w:pStyle w:val="Heading2"/>
+      </w:pPr>
+      <w:r>
+        <w:rPr>
+          <w:lang w:val="en_US" w:bidi="en_US"/>
+        </w:rPr>
+        <w:t>1 Thessalonians 5:1–11</w:t>
+      </w:r>
+      <w:r>
+        <w:rPr>
+          <w:lang w:val="en_US" w:bidi="en_US"/>
+        </w:rPr>
+      </w:r>
+    </w:p>
+    <w:p>
+      <w:pPr>
+        <w:pStyle w:val="Heading4"/>
+      </w:pPr>
+      <w:r>
+        <w:rPr>
+          <w:lang w:val="en_US" w:bidi="en_US"/>
+        </w:rPr>
+        <w:t>Audio Content</w:t>
+      </w:r>
+      <w:r>
+        <w:rPr>
+          <w:lang w:val="en_US" w:bidi="en_US"/>
+        </w:rPr>
+      </w:r>
+      <w:r>
+        <w:rPr>
+          <w:lang w:val="en_US" w:bidi="en_US"/>
+        </w:rPr>
+      </w:r>
+    </w:p>
+    <w:p>
+      <w:pPr>
+        <w:pStyle w:val="ListBullet"/>
+        <w:spacing w:line="240" w:lineRule="auto"/>
+        <w:ind w:left="720"/>
+      </w:pPr>
+      <w:r>
+        <w:rPr>
+          <w:lang w:val="en_US" w:bidi="en_US"/>
+        </w:rPr>
+      </w:r>
+      <w:hyperlink r:id="rId67">
+        <w:r>
+          <w:rPr>
+            <w:lang w:val="en_US" w:bidi="en_US"/>
+          </w:rPr>
+          <w:rPr>
+            <w:color w:val="0000EE"/>
+            <w:u w:val="single"/>
+          </w:rPr>
+          <w:t>Hear and Heart</w:t>
+        </w:r>
+      </w:hyperlink>
+      <w:r>
+        <w:rPr>
+          <w:lang w:val="en_US" w:bidi="en_US"/>
+        </w:rPr>
+        <w:t xml:space="preserve"> (931 KB)</w:t>
+      </w:r>
+      <w:r>
+        <w:rPr>
+          <w:lang w:val="en_US" w:bidi="en_US"/>
+        </w:rPr>
+      </w:r>
+    </w:p>
+    <w:p>
+      <w:pPr>
+        <w:pStyle w:val="ListBullet"/>
+        <w:spacing w:line="240" w:lineRule="auto"/>
+        <w:ind w:left="720"/>
+      </w:pPr>
+      <w:r>
+        <w:rPr>
+          <w:lang w:val="en_US" w:bidi="en_US"/>
+        </w:rPr>
+      </w:r>
+      <w:hyperlink r:id="rId68">
+        <w:r>
+          <w:rPr>
+            <w:lang w:val="en_US" w:bidi="en_US"/>
+          </w:rPr>
+          <w:rPr>
+            <w:color w:val="0000EE"/>
+            <w:u w:val="single"/>
+          </w:rPr>
+          <w:t>Setting the Stage</w:t>
+        </w:r>
+      </w:hyperlink>
+      <w:r>
+        <w:rPr>
+          <w:lang w:val="en_US" w:bidi="en_US"/>
+        </w:rPr>
+        <w:t xml:space="preserve"> (4.3 MB)</w:t>
+      </w:r>
+      <w:r>
+        <w:rPr>
+          <w:lang w:val="en_US" w:bidi="en_US"/>
+        </w:rPr>
+      </w:r>
+    </w:p>
+    <w:p>
+      <w:pPr>
+        <w:pStyle w:val="ListBullet"/>
+        <w:spacing w:line="240" w:lineRule="auto"/>
+        <w:ind w:left="720"/>
+      </w:pPr>
+      <w:r>
+        <w:rPr>
+          <w:lang w:val="en_US" w:bidi="en_US"/>
+        </w:rPr>
+      </w:r>
+      <w:hyperlink r:id="rId69">
+        <w:r>
+          <w:rPr>
+            <w:lang w:val="en_US" w:bidi="en_US"/>
+          </w:rPr>
+          <w:rPr>
+            <w:color w:val="0000EE"/>
+            <w:u w:val="single"/>
+          </w:rPr>
+          <w:t>Defining the Scenes</w:t>
+        </w:r>
+      </w:hyperlink>
+      <w:r>
+        <w:rPr>
+          <w:lang w:val="en_US" w:bidi="en_US"/>
+        </w:rPr>
+        <w:t xml:space="preserve"> (4.2 MB)</w:t>
+      </w:r>
+      <w:r>
+        <w:rPr>
+          <w:lang w:val="en_US" w:bidi="en_US"/>
+        </w:rPr>
+      </w:r>
+    </w:p>
+    <w:p>
+      <w:pPr>
+        <w:pStyle w:val="ListBullet"/>
+        <w:spacing w:line="240" w:lineRule="auto"/>
+        <w:ind w:left="720"/>
+      </w:pPr>
+      <w:r>
+        <w:rPr>
+          <w:lang w:val="en_US" w:bidi="en_US"/>
+        </w:rPr>
+      </w:r>
+      <w:hyperlink r:id="rId70">
+        <w:r>
+          <w:rPr>
+            <w:lang w:val="en_US" w:bidi="en_US"/>
+          </w:rPr>
+          <w:rPr>
+            <w:color w:val="0000EE"/>
+            <w:u w:val="single"/>
+          </w:rPr>
+          <w:t>Embodying the Text</w:t>
+        </w:r>
+      </w:hyperlink>
+      <w:r>
+        <w:rPr>
+          <w:lang w:val="en_US" w:bidi="en_US"/>
+        </w:rPr>
+        <w:t xml:space="preserve"> (3.8 MB)</w:t>
+      </w:r>
+      <w:r>
+        <w:rPr>
+          <w:lang w:val="en_US" w:bidi="en_US"/>
+        </w:rPr>
+      </w:r>
+    </w:p>
+    <w:p>
+      <w:pPr>
+        <w:pStyle w:val="ListBullet"/>
+        <w:spacing w:line="240" w:lineRule="auto"/>
+        <w:ind w:left="720"/>
+      </w:pPr>
+      <w:r>
+        <w:rPr>
+          <w:lang w:val="en_US" w:bidi="en_US"/>
+        </w:rPr>
+      </w:r>
+      <w:hyperlink r:id="rId71">
+        <w:r>
+          <w:rPr>
+            <w:lang w:val="en_US" w:bidi="en_US"/>
+          </w:rPr>
+          <w:rPr>
+            <w:color w:val="0000EE"/>
+            <w:u w:val="single"/>
+          </w:rPr>
+          <w:t>Filling the Gaps</w:t>
+        </w:r>
+      </w:hyperlink>
+      <w:r>
+        <w:rPr>
+          <w:lang w:val="en_US" w:bidi="en_US"/>
+        </w:rPr>
+        <w:t xml:space="preserve"> (3.7 MB)</w:t>
+      </w:r>
+      <w:r>
+        <w:rPr>
+          <w:lang w:val="en_US" w:bidi="en_US"/>
+        </w:rPr>
+      </w:r>
+    </w:p>
+    <w:p>
+      <w:pPr>
+        <w:pStyle w:val="ListBullet"/>
+        <w:spacing w:line="240" w:lineRule="auto"/>
+        <w:ind w:left="720"/>
+      </w:pPr>
+      <w:r>
+        <w:rPr>
+          <w:lang w:val="en_US" w:bidi="en_US"/>
+        </w:rPr>
+      </w:r>
+      <w:hyperlink r:id="rId72">
+        <w:r>
+          <w:rPr>
+            <w:lang w:val="en_US" w:bidi="en_US"/>
+          </w:rPr>
+          <w:rPr>
+            <w:color w:val="0000EE"/>
+            <w:u w:val="single"/>
+          </w:rPr>
+          <w:t>Speaking the Word</w:t>
+        </w:r>
+      </w:hyperlink>
+      <w:r>
+        <w:rPr>
+          <w:lang w:val="en_US" w:bidi="en_US"/>
+        </w:rPr>
+        <w:t xml:space="preserve"> (1.1 MB)</w:t>
+      </w:r>
+      <w:r>
+        <w:rPr>
+          <w:lang w:val="en_US" w:bidi="en_US"/>
+        </w:rPr>
       </w:r>
       <w:r>
         <w:rPr>
@@ -24384,6 +27070,271 @@
         <w:rPr>
           <w:lang w:val="en_US" w:bidi="en_US"/>
         </w:rPr>
+        <w:t>1 Thessalonians 5:12–22</w:t>
+      </w:r>
+      <w:r>
+        <w:rPr>
+          <w:lang w:val="en_US" w:bidi="en_US"/>
+        </w:rPr>
+      </w:r>
+    </w:p>
+    <w:p>
+      <w:pPr>
+        <w:pStyle w:val="Heading4"/>
+      </w:pPr>
+      <w:r>
+        <w:rPr>
+          <w:lang w:val="en_US" w:bidi="en_US"/>
+        </w:rPr>
+        <w:t>Audio Content</w:t>
+      </w:r>
+      <w:r>
+        <w:rPr>
+          <w:lang w:val="en_US" w:bidi="en_US"/>
+        </w:rPr>
+      </w:r>
+      <w:r>
+        <w:rPr>
+          <w:lang w:val="en_US" w:bidi="en_US"/>
+        </w:rPr>
+      </w:r>
+    </w:p>
+    <w:p>
+      <w:pPr>
+        <w:pStyle w:val="ListBullet"/>
+        <w:spacing w:line="240" w:lineRule="auto"/>
+        <w:ind w:left="720"/>
+      </w:pPr>
+      <w:r>
+        <w:rPr>
+          <w:lang w:val="en_US" w:bidi="en_US"/>
+        </w:rPr>
+      </w:r>
+      <w:hyperlink r:id="rId73">
+        <w:r>
+          <w:rPr>
+            <w:lang w:val="en_US" w:bidi="en_US"/>
+          </w:rPr>
+          <w:rPr>
+            <w:color w:val="0000EE"/>
+            <w:u w:val="single"/>
+          </w:rPr>
+          <w:t>Hear and Heart</w:t>
+        </w:r>
+      </w:hyperlink>
+      <w:r>
+        <w:rPr>
+          <w:lang w:val="en_US" w:bidi="en_US"/>
+        </w:rPr>
+        <w:t xml:space="preserve"> (922 KB)</w:t>
+      </w:r>
+      <w:r>
+        <w:rPr>
+          <w:lang w:val="en_US" w:bidi="en_US"/>
+        </w:rPr>
+      </w:r>
+    </w:p>
+    <w:p>
+      <w:pPr>
+        <w:pStyle w:val="ListBullet"/>
+        <w:spacing w:line="240" w:lineRule="auto"/>
+        <w:ind w:left="720"/>
+      </w:pPr>
+      <w:r>
+        <w:rPr>
+          <w:lang w:val="en_US" w:bidi="en_US"/>
+        </w:rPr>
+      </w:r>
+      <w:hyperlink r:id="rId74">
+        <w:r>
+          <w:rPr>
+            <w:lang w:val="en_US" w:bidi="en_US"/>
+          </w:rPr>
+          <w:rPr>
+            <w:color w:val="0000EE"/>
+            <w:u w:val="single"/>
+          </w:rPr>
+          <w:t>Setting the Stage</w:t>
+        </w:r>
+      </w:hyperlink>
+      <w:r>
+        <w:rPr>
+          <w:lang w:val="en_US" w:bidi="en_US"/>
+        </w:rPr>
+        <w:t xml:space="preserve"> (4.0 MB)</w:t>
+      </w:r>
+      <w:r>
+        <w:rPr>
+          <w:lang w:val="en_US" w:bidi="en_US"/>
+        </w:rPr>
+      </w:r>
+    </w:p>
+    <w:p>
+      <w:pPr>
+        <w:pStyle w:val="ListBullet"/>
+        <w:spacing w:line="240" w:lineRule="auto"/>
+        <w:ind w:left="720"/>
+      </w:pPr>
+      <w:r>
+        <w:rPr>
+          <w:lang w:val="en_US" w:bidi="en_US"/>
+        </w:rPr>
+      </w:r>
+      <w:hyperlink r:id="rId75">
+        <w:r>
+          <w:rPr>
+            <w:lang w:val="en_US" w:bidi="en_US"/>
+          </w:rPr>
+          <w:rPr>
+            <w:color w:val="0000EE"/>
+            <w:u w:val="single"/>
+          </w:rPr>
+          <w:t>Defining the Scenes</w:t>
+        </w:r>
+      </w:hyperlink>
+      <w:r>
+        <w:rPr>
+          <w:lang w:val="en_US" w:bidi="en_US"/>
+        </w:rPr>
+        <w:t xml:space="preserve"> (4.5 MB)</w:t>
+      </w:r>
+      <w:r>
+        <w:rPr>
+          <w:lang w:val="en_US" w:bidi="en_US"/>
+        </w:rPr>
+      </w:r>
+    </w:p>
+    <w:p>
+      <w:pPr>
+        <w:pStyle w:val="ListBullet"/>
+        <w:spacing w:line="240" w:lineRule="auto"/>
+        <w:ind w:left="720"/>
+      </w:pPr>
+      <w:r>
+        <w:rPr>
+          <w:lang w:val="en_US" w:bidi="en_US"/>
+        </w:rPr>
+      </w:r>
+      <w:hyperlink r:id="rId76">
+        <w:r>
+          <w:rPr>
+            <w:lang w:val="en_US" w:bidi="en_US"/>
+          </w:rPr>
+          <w:rPr>
+            <w:color w:val="0000EE"/>
+            <w:u w:val="single"/>
+          </w:rPr>
+          <w:t>Embodying the Text</w:t>
+        </w:r>
+      </w:hyperlink>
+      <w:r>
+        <w:rPr>
+          <w:lang w:val="en_US" w:bidi="en_US"/>
+        </w:rPr>
+        <w:t xml:space="preserve"> (3.8 MB)</w:t>
+      </w:r>
+      <w:r>
+        <w:rPr>
+          <w:lang w:val="en_US" w:bidi="en_US"/>
+        </w:rPr>
+      </w:r>
+    </w:p>
+    <w:p>
+      <w:pPr>
+        <w:pStyle w:val="ListBullet"/>
+        <w:spacing w:line="240" w:lineRule="auto"/>
+        <w:ind w:left="720"/>
+      </w:pPr>
+      <w:r>
+        <w:rPr>
+          <w:lang w:val="en_US" w:bidi="en_US"/>
+        </w:rPr>
+      </w:r>
+      <w:hyperlink r:id="rId77">
+        <w:r>
+          <w:rPr>
+            <w:lang w:val="en_US" w:bidi="en_US"/>
+          </w:rPr>
+          <w:rPr>
+            <w:color w:val="0000EE"/>
+            <w:u w:val="single"/>
+          </w:rPr>
+          <w:t>Filling the Gaps</w:t>
+        </w:r>
+      </w:hyperlink>
+      <w:r>
+        <w:rPr>
+          <w:lang w:val="en_US" w:bidi="en_US"/>
+        </w:rPr>
+        <w:t xml:space="preserve"> (3.0 MB)</w:t>
+      </w:r>
+      <w:r>
+        <w:rPr>
+          <w:lang w:val="en_US" w:bidi="en_US"/>
+        </w:rPr>
+      </w:r>
+    </w:p>
+    <w:p>
+      <w:pPr>
+        <w:pStyle w:val="ListBullet"/>
+        <w:spacing w:line="240" w:lineRule="auto"/>
+        <w:ind w:left="720"/>
+      </w:pPr>
+      <w:r>
+        <w:rPr>
+          <w:lang w:val="en_US" w:bidi="en_US"/>
+        </w:rPr>
+      </w:r>
+      <w:hyperlink r:id="rId78">
+        <w:r>
+          <w:rPr>
+            <w:lang w:val="en_US" w:bidi="en_US"/>
+          </w:rPr>
+          <w:rPr>
+            <w:color w:val="0000EE"/>
+            <w:u w:val="single"/>
+          </w:rPr>
+          <w:t>Speaking the Word</w:t>
+        </w:r>
+      </w:hyperlink>
+      <w:r>
+        <w:rPr>
+          <w:lang w:val="en_US" w:bidi="en_US"/>
+        </w:rPr>
+        <w:t xml:space="preserve"> (1.1 MB)</w:t>
+      </w:r>
+      <w:r>
+        <w:rPr>
+          <w:lang w:val="en_US" w:bidi="en_US"/>
+        </w:rPr>
+      </w:r>
+      <w:r>
+        <w:rPr>
+          <w:lang w:val="en_US" w:bidi="en_US"/>
+        </w:rPr>
+      </w:r>
+      <w:r>
+        <w:rPr>
+          <w:lang w:val="en_US" w:bidi="en_US"/>
+        </w:rPr>
+      </w:r>
+    </w:p>
+    <w:p>
+      <w:pPr/>
+      <w:r>
+        <w:rPr>
+          <w:lang w:val="en_US" w:bidi="en_US"/>
+        </w:rPr>
+      </w:r>
+    </w:p>
+    <w:p>
+      <w:pPr>
+        <w:pStyle w:val="Heading2"/>
+      </w:pPr>
+      <w:r>
+        <w:rPr>
+          <w:lang w:val="en_US" w:bidi="en_US"/>
+        </w:rPr>
         <w:t>1 Thessalonians 5:23–28</w:t>
       </w:r>
       <w:r>
@@ -26498,6 +29449,271 @@
           <w:lang w:val="en_US" w:bidi="en_US"/>
         </w:rPr>
         <w:t>This is the end of the recording.</w:t>
+      </w:r>
+      <w:r>
+        <w:rPr>
+          <w:lang w:val="en_US" w:bidi="en_US"/>
+        </w:rPr>
+      </w:r>
+      <w:r>
+        <w:rPr>
+          <w:lang w:val="en_US" w:bidi="en_US"/>
+        </w:rPr>
+      </w:r>
+    </w:p>
+    <w:p>
+      <w:pPr/>
+      <w:r>
+        <w:rPr>
+          <w:lang w:val="en_US" w:bidi="en_US"/>
+        </w:rPr>
+      </w:r>
+    </w:p>
+    <w:p>
+      <w:pPr>
+        <w:pStyle w:val="Heading2"/>
+      </w:pPr>
+      <w:r>
+        <w:rPr>
+          <w:lang w:val="en_US" w:bidi="en_US"/>
+        </w:rPr>
+        <w:t>1 Thessalonians 5:23–28</w:t>
+      </w:r>
+      <w:r>
+        <w:rPr>
+          <w:lang w:val="en_US" w:bidi="en_US"/>
+        </w:rPr>
+      </w:r>
+    </w:p>
+    <w:p>
+      <w:pPr>
+        <w:pStyle w:val="Heading4"/>
+      </w:pPr>
+      <w:r>
+        <w:rPr>
+          <w:lang w:val="en_US" w:bidi="en_US"/>
+        </w:rPr>
+        <w:t>Audio Content</w:t>
+      </w:r>
+      <w:r>
+        <w:rPr>
+          <w:lang w:val="en_US" w:bidi="en_US"/>
+        </w:rPr>
+      </w:r>
+      <w:r>
+        <w:rPr>
+          <w:lang w:val="en_US" w:bidi="en_US"/>
+        </w:rPr>
+      </w:r>
+    </w:p>
+    <w:p>
+      <w:pPr>
+        <w:pStyle w:val="ListBullet"/>
+        <w:spacing w:line="240" w:lineRule="auto"/>
+        <w:ind w:left="720"/>
+      </w:pPr>
+      <w:r>
+        <w:rPr>
+          <w:lang w:val="en_US" w:bidi="en_US"/>
+        </w:rPr>
+      </w:r>
+      <w:hyperlink r:id="rId79">
+        <w:r>
+          <w:rPr>
+            <w:lang w:val="en_US" w:bidi="en_US"/>
+          </w:rPr>
+          <w:rPr>
+            <w:color w:val="0000EE"/>
+            <w:u w:val="single"/>
+          </w:rPr>
+          <w:t>Hear and Heart</w:t>
+        </w:r>
+      </w:hyperlink>
+      <w:r>
+        <w:rPr>
+          <w:lang w:val="en_US" w:bidi="en_US"/>
+        </w:rPr>
+        <w:t xml:space="preserve"> (976 KB)</w:t>
+      </w:r>
+      <w:r>
+        <w:rPr>
+          <w:lang w:val="en_US" w:bidi="en_US"/>
+        </w:rPr>
+      </w:r>
+    </w:p>
+    <w:p>
+      <w:pPr>
+        <w:pStyle w:val="ListBullet"/>
+        <w:spacing w:line="240" w:lineRule="auto"/>
+        <w:ind w:left="720"/>
+      </w:pPr>
+      <w:r>
+        <w:rPr>
+          <w:lang w:val="en_US" w:bidi="en_US"/>
+        </w:rPr>
+      </w:r>
+      <w:hyperlink r:id="rId80">
+        <w:r>
+          <w:rPr>
+            <w:lang w:val="en_US" w:bidi="en_US"/>
+          </w:rPr>
+          <w:rPr>
+            <w:color w:val="0000EE"/>
+            <w:u w:val="single"/>
+          </w:rPr>
+          <w:t>Setting the Stage</w:t>
+        </w:r>
+      </w:hyperlink>
+      <w:r>
+        <w:rPr>
+          <w:lang w:val="en_US" w:bidi="en_US"/>
+        </w:rPr>
+        <w:t xml:space="preserve"> (2.6 MB)</w:t>
+      </w:r>
+      <w:r>
+        <w:rPr>
+          <w:lang w:val="en_US" w:bidi="en_US"/>
+        </w:rPr>
+      </w:r>
+    </w:p>
+    <w:p>
+      <w:pPr>
+        <w:pStyle w:val="ListBullet"/>
+        <w:spacing w:line="240" w:lineRule="auto"/>
+        <w:ind w:left="720"/>
+      </w:pPr>
+      <w:r>
+        <w:rPr>
+          <w:lang w:val="en_US" w:bidi="en_US"/>
+        </w:rPr>
+      </w:r>
+      <w:hyperlink r:id="rId81">
+        <w:r>
+          <w:rPr>
+            <w:lang w:val="en_US" w:bidi="en_US"/>
+          </w:rPr>
+          <w:rPr>
+            <w:color w:val="0000EE"/>
+            <w:u w:val="single"/>
+          </w:rPr>
+          <w:t>Defining the Scenes</w:t>
+        </w:r>
+      </w:hyperlink>
+      <w:r>
+        <w:rPr>
+          <w:lang w:val="en_US" w:bidi="en_US"/>
+        </w:rPr>
+        <w:t xml:space="preserve"> (5.3 MB)</w:t>
+      </w:r>
+      <w:r>
+        <w:rPr>
+          <w:lang w:val="en_US" w:bidi="en_US"/>
+        </w:rPr>
+      </w:r>
+    </w:p>
+    <w:p>
+      <w:pPr>
+        <w:pStyle w:val="ListBullet"/>
+        <w:spacing w:line="240" w:lineRule="auto"/>
+        <w:ind w:left="720"/>
+      </w:pPr>
+      <w:r>
+        <w:rPr>
+          <w:lang w:val="en_US" w:bidi="en_US"/>
+        </w:rPr>
+      </w:r>
+      <w:hyperlink r:id="rId82">
+        <w:r>
+          <w:rPr>
+            <w:lang w:val="en_US" w:bidi="en_US"/>
+          </w:rPr>
+          <w:rPr>
+            <w:color w:val="0000EE"/>
+            <w:u w:val="single"/>
+          </w:rPr>
+          <w:t>Embodying the Text</w:t>
+        </w:r>
+      </w:hyperlink>
+      <w:r>
+        <w:rPr>
+          <w:lang w:val="en_US" w:bidi="en_US"/>
+        </w:rPr>
+        <w:t xml:space="preserve"> (3.3 MB)</w:t>
+      </w:r>
+      <w:r>
+        <w:rPr>
+          <w:lang w:val="en_US" w:bidi="en_US"/>
+        </w:rPr>
+      </w:r>
+    </w:p>
+    <w:p>
+      <w:pPr>
+        <w:pStyle w:val="ListBullet"/>
+        <w:spacing w:line="240" w:lineRule="auto"/>
+        <w:ind w:left="720"/>
+      </w:pPr>
+      <w:r>
+        <w:rPr>
+          <w:lang w:val="en_US" w:bidi="en_US"/>
+        </w:rPr>
+      </w:r>
+      <w:hyperlink r:id="rId83">
+        <w:r>
+          <w:rPr>
+            <w:lang w:val="en_US" w:bidi="en_US"/>
+          </w:rPr>
+          <w:rPr>
+            <w:color w:val="0000EE"/>
+            <w:u w:val="single"/>
+          </w:rPr>
+          <w:t>Filling the Gaps</w:t>
+        </w:r>
+      </w:hyperlink>
+      <w:r>
+        <w:rPr>
+          <w:lang w:val="en_US" w:bidi="en_US"/>
+        </w:rPr>
+        <w:t xml:space="preserve"> (3.3 MB)</w:t>
+      </w:r>
+      <w:r>
+        <w:rPr>
+          <w:lang w:val="en_US" w:bidi="en_US"/>
+        </w:rPr>
+      </w:r>
+    </w:p>
+    <w:p>
+      <w:pPr>
+        <w:pStyle w:val="ListBullet"/>
+        <w:spacing w:line="240" w:lineRule="auto"/>
+        <w:ind w:left="720"/>
+      </w:pPr>
+      <w:r>
+        <w:rPr>
+          <w:lang w:val="en_US" w:bidi="en_US"/>
+        </w:rPr>
+      </w:r>
+      <w:hyperlink r:id="rId84">
+        <w:r>
+          <w:rPr>
+            <w:lang w:val="en_US" w:bidi="en_US"/>
+          </w:rPr>
+          <w:rPr>
+            <w:color w:val="0000EE"/>
+            <w:u w:val="single"/>
+          </w:rPr>
+          <w:t>Speaking the Word</w:t>
+        </w:r>
+      </w:hyperlink>
+      <w:r>
+        <w:rPr>
+          <w:lang w:val="en_US" w:bidi="en_US"/>
+        </w:rPr>
+        <w:t xml:space="preserve"> (1.1 MB)</w:t>
+      </w:r>
+      <w:r>
+        <w:rPr>
+          <w:lang w:val="en_US" w:bidi="en_US"/>
+        </w:rPr>
       </w:r>
       <w:r>
         <w:rPr>

--- a/eng/docx/52.content.docx
+++ b/eng/docx/52.content.docx
@@ -3746,7 +3746,25 @@
         <w:rPr>
           <w:lang w:val="en_US" w:bidi="en_US"/>
         </w:rPr>
-        <w:t>Stop here and look at a map that includes Macedonia as a group. Find the towns of Philippi and Thessalonica. Pause this audio here.</w:t>
+        <w:t xml:space="preserve">Stop here and look at a map that includes </w:t>
+      </w:r>
+      <w:hyperlink r:id="rId19">
+        <w:r>
+          <w:rPr>
+            <w:lang w:val="en_US" w:bidi="en_US"/>
+          </w:rPr>
+          <w:rPr>
+            <w:color w:val="0000EE"/>
+            <w:u w:val="single"/>
+          </w:rPr>
+          <w:t>Macedonia</w:t>
+        </w:r>
+      </w:hyperlink>
+      <w:r>
+        <w:rPr>
+          <w:lang w:val="en_US" w:bidi="en_US"/>
+        </w:rPr>
+        <w:t xml:space="preserve"> as a group. Find the towns of Philippi and Thessalonica. Pause this audio here.</w:t>
       </w:r>
     </w:p>
     <w:p>
@@ -5546,7 +5564,7 @@
           <w:lang w:val="en_US" w:bidi="en_US"/>
         </w:rPr>
       </w:r>
-      <w:hyperlink r:id="rId19">
+      <w:hyperlink r:id="rId20">
         <w:r>
           <w:rPr>
             <w:lang w:val="en_US" w:bidi="en_US"/>
@@ -5581,7 +5599,7 @@
           <w:lang w:val="en_US" w:bidi="en_US"/>
         </w:rPr>
       </w:r>
-      <w:hyperlink r:id="rId20">
+      <w:hyperlink r:id="rId21">
         <w:r>
           <w:rPr>
             <w:lang w:val="en_US" w:bidi="en_US"/>
@@ -5616,7 +5634,7 @@
           <w:lang w:val="en_US" w:bidi="en_US"/>
         </w:rPr>
       </w:r>
-      <w:hyperlink r:id="rId21">
+      <w:hyperlink r:id="rId22">
         <w:r>
           <w:rPr>
             <w:lang w:val="en_US" w:bidi="en_US"/>
@@ -5651,7 +5669,7 @@
           <w:lang w:val="en_US" w:bidi="en_US"/>
         </w:rPr>
       </w:r>
-      <w:hyperlink r:id="rId22">
+      <w:hyperlink r:id="rId23">
         <w:r>
           <w:rPr>
             <w:lang w:val="en_US" w:bidi="en_US"/>
@@ -5686,7 +5704,7 @@
           <w:lang w:val="en_US" w:bidi="en_US"/>
         </w:rPr>
       </w:r>
-      <w:hyperlink r:id="rId23">
+      <w:hyperlink r:id="rId24">
         <w:r>
           <w:rPr>
             <w:lang w:val="en_US" w:bidi="en_US"/>
@@ -5721,7 +5739,7 @@
           <w:lang w:val="en_US" w:bidi="en_US"/>
         </w:rPr>
       </w:r>
-      <w:hyperlink r:id="rId24">
+      <w:hyperlink r:id="rId25">
         <w:r>
           <w:rPr>
             <w:lang w:val="en_US" w:bidi="en_US"/>
@@ -7805,7 +7823,7 @@
           <w:lang w:val="en_US" w:bidi="en_US"/>
         </w:rPr>
       </w:r>
-      <w:hyperlink r:id="rId25">
+      <w:hyperlink r:id="rId26">
         <w:r>
           <w:rPr>
             <w:lang w:val="en_US" w:bidi="en_US"/>
@@ -7840,7 +7858,7 @@
           <w:lang w:val="en_US" w:bidi="en_US"/>
         </w:rPr>
       </w:r>
-      <w:hyperlink r:id="rId26">
+      <w:hyperlink r:id="rId27">
         <w:r>
           <w:rPr>
             <w:lang w:val="en_US" w:bidi="en_US"/>
@@ -7875,7 +7893,7 @@
           <w:lang w:val="en_US" w:bidi="en_US"/>
         </w:rPr>
       </w:r>
-      <w:hyperlink r:id="rId27">
+      <w:hyperlink r:id="rId28">
         <w:r>
           <w:rPr>
             <w:lang w:val="en_US" w:bidi="en_US"/>
@@ -7910,7 +7928,7 @@
           <w:lang w:val="en_US" w:bidi="en_US"/>
         </w:rPr>
       </w:r>
-      <w:hyperlink r:id="rId28">
+      <w:hyperlink r:id="rId29">
         <w:r>
           <w:rPr>
             <w:lang w:val="en_US" w:bidi="en_US"/>
@@ -7945,7 +7963,7 @@
           <w:lang w:val="en_US" w:bidi="en_US"/>
         </w:rPr>
       </w:r>
-      <w:hyperlink r:id="rId29">
+      <w:hyperlink r:id="rId30">
         <w:r>
           <w:rPr>
             <w:lang w:val="en_US" w:bidi="en_US"/>
@@ -7980,7 +7998,7 @@
           <w:lang w:val="en_US" w:bidi="en_US"/>
         </w:rPr>
       </w:r>
-      <w:hyperlink r:id="rId30">
+      <w:hyperlink r:id="rId31">
         <w:r>
           <w:rPr>
             <w:lang w:val="en_US" w:bidi="en_US"/>
@@ -8325,7 +8343,25 @@
         <w:rPr>
           <w:lang w:val="en_US" w:bidi="en_US"/>
         </w:rPr>
-        <w:t>Stop here and look at a map of Israel and Greece as a group. Find the region of Judea and the town of Thessalonica. Pause this audio here.</w:t>
+        <w:t xml:space="preserve">Stop here and look at a map of </w:t>
+      </w:r>
+      <w:hyperlink r:id="rId32">
+        <w:r>
+          <w:rPr>
+            <w:lang w:val="en_US" w:bidi="en_US"/>
+          </w:rPr>
+          <w:rPr>
+            <w:color w:val="0000EE"/>
+            <w:u w:val="single"/>
+          </w:rPr>
+          <w:t>Israel and Greece</w:t>
+        </w:r>
+      </w:hyperlink>
+      <w:r>
+        <w:rPr>
+          <w:lang w:val="en_US" w:bidi="en_US"/>
+        </w:rPr>
+        <w:t xml:space="preserve"> as a group. Find the region of Judea and the town of Thessalonica. Pause this audio here.</w:t>
       </w:r>
     </w:p>
     <w:p>
@@ -10091,7 +10127,7 @@
           <w:lang w:val="en_US" w:bidi="en_US"/>
         </w:rPr>
       </w:r>
-      <w:hyperlink r:id="rId31">
+      <w:hyperlink r:id="rId33">
         <w:r>
           <w:rPr>
             <w:lang w:val="en_US" w:bidi="en_US"/>
@@ -10126,7 +10162,7 @@
           <w:lang w:val="en_US" w:bidi="en_US"/>
         </w:rPr>
       </w:r>
-      <w:hyperlink r:id="rId32">
+      <w:hyperlink r:id="rId34">
         <w:r>
           <w:rPr>
             <w:lang w:val="en_US" w:bidi="en_US"/>
@@ -10161,7 +10197,7 @@
           <w:lang w:val="en_US" w:bidi="en_US"/>
         </w:rPr>
       </w:r>
-      <w:hyperlink r:id="rId33">
+      <w:hyperlink r:id="rId35">
         <w:r>
           <w:rPr>
             <w:lang w:val="en_US" w:bidi="en_US"/>
@@ -10196,7 +10232,7 @@
           <w:lang w:val="en_US" w:bidi="en_US"/>
         </w:rPr>
       </w:r>
-      <w:hyperlink r:id="rId34">
+      <w:hyperlink r:id="rId36">
         <w:r>
           <w:rPr>
             <w:lang w:val="en_US" w:bidi="en_US"/>
@@ -10231,7 +10267,7 @@
           <w:lang w:val="en_US" w:bidi="en_US"/>
         </w:rPr>
       </w:r>
-      <w:hyperlink r:id="rId35">
+      <w:hyperlink r:id="rId37">
         <w:r>
           <w:rPr>
             <w:lang w:val="en_US" w:bidi="en_US"/>
@@ -10266,7 +10302,7 @@
           <w:lang w:val="en_US" w:bidi="en_US"/>
         </w:rPr>
       </w:r>
-      <w:hyperlink r:id="rId36">
+      <w:hyperlink r:id="rId38">
         <w:r>
           <w:rPr>
             <w:lang w:val="en_US" w:bidi="en_US"/>
@@ -11164,7 +11200,25 @@
         <w:rPr>
           <w:lang w:val="en_US" w:bidi="en_US"/>
         </w:rPr>
-        <w:t>Stop here and look at the map of the area which shows the distance between Athens and Thessalonica. Pause this audio here.</w:t>
+        <w:t xml:space="preserve">Stop here and look at the map of the area which shows the distance between </w:t>
+      </w:r>
+      <w:hyperlink r:id="rId19">
+        <w:r>
+          <w:rPr>
+            <w:lang w:val="en_US" w:bidi="en_US"/>
+          </w:rPr>
+          <w:rPr>
+            <w:color w:val="0000EE"/>
+            <w:u w:val="single"/>
+          </w:rPr>
+          <w:t>Athens and Thessalonica</w:t>
+        </w:r>
+      </w:hyperlink>
+      <w:r>
+        <w:rPr>
+          <w:lang w:val="en_US" w:bidi="en_US"/>
+        </w:rPr>
+        <w:t>. Pause this audio here.</w:t>
       </w:r>
     </w:p>
     <w:p>
@@ -12553,7 +12607,7 @@
           <w:lang w:val="en_US" w:bidi="en_US"/>
         </w:rPr>
       </w:r>
-      <w:hyperlink r:id="rId37">
+      <w:hyperlink r:id="rId39">
         <w:r>
           <w:rPr>
             <w:lang w:val="en_US" w:bidi="en_US"/>
@@ -12588,7 +12642,7 @@
           <w:lang w:val="en_US" w:bidi="en_US"/>
         </w:rPr>
       </w:r>
-      <w:hyperlink r:id="rId38">
+      <w:hyperlink r:id="rId40">
         <w:r>
           <w:rPr>
             <w:lang w:val="en_US" w:bidi="en_US"/>
@@ -12623,7 +12677,7 @@
           <w:lang w:val="en_US" w:bidi="en_US"/>
         </w:rPr>
       </w:r>
-      <w:hyperlink r:id="rId39">
+      <w:hyperlink r:id="rId41">
         <w:r>
           <w:rPr>
             <w:lang w:val="en_US" w:bidi="en_US"/>
@@ -12658,7 +12712,7 @@
           <w:lang w:val="en_US" w:bidi="en_US"/>
         </w:rPr>
       </w:r>
-      <w:hyperlink r:id="rId40">
+      <w:hyperlink r:id="rId42">
         <w:r>
           <w:rPr>
             <w:lang w:val="en_US" w:bidi="en_US"/>
@@ -12693,7 +12747,7 @@
           <w:lang w:val="en_US" w:bidi="en_US"/>
         </w:rPr>
       </w:r>
-      <w:hyperlink r:id="rId41">
+      <w:hyperlink r:id="rId43">
         <w:r>
           <w:rPr>
             <w:lang w:val="en_US" w:bidi="en_US"/>
@@ -12728,7 +12782,7 @@
           <w:lang w:val="en_US" w:bidi="en_US"/>
         </w:rPr>
       </w:r>
-      <w:hyperlink r:id="rId42">
+      <w:hyperlink r:id="rId44">
         <w:r>
           <w:rPr>
             <w:lang w:val="en_US" w:bidi="en_US"/>
@@ -14873,7 +14927,7 @@
           <w:lang w:val="en_US" w:bidi="en_US"/>
         </w:rPr>
       </w:r>
-      <w:hyperlink r:id="rId43">
+      <w:hyperlink r:id="rId45">
         <w:r>
           <w:rPr>
             <w:lang w:val="en_US" w:bidi="en_US"/>
@@ -14908,7 +14962,7 @@
           <w:lang w:val="en_US" w:bidi="en_US"/>
         </w:rPr>
       </w:r>
-      <w:hyperlink r:id="rId44">
+      <w:hyperlink r:id="rId46">
         <w:r>
           <w:rPr>
             <w:lang w:val="en_US" w:bidi="en_US"/>
@@ -14943,7 +14997,7 @@
           <w:lang w:val="en_US" w:bidi="en_US"/>
         </w:rPr>
       </w:r>
-      <w:hyperlink r:id="rId45">
+      <w:hyperlink r:id="rId47">
         <w:r>
           <w:rPr>
             <w:lang w:val="en_US" w:bidi="en_US"/>
@@ -14978,7 +15032,7 @@
           <w:lang w:val="en_US" w:bidi="en_US"/>
         </w:rPr>
       </w:r>
-      <w:hyperlink r:id="rId46">
+      <w:hyperlink r:id="rId48">
         <w:r>
           <w:rPr>
             <w:lang w:val="en_US" w:bidi="en_US"/>
@@ -15013,7 +15067,7 @@
           <w:lang w:val="en_US" w:bidi="en_US"/>
         </w:rPr>
       </w:r>
-      <w:hyperlink r:id="rId47">
+      <w:hyperlink r:id="rId49">
         <w:r>
           <w:rPr>
             <w:lang w:val="en_US" w:bidi="en_US"/>
@@ -15048,7 +15102,7 @@
           <w:lang w:val="en_US" w:bidi="en_US"/>
         </w:rPr>
       </w:r>
-      <w:hyperlink r:id="rId48">
+      <w:hyperlink r:id="rId50">
         <w:r>
           <w:rPr>
             <w:lang w:val="en_US" w:bidi="en_US"/>
@@ -17131,7 +17185,7 @@
           <w:lang w:val="en_US" w:bidi="en_US"/>
         </w:rPr>
       </w:r>
-      <w:hyperlink r:id="rId49">
+      <w:hyperlink r:id="rId51">
         <w:r>
           <w:rPr>
             <w:lang w:val="en_US" w:bidi="en_US"/>
@@ -17166,7 +17220,7 @@
           <w:lang w:val="en_US" w:bidi="en_US"/>
         </w:rPr>
       </w:r>
-      <w:hyperlink r:id="rId50">
+      <w:hyperlink r:id="rId52">
         <w:r>
           <w:rPr>
             <w:lang w:val="en_US" w:bidi="en_US"/>
@@ -17201,7 +17255,7 @@
           <w:lang w:val="en_US" w:bidi="en_US"/>
         </w:rPr>
       </w:r>
-      <w:hyperlink r:id="rId51">
+      <w:hyperlink r:id="rId53">
         <w:r>
           <w:rPr>
             <w:lang w:val="en_US" w:bidi="en_US"/>
@@ -17236,7 +17290,7 @@
           <w:lang w:val="en_US" w:bidi="en_US"/>
         </w:rPr>
       </w:r>
-      <w:hyperlink r:id="rId52">
+      <w:hyperlink r:id="rId54">
         <w:r>
           <w:rPr>
             <w:lang w:val="en_US" w:bidi="en_US"/>
@@ -17271,7 +17325,7 @@
           <w:lang w:val="en_US" w:bidi="en_US"/>
         </w:rPr>
       </w:r>
-      <w:hyperlink r:id="rId53">
+      <w:hyperlink r:id="rId55">
         <w:r>
           <w:rPr>
             <w:lang w:val="en_US" w:bidi="en_US"/>
@@ -17306,7 +17360,7 @@
           <w:lang w:val="en_US" w:bidi="en_US"/>
         </w:rPr>
       </w:r>
-      <w:hyperlink r:id="rId54">
+      <w:hyperlink r:id="rId56">
         <w:r>
           <w:rPr>
             <w:lang w:val="en_US" w:bidi="en_US"/>
@@ -17679,7 +17733,25 @@
         <w:rPr>
           <w:lang w:val="en_US" w:bidi="en_US"/>
         </w:rPr>
-        <w:t>Stop here and look at a map that includes Macedonia as a group. Find the city of Thessalonica. Pause this audio here.</w:t>
+        <w:t xml:space="preserve">Stop here and look at a map that includes </w:t>
+      </w:r>
+      <w:hyperlink r:id="rId19">
+        <w:r>
+          <w:rPr>
+            <w:lang w:val="en_US" w:bidi="en_US"/>
+          </w:rPr>
+          <w:rPr>
+            <w:color w:val="0000EE"/>
+            <w:u w:val="single"/>
+          </w:rPr>
+          <w:t>Macedonia</w:t>
+        </w:r>
+      </w:hyperlink>
+      <w:r>
+        <w:rPr>
+          <w:lang w:val="en_US" w:bidi="en_US"/>
+        </w:rPr>
+        <w:t xml:space="preserve"> as a group. Find the city of Thessalonica. Pause this audio here.</w:t>
       </w:r>
     </w:p>
     <w:p>
@@ -19127,7 +19199,7 @@
           <w:lang w:val="en_US" w:bidi="en_US"/>
         </w:rPr>
       </w:r>
-      <w:hyperlink r:id="rId55">
+      <w:hyperlink r:id="rId57">
         <w:r>
           <w:rPr>
             <w:lang w:val="en_US" w:bidi="en_US"/>
@@ -19162,7 +19234,7 @@
           <w:lang w:val="en_US" w:bidi="en_US"/>
         </w:rPr>
       </w:r>
-      <w:hyperlink r:id="rId56">
+      <w:hyperlink r:id="rId58">
         <w:r>
           <w:rPr>
             <w:lang w:val="en_US" w:bidi="en_US"/>
@@ -19197,7 +19269,7 @@
           <w:lang w:val="en_US" w:bidi="en_US"/>
         </w:rPr>
       </w:r>
-      <w:hyperlink r:id="rId57">
+      <w:hyperlink r:id="rId59">
         <w:r>
           <w:rPr>
             <w:lang w:val="en_US" w:bidi="en_US"/>
@@ -19232,7 +19304,7 @@
           <w:lang w:val="en_US" w:bidi="en_US"/>
         </w:rPr>
       </w:r>
-      <w:hyperlink r:id="rId58">
+      <w:hyperlink r:id="rId60">
         <w:r>
           <w:rPr>
             <w:lang w:val="en_US" w:bidi="en_US"/>
@@ -19267,7 +19339,7 @@
           <w:lang w:val="en_US" w:bidi="en_US"/>
         </w:rPr>
       </w:r>
-      <w:hyperlink r:id="rId59">
+      <w:hyperlink r:id="rId61">
         <w:r>
           <w:rPr>
             <w:lang w:val="en_US" w:bidi="en_US"/>
@@ -19302,7 +19374,7 @@
           <w:lang w:val="en_US" w:bidi="en_US"/>
         </w:rPr>
       </w:r>
-      <w:hyperlink r:id="rId60">
+      <w:hyperlink r:id="rId62">
         <w:r>
           <w:rPr>
             <w:lang w:val="en_US" w:bidi="en_US"/>
@@ -20155,7 +20227,43 @@
         <w:rPr>
           <w:lang w:val="en_US" w:bidi="en_US"/>
         </w:rPr>
-        <w:t>Stop here and look at a picture of a trumpet. If possible, listen to the sound of a trumpet. Pause this audio here.</w:t>
+        <w:t xml:space="preserve">Stop here and look at a picture of a </w:t>
+      </w:r>
+      <w:hyperlink r:id="rId63">
+        <w:r>
+          <w:rPr>
+            <w:lang w:val="en_US" w:bidi="en_US"/>
+          </w:rPr>
+          <w:rPr>
+            <w:color w:val="0000EE"/>
+            <w:u w:val="single"/>
+          </w:rPr>
+          <w:t>trumpet</w:t>
+        </w:r>
+      </w:hyperlink>
+      <w:r>
+        <w:rPr>
+          <w:lang w:val="en_US" w:bidi="en_US"/>
+        </w:rPr>
+        <w:t xml:space="preserve">. If possible, listen to the sound of a </w:t>
+      </w:r>
+      <w:hyperlink r:id="rId63">
+        <w:r>
+          <w:rPr>
+            <w:lang w:val="en_US" w:bidi="en_US"/>
+          </w:rPr>
+          <w:rPr>
+            <w:color w:val="0000EE"/>
+            <w:u w:val="single"/>
+          </w:rPr>
+          <w:t>trumpet</w:t>
+        </w:r>
+      </w:hyperlink>
+      <w:r>
+        <w:rPr>
+          <w:lang w:val="en_US" w:bidi="en_US"/>
+        </w:rPr>
+        <w:t>. Pause this audio here.</w:t>
       </w:r>
     </w:p>
     <w:p>
@@ -21076,12 +21184,18 @@
         </w:rPr>
         <w:t xml:space="preserve">. When someone hopes, it means the person expects something in the future to happen. Paul wants the Thessalonians to expect that they will share in that great event with their brothers and sisters who have already died. For more information on </w:t>
       </w:r>
-      <w:r>
-        <w:rPr>
-          <w:lang w:val="en_US" w:bidi="en_US"/>
-        </w:rPr>
-        <w:t>hope</w:t>
-      </w:r>
+      <w:hyperlink r:id="rId64">
+        <w:r>
+          <w:rPr>
+            <w:lang w:val="en_US" w:bidi="en_US"/>
+          </w:rPr>
+          <w:rPr>
+            <w:color w:val="0000EE"/>
+            <w:u w:val="single"/>
+          </w:rPr>
+          <w:t>hope</w:t>
+        </w:r>
+      </w:hyperlink>
       <w:r>
         <w:rPr>
           <w:lang w:val="en_US" w:bidi="en_US"/>
@@ -21115,12 +21229,18 @@
         </w:rPr>
         <w:t xml:space="preserve">, and it carries the Lord's authority. It is also the Lord who will come down from heaven and come to the Earth. Use the same word or phrase for Lord as you used in previous passages. For more information on </w:t>
       </w:r>
-      <w:r>
-        <w:rPr>
-          <w:lang w:val="en_US" w:bidi="en_US"/>
-        </w:rPr>
-        <w:t>Lord</w:t>
-      </w:r>
+      <w:hyperlink r:id="rId65">
+        <w:r>
+          <w:rPr>
+            <w:lang w:val="en_US" w:bidi="en_US"/>
+          </w:rPr>
+          <w:rPr>
+            <w:color w:val="0000EE"/>
+            <w:u w:val="single"/>
+          </w:rPr>
+          <w:t>Lord</w:t>
+        </w:r>
+      </w:hyperlink>
       <w:r>
         <w:rPr>
           <w:lang w:val="en_US" w:bidi="en_US"/>
@@ -21154,12 +21274,18 @@
         </w:rPr>
         <w:t xml:space="preserve">. This is the place where the Lord Jesus now lives until he returns to Earth. Use the same word or phrase for heaven as you used in previous passages, and see the Master Glossary for more information about </w:t>
       </w:r>
-      <w:r>
-        <w:rPr>
-          <w:lang w:val="en_US" w:bidi="en_US"/>
-        </w:rPr>
-        <w:t>heaven</w:t>
-      </w:r>
+      <w:hyperlink r:id="rId66">
+        <w:r>
+          <w:rPr>
+            <w:lang w:val="en_US" w:bidi="en_US"/>
+          </w:rPr>
+          <w:rPr>
+            <w:color w:val="0000EE"/>
+            <w:u w:val="single"/>
+          </w:rPr>
+          <w:t>heaven</w:t>
+        </w:r>
+      </w:hyperlink>
       <w:r>
         <w:rPr>
           <w:lang w:val="en_US" w:bidi="en_US"/>
@@ -21233,12 +21359,18 @@
         </w:rPr>
         <w:t xml:space="preserve">. Look up </w:t>
       </w:r>
-      <w:r>
-        <w:rPr>
-          <w:lang w:val="en_US" w:bidi="en_US"/>
-        </w:rPr>
-        <w:t>angels</w:t>
-      </w:r>
+      <w:hyperlink r:id="rId67">
+        <w:r>
+          <w:rPr>
+            <w:lang w:val="en_US" w:bidi="en_US"/>
+          </w:rPr>
+          <w:rPr>
+            <w:color w:val="0000EE"/>
+            <w:u w:val="single"/>
+          </w:rPr>
+          <w:t>angels</w:t>
+        </w:r>
+      </w:hyperlink>
       <w:r>
         <w:rPr>
           <w:lang w:val="en_US" w:bidi="en_US"/>
@@ -21297,7 +21429,43 @@
         <w:rPr>
           <w:lang w:val="en_US" w:bidi="en_US"/>
         </w:rPr>
-        <w:t>. If you have already translated this word in another book of the Bible, use the same word that you have used there. Listen to the sound of a trumpet. Look at the picture of a trumpet. Pause this audio here.</w:t>
+        <w:t xml:space="preserve">. If you have already translated this word in another book of the Bible, use the same word that you have used there. Listen to the sound of a </w:t>
+      </w:r>
+      <w:hyperlink r:id="rId63">
+        <w:r>
+          <w:rPr>
+            <w:lang w:val="en_US" w:bidi="en_US"/>
+          </w:rPr>
+          <w:rPr>
+            <w:color w:val="0000EE"/>
+            <w:u w:val="single"/>
+          </w:rPr>
+          <w:t>trumpet</w:t>
+        </w:r>
+      </w:hyperlink>
+      <w:r>
+        <w:rPr>
+          <w:lang w:val="en_US" w:bidi="en_US"/>
+        </w:rPr>
+        <w:t xml:space="preserve">. Look at the picture of a </w:t>
+      </w:r>
+      <w:hyperlink r:id="rId63">
+        <w:r>
+          <w:rPr>
+            <w:lang w:val="en_US" w:bidi="en_US"/>
+          </w:rPr>
+          <w:rPr>
+            <w:color w:val="0000EE"/>
+            <w:u w:val="single"/>
+          </w:rPr>
+          <w:t>trumpet</w:t>
+        </w:r>
+      </w:hyperlink>
+      <w:r>
+        <w:rPr>
+          <w:lang w:val="en_US" w:bidi="en_US"/>
+        </w:rPr>
+        <w:t>. Pause this audio here.</w:t>
       </w:r>
     </w:p>
     <w:p>
@@ -21326,12 +21494,18 @@
         </w:rPr>
         <w:t xml:space="preserve"> will rise first. These are people who have trusted Jesus Christ as their savior. Use the same word for Christ as you have used in previous passages, and remember that </w:t>
       </w:r>
-      <w:r>
-        <w:rPr>
-          <w:lang w:val="en_US" w:bidi="en_US"/>
-        </w:rPr>
-        <w:t>Christ</w:t>
-      </w:r>
+      <w:hyperlink r:id="rId68">
+        <w:r>
+          <w:rPr>
+            <w:lang w:val="en_US" w:bidi="en_US"/>
+          </w:rPr>
+          <w:rPr>
+            <w:color w:val="0000EE"/>
+            <w:u w:val="single"/>
+          </w:rPr>
+          <w:t>Christ</w:t>
+        </w:r>
+      </w:hyperlink>
       <w:r>
         <w:rPr>
           <w:lang w:val="en_US" w:bidi="en_US"/>
@@ -21649,7 +21823,7 @@
           <w:lang w:val="en_US" w:bidi="en_US"/>
         </w:rPr>
       </w:r>
-      <w:hyperlink r:id="rId61">
+      <w:hyperlink r:id="rId69">
         <w:r>
           <w:rPr>
             <w:lang w:val="en_US" w:bidi="en_US"/>
@@ -21684,7 +21858,7 @@
           <w:lang w:val="en_US" w:bidi="en_US"/>
         </w:rPr>
       </w:r>
-      <w:hyperlink r:id="rId62">
+      <w:hyperlink r:id="rId70">
         <w:r>
           <w:rPr>
             <w:lang w:val="en_US" w:bidi="en_US"/>
@@ -21719,7 +21893,7 @@
           <w:lang w:val="en_US" w:bidi="en_US"/>
         </w:rPr>
       </w:r>
-      <w:hyperlink r:id="rId63">
+      <w:hyperlink r:id="rId71">
         <w:r>
           <w:rPr>
             <w:lang w:val="en_US" w:bidi="en_US"/>
@@ -21754,7 +21928,7 @@
           <w:lang w:val="en_US" w:bidi="en_US"/>
         </w:rPr>
       </w:r>
-      <w:hyperlink r:id="rId64">
+      <w:hyperlink r:id="rId72">
         <w:r>
           <w:rPr>
             <w:lang w:val="en_US" w:bidi="en_US"/>
@@ -21789,7 +21963,7 @@
           <w:lang w:val="en_US" w:bidi="en_US"/>
         </w:rPr>
       </w:r>
-      <w:hyperlink r:id="rId65">
+      <w:hyperlink r:id="rId73">
         <w:r>
           <w:rPr>
             <w:lang w:val="en_US" w:bidi="en_US"/>
@@ -21824,7 +21998,7 @@
           <w:lang w:val="en_US" w:bidi="en_US"/>
         </w:rPr>
       </w:r>
-      <w:hyperlink r:id="rId66">
+      <w:hyperlink r:id="rId74">
         <w:r>
           <w:rPr>
             <w:lang w:val="en_US" w:bidi="en_US"/>
@@ -22283,8 +22457,1710 @@
         </w:rPr>
         <w:t xml:space="preserve">Stop here and look at a picture of a soldier's </w:t>
       </w:r>
-      <w:r>
-        <w:rPr>
+      <w:hyperlink r:id="rId75">
+        <w:r>
+          <w:rPr>
+            <w:lang w:val="en_US" w:bidi="en_US"/>
+          </w:rPr>
+          <w:rPr>
+            <w:color w:val="0000EE"/>
+            <w:u w:val="single"/>
+          </w:rPr>
+          <w:t>helmet</w:t>
+        </w:r>
+      </w:hyperlink>
+      <w:r>
+        <w:rPr>
+          <w:lang w:val="en_US" w:bidi="en_US"/>
+        </w:rPr>
+        <w:t xml:space="preserve"> and </w:t>
+      </w:r>
+      <w:hyperlink r:id="rId76">
+        <w:r>
+          <w:rPr>
+            <w:lang w:val="en_US" w:bidi="en_US"/>
+          </w:rPr>
+          <w:rPr>
+            <w:color w:val="0000EE"/>
+            <w:u w:val="single"/>
+          </w:rPr>
+          <w:t>breastplate</w:t>
+        </w:r>
+      </w:hyperlink>
+      <w:r>
+        <w:rPr>
+          <w:lang w:val="en_US" w:bidi="en_US"/>
+        </w:rPr>
+        <w:t xml:space="preserve"> from the time of Paul. Pause this audio here.</w:t>
+      </w:r>
+    </w:p>
+    <w:p>
+      <w:pPr/>
+      <w:r>
+        <w:rPr>
+          <w:lang w:val="en_US" w:bidi="en_US"/>
+        </w:rPr>
+      </w:r>
+      <w:r>
+        <w:rPr>
+          <w:lang w:val="en_US" w:bidi="en_US"/>
+        </w:rPr>
+        <w:t>The reason why Paul wants the believers to be alert and self-controlled is so that God will not judge and punish the believers. Instead, God will save believers because the believers trust in what Lord Jesus Christ has done for them. Lord Jesus died for us so that we can live with him forever, whether we are dead or alive at the time of Jesus' return. With this great assurance, Paul urges the believers to continue encouraging one another as Paul knows that they are doing already.</w:t>
+      </w:r>
+      <w:r>
+        <w:rPr>
+          <w:lang w:val="en_US" w:bidi="en_US"/>
+        </w:rPr>
+      </w:r>
+    </w:p>
+    <w:p>
+      <w:pPr>
+        <w:pStyle w:val="Heading3"/>
+      </w:pPr>
+      <w:r>
+        <w:rPr>
+          <w:lang w:val="en_US" w:bidi="en_US"/>
+        </w:rPr>
+        <w:t>Defining the Scenes</w:t>
+      </w:r>
+      <w:r>
+        <w:rPr>
+          <w:lang w:val="en_US" w:bidi="en_US"/>
+        </w:rPr>
+      </w:r>
+    </w:p>
+    <w:p>
+      <w:pPr/>
+      <w:r>
+        <w:rPr>
+          <w:lang w:val="en_US" w:bidi="en_US"/>
+        </w:rPr>
+      </w:r>
+      <w:r>
+        <w:rPr>
+          <w:lang w:val="en_US" w:bidi="en_US"/>
+        </w:rPr>
+        <w:t>Listen to an audio version of 1 Thessalonians 5:1–11 in the easiest-to-understand translation.</w:t>
+      </w:r>
+    </w:p>
+    <w:p>
+      <w:pPr/>
+      <w:r>
+        <w:rPr>
+          <w:lang w:val="en_US" w:bidi="en_US"/>
+        </w:rPr>
+      </w:r>
+      <w:r>
+        <w:rPr>
+          <w:lang w:val="en_US" w:bidi="en_US"/>
+        </w:rPr>
+        <w:t>Pause this audio here.</w:t>
+      </w:r>
+    </w:p>
+    <w:p>
+      <w:pPr/>
+      <w:r>
+        <w:rPr>
+          <w:lang w:val="en_US" w:bidi="en_US"/>
+        </w:rPr>
+      </w:r>
+      <w:r>
+        <w:rPr>
+          <w:lang w:val="en_US" w:bidi="en_US"/>
+        </w:rPr>
+        <w:t>In this step, the group will define the parts, characters, and setting of this passage. Then the group will visualize this passage.</w:t>
+      </w:r>
+    </w:p>
+    <w:p>
+      <w:pPr/>
+      <w:r>
+        <w:rPr>
+          <w:lang w:val="en_US" w:bidi="en_US"/>
+        </w:rPr>
+      </w:r>
+      <w:r>
+        <w:rPr>
+          <w:lang w:val="en_US" w:bidi="en_US"/>
+        </w:rPr>
+        <w:t>This passage has two parts.</w:t>
+      </w:r>
+    </w:p>
+    <w:p>
+      <w:pPr/>
+      <w:r>
+        <w:rPr>
+          <w:lang w:val="en_US" w:bidi="en_US"/>
+        </w:rPr>
+      </w:r>
+      <w:r>
+        <w:rPr>
+          <w:b/>
+          <w:lang w:val="en_US" w:bidi="en_US"/>
+        </w:rPr>
+        <w:t>In the first part:</w:t>
+      </w:r>
+      <w:r>
+        <w:rPr>
+          <w:lang w:val="en_US" w:bidi="en_US"/>
+        </w:rPr>
+        <w:t xml:space="preserve"> Paul reminds the believers that Jesus will come back suddenly. When Jesus comes, the Lord Jesus Christ will judge and punish the people who did not believe in Christ and follow him.</w:t>
+      </w:r>
+    </w:p>
+    <w:p>
+      <w:pPr/>
+      <w:r>
+        <w:rPr>
+          <w:lang w:val="en_US" w:bidi="en_US"/>
+        </w:rPr>
+      </w:r>
+      <w:r>
+        <w:rPr>
+          <w:b/>
+          <w:lang w:val="en_US" w:bidi="en_US"/>
+        </w:rPr>
+        <w:t>In the second part:</w:t>
+      </w:r>
+      <w:r>
+        <w:rPr>
+          <w:lang w:val="en_US" w:bidi="en_US"/>
+        </w:rPr>
+        <w:t xml:space="preserve"> Paul encourages the believers to be prepared at all times for the Lord Jesus as he might come anytime. Paul reminds the believers that since Jesus died on the cross for us, when Jesus comes back, Jesus will save people who believe in him. Jesus will not punish the people who believe in him.</w:t>
+      </w:r>
+    </w:p>
+    <w:p>
+      <w:pPr/>
+      <w:r>
+        <w:rPr>
+          <w:lang w:val="en_US" w:bidi="en_US"/>
+        </w:rPr>
+      </w:r>
+      <w:r>
+        <w:rPr>
+          <w:lang w:val="en_US" w:bidi="en_US"/>
+        </w:rPr>
+        <w:t>The characters in this passage are:</w:t>
+      </w:r>
+    </w:p>
+    <w:p>
+      <w:pPr>
+        <w:pStyle w:val="ListBullet"/>
+        <w:spacing w:line="240" w:lineRule="auto"/>
+        <w:ind w:left="720"/>
+      </w:pPr>
+      <w:r>
+        <w:rPr>
+          <w:lang w:val="en_US" w:bidi="en_US"/>
+        </w:rPr>
+      </w:r>
+      <w:r>
+        <w:rPr>
+          <w:lang w:val="en_US" w:bidi="en_US"/>
+        </w:rPr>
+        <w:t>Paul</w:t>
+      </w:r>
+    </w:p>
+    <w:p>
+      <w:pPr>
+        <w:pStyle w:val="ListBullet"/>
+        <w:spacing w:line="240" w:lineRule="auto"/>
+        <w:ind w:left="720"/>
+      </w:pPr>
+      <w:r>
+        <w:rPr>
+          <w:lang w:val="en_US" w:bidi="en_US"/>
+        </w:rPr>
+      </w:r>
+      <w:r>
+        <w:rPr>
+          <w:lang w:val="en_US" w:bidi="en_US"/>
+        </w:rPr>
+        <w:t>The unbelievers</w:t>
+      </w:r>
+    </w:p>
+    <w:p>
+      <w:pPr>
+        <w:pStyle w:val="ListBullet"/>
+        <w:spacing w:line="240" w:lineRule="auto"/>
+        <w:ind w:left="720"/>
+      </w:pPr>
+      <w:r>
+        <w:rPr>
+          <w:lang w:val="en_US" w:bidi="en_US"/>
+        </w:rPr>
+      </w:r>
+      <w:r>
+        <w:rPr>
+          <w:lang w:val="en_US" w:bidi="en_US"/>
+        </w:rPr>
+        <w:t>The Lord Jesus, or Christ</w:t>
+      </w:r>
+    </w:p>
+    <w:p>
+      <w:pPr>
+        <w:pStyle w:val="ListBullet"/>
+        <w:spacing w:line="240" w:lineRule="auto"/>
+        <w:ind w:left="720"/>
+      </w:pPr>
+      <w:r>
+        <w:rPr>
+          <w:lang w:val="en_US" w:bidi="en_US"/>
+        </w:rPr>
+      </w:r>
+      <w:r>
+        <w:rPr>
+          <w:lang w:val="en_US" w:bidi="en_US"/>
+        </w:rPr>
+        <w:t>The believers who listen to these words</w:t>
+      </w:r>
+    </w:p>
+    <w:p>
+      <w:pPr>
+        <w:pStyle w:val="ListBullet"/>
+        <w:spacing w:line="240" w:lineRule="auto"/>
+        <w:ind w:left="720"/>
+      </w:pPr>
+      <w:r>
+        <w:rPr>
+          <w:lang w:val="en_US" w:bidi="en_US"/>
+        </w:rPr>
+      </w:r>
+      <w:r>
+        <w:rPr>
+          <w:lang w:val="en_US" w:bidi="en_US"/>
+        </w:rPr>
+        <w:t>The person who reads these words aloud</w:t>
+      </w:r>
+    </w:p>
+    <w:p>
+      <w:pPr>
+        <w:pStyle w:val="ListBullet"/>
+        <w:spacing w:line="240" w:lineRule="auto"/>
+        <w:ind w:left="720"/>
+      </w:pPr>
+      <w:r>
+        <w:rPr>
+          <w:lang w:val="en_US" w:bidi="en_US"/>
+        </w:rPr>
+      </w:r>
+      <w:r>
+        <w:rPr>
+          <w:lang w:val="en_US" w:bidi="en_US"/>
+        </w:rPr>
+        <w:t>And God</w:t>
+      </w:r>
+    </w:p>
+    <w:p>
+      <w:pPr/>
+      <w:r>
+        <w:rPr>
+          <w:lang w:val="en_US" w:bidi="en_US"/>
+        </w:rPr>
+      </w:r>
+      <w:r>
+        <w:rPr>
+          <w:lang w:val="en_US" w:bidi="en_US"/>
+        </w:rPr>
+        <w:t>As a group, pay attention to these parts of the passage's setting:</w:t>
+      </w:r>
+    </w:p>
+    <w:p>
+      <w:pPr/>
+      <w:r>
+        <w:rPr>
+          <w:lang w:val="en_US" w:bidi="en_US"/>
+        </w:rPr>
+      </w:r>
+      <w:r>
+        <w:rPr>
+          <w:lang w:val="en_US" w:bidi="en_US"/>
+        </w:rPr>
+        <w:t>In the last section, Paul says that those believers who died already, and those believers who are still alive, will both meet the Lord Jesus in the sky when Jesus comes back.</w:t>
+      </w:r>
+    </w:p>
+    <w:p>
+      <w:pPr/>
+      <w:r>
+        <w:rPr>
+          <w:lang w:val="en_US" w:bidi="en_US"/>
+        </w:rPr>
+      </w:r>
+      <w:r>
+        <w:rPr>
+          <w:lang w:val="en_US" w:bidi="en_US"/>
+        </w:rPr>
+        <w:t>In this section, Paul answers the next question that the Thessalonian believers have probably asked Paul. Therefore, Paul is starting a new topic here. You can use a word that you have used before in this book to start a new topic.</w:t>
+      </w:r>
+    </w:p>
+    <w:p>
+      <w:pPr/>
+      <w:r>
+        <w:rPr>
+          <w:lang w:val="en_US" w:bidi="en_US"/>
+        </w:rPr>
+      </w:r>
+      <w:r>
+        <w:rPr>
+          <w:lang w:val="en_US" w:bidi="en_US"/>
+        </w:rPr>
+        <w:t>Stop here and discuss this as a group: Suppose you are telling some people a story. After you finish that story, you want to tell the people about a different topic. How will you do that? What kinds of words will you use so that the people will know that you are talking about a new subject here? Pause the audio here.</w:t>
+      </w:r>
+    </w:p>
+    <w:p>
+      <w:pPr/>
+      <w:r>
+        <w:rPr>
+          <w:lang w:val="en_US" w:bidi="en_US"/>
+        </w:rPr>
+      </w:r>
+      <w:r>
+        <w:rPr>
+          <w:lang w:val="en_US" w:bidi="en_US"/>
+        </w:rPr>
+        <w:t>In the first part, Paul reminds the believers that they already know that the Lord Jesus will come back suddenly, similar to how a thief would come unexpectedly into a house. When people think that everything is peaceful and safe, then suddenly, Jesus will come back to punish them. A woman who is giving birth to a child cannot escape the birth pains. In the same way, these people cannot escape the punishment. In this section, Paul is saying very clearly that the Lord Jesus will severely punish the unbelievers when the Lord comes back.</w:t>
+      </w:r>
+    </w:p>
+    <w:p>
+      <w:pPr/>
+      <w:r>
+        <w:rPr>
+          <w:lang w:val="en_US" w:bidi="en_US"/>
+        </w:rPr>
+      </w:r>
+      <w:r>
+        <w:rPr>
+          <w:lang w:val="en_US" w:bidi="en_US"/>
+        </w:rPr>
+        <w:t>Stop here and discuss this question as a group: Describe a time when something unexpected and very bad happened. How do you feel about what happened? Then tell another story where a person prepares ahead of time and well for an event. Discuss how that person felt about being prepared ahead of time. How would you describe when someone comes to your home unexpectedly? In the same way, how would you describe when Jesus comes back again suddenly when you do not expect him? Pause this audio here.</w:t>
+      </w:r>
+    </w:p>
+    <w:p>
+      <w:pPr/>
+      <w:r>
+        <w:rPr>
+          <w:lang w:val="en_US" w:bidi="en_US"/>
+        </w:rPr>
+      </w:r>
+      <w:r>
+        <w:rPr>
+          <w:lang w:val="en_US" w:bidi="en_US"/>
+        </w:rPr>
+        <w:t>In the second part, Paul encourages the believers about how they should live as they wait expectantly for the Lord's return. Paul says that the people of light differ from the people of darkness in the way they behave. Paul also tells the believers that they should be fully prepared as they are the people who belong to the light.</w:t>
+      </w:r>
+    </w:p>
+    <w:p>
+      <w:pPr/>
+      <w:r>
+        <w:rPr>
+          <w:lang w:val="en_US" w:bidi="en_US"/>
+        </w:rPr>
+      </w:r>
+      <w:r>
+        <w:rPr>
+          <w:lang w:val="en_US" w:bidi="en_US"/>
+        </w:rPr>
+        <w:t>The unbelievers sleep and get drunk in the night. But Paul warns the believers to be awake and sober, or self-controlled, and ready for the Lord's return. When Paul tells the believers to be self-controlled, Paul is telling them that they should be responsible and think carefully about the things that the believers do.</w:t>
+      </w:r>
+    </w:p>
+    <w:p>
+      <w:pPr/>
+      <w:r>
+        <w:rPr>
+          <w:lang w:val="en_US" w:bidi="en_US"/>
+        </w:rPr>
+      </w:r>
+      <w:r>
+        <w:rPr>
+          <w:lang w:val="en_US" w:bidi="en_US"/>
+        </w:rPr>
+        <w:t>Stop here and tell a story about a person who thinks carefully about what they should do before they do it. How do you describe a person like this? How will you describe a person who is self-controlled, or sober, in this passage? Pause this audio here.</w:t>
+      </w:r>
+    </w:p>
+    <w:p>
+      <w:pPr/>
+      <w:r>
+        <w:rPr>
+          <w:lang w:val="en_US" w:bidi="en_US"/>
+        </w:rPr>
+      </w:r>
+      <w:r>
+        <w:rPr>
+          <w:lang w:val="en_US" w:bidi="en_US"/>
+        </w:rPr>
+        <w:t>Paul then tells the believers to trust and love God. Paul describes this like a soldier who wears a breastplate over his body to protect himself from his enemies. We should be very sure that God will save us. Our hope in God's salvation will protect us like a helmet would protect a soldier's head.</w:t>
+      </w:r>
+    </w:p>
+    <w:p>
+      <w:pPr/>
+      <w:r>
+        <w:rPr>
+          <w:lang w:val="en_US" w:bidi="en_US"/>
+        </w:rPr>
+      </w:r>
+      <w:r>
+        <w:rPr>
+          <w:lang w:val="en_US" w:bidi="en_US"/>
+        </w:rPr>
+        <w:t>God did not choose his people and then decide to be angry or wrathful with us and punish us. Instead, God decided to make a way for us to be saved and to live with God forever. Lord Jesus died for us so that we can live with him forever, whether we are awake or asleep at the time of Jesus' return. Paul uses the special language of being awake or being asleep to talk about being alive or being dead.</w:t>
+      </w:r>
+    </w:p>
+    <w:p>
+      <w:pPr/>
+      <w:r>
+        <w:rPr>
+          <w:lang w:val="en_US" w:bidi="en_US"/>
+        </w:rPr>
+      </w:r>
+      <w:r>
+        <w:rPr>
+          <w:lang w:val="en_US" w:bidi="en_US"/>
+        </w:rPr>
+        <w:t>Stop here and remember how in previous passages you talked about people being asleep as a way to say that those people were dead. In this passage, how will you talk about people being either dead or alive when Jesus returns? Pause this audio here.</w:t>
+      </w:r>
+    </w:p>
+    <w:p>
+      <w:pPr/>
+      <w:r>
+        <w:rPr>
+          <w:lang w:val="en_US" w:bidi="en_US"/>
+        </w:rPr>
+      </w:r>
+      <w:r>
+        <w:rPr>
+          <w:lang w:val="en_US" w:bidi="en_US"/>
+        </w:rPr>
+        <w:t>Paul uses these words to encourage the believers. Paul knows that the people are already encouraging one another, and Paul wants the believers to continue doing this.</w:t>
+      </w:r>
+    </w:p>
+    <w:p>
+      <w:pPr/>
+      <w:r>
+        <w:rPr>
+          <w:lang w:val="en_US" w:bidi="en_US"/>
+        </w:rPr>
+      </w:r>
+      <w:r>
+        <w:rPr>
+          <w:lang w:val="en_US" w:bidi="en_US"/>
+        </w:rPr>
+        <w:t>Stop here and discuss this question as a group: As an activity, imagine that someone you love dearly, or someone you admire, or someone who has done a great help to you is planning to visit you in your home. This person did not tell you exactly when they would come, but they said that they would definitely come. You are very excited and are eagerly waiting for this person to come and visit you. What would you do to prepare yourself for this person's coming? What are the things that you would do to prepare the house for their coming? How would you imagine yourself to be there when the person comes? What kinds of thoughts and feelings will you experience? Pause this audio here.</w:t>
+      </w:r>
+    </w:p>
+    <w:p>
+      <w:pPr/>
+      <w:r>
+        <w:rPr>
+          <w:lang w:val="en_US" w:bidi="en_US"/>
+        </w:rPr>
+      </w:r>
+      <w:r>
+        <w:rPr>
+          <w:lang w:val="en_US" w:bidi="en_US"/>
+        </w:rPr>
+        <w:t>Now, the group should storyboard, draw, or use objects to visualize the passage and the action in it.</w:t>
+      </w:r>
+    </w:p>
+    <w:p>
+      <w:pPr/>
+      <w:r>
+        <w:rPr>
+          <w:lang w:val="en_US" w:bidi="en_US"/>
+        </w:rPr>
+      </w:r>
+      <w:r>
+        <w:rPr>
+          <w:b/>
+          <w:lang w:val="en_US" w:bidi="en_US"/>
+        </w:rPr>
+        <w:t>This is the end of the recording.</w:t>
+      </w:r>
+      <w:r>
+        <w:rPr>
+          <w:lang w:val="en_US" w:bidi="en_US"/>
+        </w:rPr>
+      </w:r>
+    </w:p>
+    <w:p>
+      <w:pPr>
+        <w:pStyle w:val="Heading3"/>
+      </w:pPr>
+      <w:r>
+        <w:rPr>
+          <w:lang w:val="en_US" w:bidi="en_US"/>
+        </w:rPr>
+        <w:t>Embodying the Text</w:t>
+      </w:r>
+      <w:r>
+        <w:rPr>
+          <w:lang w:val="en_US" w:bidi="en_US"/>
+        </w:rPr>
+      </w:r>
+    </w:p>
+    <w:p>
+      <w:pPr/>
+      <w:r>
+        <w:rPr>
+          <w:lang w:val="en_US" w:bidi="en_US"/>
+        </w:rPr>
+      </w:r>
+      <w:r>
+        <w:rPr>
+          <w:lang w:val="en_US" w:bidi="en_US"/>
+        </w:rPr>
+        <w:t>Listen to an audio version of 1 Thessalonians 5:1–11 in the easiest-to-understand translation.</w:t>
+      </w:r>
+    </w:p>
+    <w:p>
+      <w:pPr/>
+      <w:r>
+        <w:rPr>
+          <w:lang w:val="en_US" w:bidi="en_US"/>
+        </w:rPr>
+      </w:r>
+      <w:r>
+        <w:rPr>
+          <w:lang w:val="en_US" w:bidi="en_US"/>
+        </w:rPr>
+        <w:t>Pause this audio here.</w:t>
+      </w:r>
+    </w:p>
+    <w:p>
+      <w:pPr/>
+      <w:r>
+        <w:rPr>
+          <w:lang w:val="en_US" w:bidi="en_US"/>
+        </w:rPr>
+      </w:r>
+      <w:r>
+        <w:rPr>
+          <w:lang w:val="en_US" w:bidi="en_US"/>
+        </w:rPr>
+        <w:t>In this step, the group will dramatize the passage.</w:t>
+      </w:r>
+    </w:p>
+    <w:p>
+      <w:pPr/>
+      <w:r>
+        <w:rPr>
+          <w:lang w:val="en_US" w:bidi="en_US"/>
+        </w:rPr>
+      </w:r>
+      <w:r>
+        <w:rPr>
+          <w:lang w:val="en_US" w:bidi="en_US"/>
+        </w:rPr>
+        <w:t>This passage has two parts.</w:t>
+      </w:r>
+    </w:p>
+    <w:p>
+      <w:pPr/>
+      <w:r>
+        <w:rPr>
+          <w:lang w:val="en_US" w:bidi="en_US"/>
+        </w:rPr>
+      </w:r>
+      <w:r>
+        <w:rPr>
+          <w:lang w:val="en_US" w:bidi="en_US"/>
+        </w:rPr>
+        <w:t>The characters in this passage are:</w:t>
+      </w:r>
+    </w:p>
+    <w:p>
+      <w:pPr>
+        <w:pStyle w:val="ListBullet"/>
+        <w:spacing w:line="240" w:lineRule="auto"/>
+        <w:ind w:left="720"/>
+      </w:pPr>
+      <w:r>
+        <w:rPr>
+          <w:lang w:val="en_US" w:bidi="en_US"/>
+        </w:rPr>
+      </w:r>
+      <w:r>
+        <w:rPr>
+          <w:lang w:val="en_US" w:bidi="en_US"/>
+        </w:rPr>
+        <w:t>Paul</w:t>
+      </w:r>
+    </w:p>
+    <w:p>
+      <w:pPr>
+        <w:pStyle w:val="ListBullet"/>
+        <w:spacing w:line="240" w:lineRule="auto"/>
+        <w:ind w:left="720"/>
+      </w:pPr>
+      <w:r>
+        <w:rPr>
+          <w:lang w:val="en_US" w:bidi="en_US"/>
+        </w:rPr>
+      </w:r>
+      <w:r>
+        <w:rPr>
+          <w:lang w:val="en_US" w:bidi="en_US"/>
+        </w:rPr>
+        <w:t>The unbelievers</w:t>
+      </w:r>
+    </w:p>
+    <w:p>
+      <w:pPr>
+        <w:pStyle w:val="ListBullet"/>
+        <w:spacing w:line="240" w:lineRule="auto"/>
+        <w:ind w:left="720"/>
+      </w:pPr>
+      <w:r>
+        <w:rPr>
+          <w:lang w:val="en_US" w:bidi="en_US"/>
+        </w:rPr>
+      </w:r>
+      <w:r>
+        <w:rPr>
+          <w:lang w:val="en_US" w:bidi="en_US"/>
+        </w:rPr>
+        <w:t>The Lord Jesus, or Christ</w:t>
+      </w:r>
+    </w:p>
+    <w:p>
+      <w:pPr>
+        <w:pStyle w:val="ListBullet"/>
+        <w:spacing w:line="240" w:lineRule="auto"/>
+        <w:ind w:left="720"/>
+      </w:pPr>
+      <w:r>
+        <w:rPr>
+          <w:lang w:val="en_US" w:bidi="en_US"/>
+        </w:rPr>
+      </w:r>
+      <w:r>
+        <w:rPr>
+          <w:lang w:val="en_US" w:bidi="en_US"/>
+        </w:rPr>
+        <w:t>The believers who listen to these words</w:t>
+      </w:r>
+    </w:p>
+    <w:p>
+      <w:pPr>
+        <w:pStyle w:val="ListBullet"/>
+        <w:spacing w:line="240" w:lineRule="auto"/>
+        <w:ind w:left="720"/>
+      </w:pPr>
+      <w:r>
+        <w:rPr>
+          <w:lang w:val="en_US" w:bidi="en_US"/>
+        </w:rPr>
+      </w:r>
+      <w:r>
+        <w:rPr>
+          <w:lang w:val="en_US" w:bidi="en_US"/>
+        </w:rPr>
+        <w:t>The person who reads these words aloud</w:t>
+      </w:r>
+    </w:p>
+    <w:p>
+      <w:pPr>
+        <w:pStyle w:val="ListBullet"/>
+        <w:spacing w:line="240" w:lineRule="auto"/>
+        <w:ind w:left="720"/>
+      </w:pPr>
+      <w:r>
+        <w:rPr>
+          <w:lang w:val="en_US" w:bidi="en_US"/>
+        </w:rPr>
+      </w:r>
+      <w:r>
+        <w:rPr>
+          <w:lang w:val="en_US" w:bidi="en_US"/>
+        </w:rPr>
+        <w:t>And God</w:t>
+      </w:r>
+    </w:p>
+    <w:p>
+      <w:pPr/>
+      <w:r>
+        <w:rPr>
+          <w:lang w:val="en_US" w:bidi="en_US"/>
+        </w:rPr>
+      </w:r>
+      <w:r>
+        <w:rPr>
+          <w:lang w:val="en_US" w:bidi="en_US"/>
+        </w:rPr>
+        <w:t>As a group, act out the passage twice. You should act out the passage in your own language.</w:t>
+      </w:r>
+    </w:p>
+    <w:p>
+      <w:pPr/>
+      <w:r>
+        <w:rPr>
+          <w:lang w:val="en_US" w:bidi="en_US"/>
+        </w:rPr>
+      </w:r>
+      <w:r>
+        <w:rPr>
+          <w:lang w:val="en_US" w:bidi="en_US"/>
+        </w:rPr>
+        <w:t>First, act out the passage without stopping. Pay attention to the dialogue, flow, plotline, and chronology of the passage. Make sure you do not skip acting out the difficult or important parts of the passage. Help each other remember every part of the passage.</w:t>
+      </w:r>
+    </w:p>
+    <w:p>
+      <w:pPr/>
+      <w:r>
+        <w:rPr>
+          <w:lang w:val="en_US" w:bidi="en_US"/>
+        </w:rPr>
+      </w:r>
+      <w:r>
+        <w:rPr>
+          <w:lang w:val="en_US" w:bidi="en_US"/>
+        </w:rPr>
+        <w:t>Pause this audio here and act out the passage.</w:t>
+      </w:r>
+    </w:p>
+    <w:p>
+      <w:pPr/>
+      <w:r>
+        <w:rPr>
+          <w:lang w:val="en_US" w:bidi="en_US"/>
+        </w:rPr>
+      </w:r>
+      <w:r>
+        <w:rPr>
+          <w:lang w:val="en_US" w:bidi="en_US"/>
+        </w:rPr>
+        <w:t>The group should act out this passage a second time. At certain points in the drama, pause the drama and ask the person playing the character, "What are you feeling or thinking?" The person playing the character should answer what they would be feeling or thinking if they were that character. Then continue the drama.</w:t>
+      </w:r>
+    </w:p>
+    <w:p>
+      <w:pPr/>
+      <w:r>
+        <w:rPr>
+          <w:lang w:val="en_US" w:bidi="en_US"/>
+        </w:rPr>
+      </w:r>
+      <w:r>
+        <w:rPr>
+          <w:lang w:val="en_US" w:bidi="en_US"/>
+        </w:rPr>
+        <w:t>Pause this audio here and act out the passage a second time.</w:t>
+      </w:r>
+    </w:p>
+    <w:p>
+      <w:pPr/>
+      <w:r>
+        <w:rPr>
+          <w:lang w:val="en_US" w:bidi="en_US"/>
+        </w:rPr>
+      </w:r>
+      <w:r>
+        <w:rPr>
+          <w:lang w:val="en_US" w:bidi="en_US"/>
+        </w:rPr>
+        <w:t>The following is an example of the drama and possible responses.</w:t>
+      </w:r>
+    </w:p>
+    <w:p>
+      <w:pPr/>
+      <w:r>
+        <w:rPr>
+          <w:lang w:val="en_US" w:bidi="en_US"/>
+        </w:rPr>
+      </w:r>
+      <w:r>
+        <w:rPr>
+          <w:lang w:val="en_US" w:bidi="en_US"/>
+        </w:rPr>
+        <w:t>Paul says, "Brothers, I need not write to you about the time when the Lord Jesus will return. You know that already. The Lord will come suddenly when you do not expect him, similar to how a thief would come suddenly. A pregnant woman's labor pains begin suddenly. In the same way, when the unbelievers say that there is no war and it is all safe, they will be in great trouble suddenly. This will definitely happen."</w:t>
+      </w:r>
+      <w:r>
+        <w:rPr>
+          <w:lang w:val="en_US" w:bidi="en_US"/>
+        </w:rPr>
+        <w:t>Pause the drama.</w:t>
+      </w:r>
+    </w:p>
+    <w:p>
+      <w:pPr/>
+      <w:r>
+        <w:rPr>
+          <w:lang w:val="en_US" w:bidi="en_US"/>
+        </w:rPr>
+      </w:r>
+      <w:r>
+        <w:rPr>
+          <w:lang w:val="en_US" w:bidi="en_US"/>
+        </w:rPr>
+        <w:t>Ask the person playing the unbelievers, "What are you feeling or thinking?" The person might answer things like:</w:t>
+      </w:r>
+    </w:p>
+    <w:p>
+      <w:pPr>
+        <w:pStyle w:val="ListBullet"/>
+        <w:spacing w:line="240" w:lineRule="auto"/>
+        <w:ind w:left="720"/>
+      </w:pPr>
+      <w:r>
+        <w:rPr>
+          <w:lang w:val="en_US" w:bidi="en_US"/>
+        </w:rPr>
+      </w:r>
+      <w:r>
+        <w:rPr>
+          <w:lang w:val="en_US" w:bidi="en_US"/>
+        </w:rPr>
+        <w:t>I am afraid to think that we will have trouble; or</w:t>
+      </w:r>
+    </w:p>
+    <w:p>
+      <w:pPr>
+        <w:pStyle w:val="ListBullet"/>
+        <w:spacing w:line="240" w:lineRule="auto"/>
+        <w:ind w:left="720"/>
+      </w:pPr>
+      <w:r>
+        <w:rPr>
+          <w:lang w:val="en_US" w:bidi="en_US"/>
+        </w:rPr>
+      </w:r>
+      <w:r>
+        <w:rPr>
+          <w:lang w:val="en_US" w:bidi="en_US"/>
+        </w:rPr>
+        <w:t>I am afraid that we are not prepared for that sudden trouble.</w:t>
+      </w:r>
+    </w:p>
+    <w:p>
+      <w:pPr/>
+      <w:r>
+        <w:rPr>
+          <w:lang w:val="en_US" w:bidi="en_US"/>
+        </w:rPr>
+      </w:r>
+      <w:r>
+        <w:rPr>
+          <w:lang w:val="en_US" w:bidi="en_US"/>
+        </w:rPr>
+        <w:t>Ask the person playing Paul, "What are you feeling or thinking?" The person might answer things like:</w:t>
+      </w:r>
+    </w:p>
+    <w:p>
+      <w:pPr>
+        <w:pStyle w:val="ListBullet"/>
+        <w:spacing w:line="240" w:lineRule="auto"/>
+        <w:ind w:left="720"/>
+      </w:pPr>
+      <w:r>
+        <w:rPr>
+          <w:lang w:val="en_US" w:bidi="en_US"/>
+        </w:rPr>
+      </w:r>
+      <w:r>
+        <w:rPr>
+          <w:lang w:val="en_US" w:bidi="en_US"/>
+        </w:rPr>
+        <w:t>I want these people to know that the Lord Jesus will come suddenly; or</w:t>
+      </w:r>
+    </w:p>
+    <w:p>
+      <w:pPr>
+        <w:pStyle w:val="ListBullet"/>
+        <w:spacing w:line="240" w:lineRule="auto"/>
+        <w:ind w:left="720"/>
+      </w:pPr>
+      <w:r>
+        <w:rPr>
+          <w:lang w:val="en_US" w:bidi="en_US"/>
+        </w:rPr>
+      </w:r>
+      <w:r>
+        <w:rPr>
+          <w:lang w:val="en_US" w:bidi="en_US"/>
+        </w:rPr>
+        <w:t>I want these people to be prepared for the Lord's coming; or</w:t>
+      </w:r>
+    </w:p>
+    <w:p>
+      <w:pPr>
+        <w:pStyle w:val="ListBullet"/>
+        <w:spacing w:line="240" w:lineRule="auto"/>
+        <w:ind w:left="720"/>
+      </w:pPr>
+      <w:r>
+        <w:rPr>
+          <w:lang w:val="en_US" w:bidi="en_US"/>
+        </w:rPr>
+      </w:r>
+      <w:r>
+        <w:rPr>
+          <w:lang w:val="en_US" w:bidi="en_US"/>
+        </w:rPr>
+        <w:t>These unbelievers are going to experience great trouble.</w:t>
+      </w:r>
+      <w:r>
+        <w:rPr>
+          <w:lang w:val="en_US" w:bidi="en_US"/>
+        </w:rPr>
+        <w:t>Continue the drama.</w:t>
+      </w:r>
+    </w:p>
+    <w:p>
+      <w:pPr/>
+      <w:r>
+        <w:rPr>
+          <w:lang w:val="en_US" w:bidi="en_US"/>
+        </w:rPr>
+      </w:r>
+      <w:r>
+        <w:rPr>
+          <w:lang w:val="en_US" w:bidi="en_US"/>
+        </w:rPr>
+        <w:t>Paul continues, saying, "But you brothers, you know what will happen. You are not like the people who live in the night or in the dark. All of you are people who belong to the light and to the day. So when the great day of the Lord happens suddenly, it should not surprise us, like a thief might surprise you."</w:t>
+      </w:r>
+      <w:r>
+        <w:rPr>
+          <w:lang w:val="en_US" w:bidi="en_US"/>
+        </w:rPr>
+        <w:t>Pause the drama.</w:t>
+      </w:r>
+    </w:p>
+    <w:p>
+      <w:pPr/>
+      <w:r>
+        <w:rPr>
+          <w:lang w:val="en_US" w:bidi="en_US"/>
+        </w:rPr>
+      </w:r>
+      <w:r>
+        <w:rPr>
+          <w:lang w:val="en_US" w:bidi="en_US"/>
+        </w:rPr>
+        <w:t>Ask the person playing the believers who are listening, "What are you feeling or thinking?" The person might answer things like:</w:t>
+      </w:r>
+    </w:p>
+    <w:p>
+      <w:pPr>
+        <w:pStyle w:val="ListBullet"/>
+        <w:spacing w:line="240" w:lineRule="auto"/>
+        <w:ind w:left="720"/>
+      </w:pPr>
+      <w:r>
+        <w:rPr>
+          <w:lang w:val="en_US" w:bidi="en_US"/>
+        </w:rPr>
+      </w:r>
+      <w:r>
+        <w:rPr>
+          <w:lang w:val="en_US" w:bidi="en_US"/>
+        </w:rPr>
+        <w:t>We are people of the light, or the day, so the Lord's coming is not a surprise; or</w:t>
+      </w:r>
+    </w:p>
+    <w:p>
+      <w:pPr>
+        <w:pStyle w:val="ListBullet"/>
+        <w:spacing w:line="240" w:lineRule="auto"/>
+        <w:ind w:left="720"/>
+      </w:pPr>
+      <w:r>
+        <w:rPr>
+          <w:lang w:val="en_US" w:bidi="en_US"/>
+        </w:rPr>
+      </w:r>
+      <w:r>
+        <w:rPr>
+          <w:lang w:val="en_US" w:bidi="en_US"/>
+        </w:rPr>
+        <w:t>The Lord will come suddenly, but we are prepared for that, because we know it will happen someday.</w:t>
+      </w:r>
+      <w:r>
+        <w:rPr>
+          <w:lang w:val="en_US" w:bidi="en_US"/>
+        </w:rPr>
+        <w:t>Continue the drama.</w:t>
+      </w:r>
+    </w:p>
+    <w:p>
+      <w:pPr/>
+      <w:r>
+        <w:rPr>
+          <w:lang w:val="en_US" w:bidi="en_US"/>
+        </w:rPr>
+      </w:r>
+      <w:r>
+        <w:rPr>
+          <w:lang w:val="en_US" w:bidi="en_US"/>
+        </w:rPr>
+        <w:t>Paul then warns the people and says, "People sleep in the night and they become drunk. Those people do not know what is happening around them. But you should watch carefully. You should be like people who are not sleeping but awake and ready. We must continue to trust God and love God. That will be like a breastplate, or the metal covering that a soldier wears to protect his body. We must also continue to hope that God will save us. That will be like a helmet that people wear to keep their head safe."</w:t>
+      </w:r>
+      <w:r>
+        <w:rPr>
+          <w:lang w:val="en_US" w:bidi="en_US"/>
+        </w:rPr>
+        <w:t>Pause the drama.</w:t>
+      </w:r>
+    </w:p>
+    <w:p>
+      <w:pPr/>
+      <w:r>
+        <w:rPr>
+          <w:lang w:val="en_US" w:bidi="en_US"/>
+        </w:rPr>
+      </w:r>
+      <w:r>
+        <w:rPr>
+          <w:lang w:val="en_US" w:bidi="en_US"/>
+        </w:rPr>
+        <w:t>Ask the person playing Paul, "What are you feeling or thinking?" The person might answer things like:</w:t>
+      </w:r>
+    </w:p>
+    <w:p>
+      <w:pPr>
+        <w:pStyle w:val="ListBullet"/>
+        <w:spacing w:line="240" w:lineRule="auto"/>
+        <w:ind w:left="720"/>
+      </w:pPr>
+      <w:r>
+        <w:rPr>
+          <w:lang w:val="en_US" w:bidi="en_US"/>
+        </w:rPr>
+      </w:r>
+      <w:r>
+        <w:rPr>
+          <w:lang w:val="en_US" w:bidi="en_US"/>
+        </w:rPr>
+        <w:t>I feel sorry for those people who are unaware of what is happening; or</w:t>
+      </w:r>
+    </w:p>
+    <w:p>
+      <w:pPr>
+        <w:pStyle w:val="ListBullet"/>
+        <w:spacing w:line="240" w:lineRule="auto"/>
+        <w:ind w:left="720"/>
+      </w:pPr>
+      <w:r>
+        <w:rPr>
+          <w:lang w:val="en_US" w:bidi="en_US"/>
+        </w:rPr>
+      </w:r>
+      <w:r>
+        <w:rPr>
+          <w:lang w:val="en_US" w:bidi="en_US"/>
+        </w:rPr>
+        <w:t>The believers should continue to stay strong, loving and trusting Jesus. The believers should be waiting for Jesus' return anxiously.</w:t>
+      </w:r>
+    </w:p>
+    <w:p>
+      <w:pPr/>
+      <w:r>
+        <w:rPr>
+          <w:lang w:val="en_US" w:bidi="en_US"/>
+        </w:rPr>
+      </w:r>
+      <w:r>
+        <w:rPr>
+          <w:lang w:val="en_US" w:bidi="en_US"/>
+        </w:rPr>
+        <w:t>Ask the people playing the believers, "What are you feeling or thinking?" The person might answer things like:</w:t>
+      </w:r>
+    </w:p>
+    <w:p>
+      <w:pPr>
+        <w:pStyle w:val="ListBullet"/>
+        <w:spacing w:line="240" w:lineRule="auto"/>
+        <w:ind w:left="720"/>
+      </w:pPr>
+      <w:r>
+        <w:rPr>
+          <w:lang w:val="en_US" w:bidi="en_US"/>
+        </w:rPr>
+      </w:r>
+      <w:r>
+        <w:rPr>
+          <w:lang w:val="en_US" w:bidi="en_US"/>
+        </w:rPr>
+        <w:t>I should watch carefully. I should not be like the people who are sleeping or like the people who are drunk. I should love God and trust him for all things. I should depend on God completely to save me.</w:t>
+      </w:r>
+      <w:r>
+        <w:rPr>
+          <w:lang w:val="en_US" w:bidi="en_US"/>
+        </w:rPr>
+        <w:t>Continue the drama.</w:t>
+      </w:r>
+    </w:p>
+    <w:p>
+      <w:pPr/>
+      <w:r>
+        <w:rPr>
+          <w:lang w:val="en_US" w:bidi="en_US"/>
+        </w:rPr>
+      </w:r>
+      <w:r>
+        <w:rPr>
+          <w:lang w:val="en_US" w:bidi="en_US"/>
+        </w:rPr>
+        <w:t>Paul then encourages the believers and says, "God did not choose us to be his people so that he could be angry with us. God chose us so that he could save us because of what our Lord Jesus Christ has done. Jesus died for our sake so that we can live together with Jesus forever. It does not matter whether we are alive or dead when Jesus returns. We will all go to live with Jesus. Since this is true, you should encourage and help each other to believe in God more strongly."</w:t>
+      </w:r>
+      <w:r>
+        <w:rPr>
+          <w:lang w:val="en_US" w:bidi="en_US"/>
+        </w:rPr>
+        <w:t>Pause the drama.</w:t>
+      </w:r>
+    </w:p>
+    <w:p>
+      <w:pPr/>
+      <w:r>
+        <w:rPr>
+          <w:lang w:val="en_US" w:bidi="en_US"/>
+        </w:rPr>
+      </w:r>
+      <w:r>
+        <w:rPr>
+          <w:lang w:val="en_US" w:bidi="en_US"/>
+        </w:rPr>
+        <w:t>Ask the person playing Paul, "What are you feeling or thinking?" The person might answer things like:</w:t>
+      </w:r>
+    </w:p>
+    <w:p>
+      <w:pPr>
+        <w:pStyle w:val="ListBullet"/>
+        <w:spacing w:line="240" w:lineRule="auto"/>
+        <w:ind w:left="720"/>
+      </w:pPr>
+      <w:r>
+        <w:rPr>
+          <w:lang w:val="en_US" w:bidi="en_US"/>
+        </w:rPr>
+      </w:r>
+      <w:r>
+        <w:rPr>
+          <w:lang w:val="en_US" w:bidi="en_US"/>
+        </w:rPr>
+        <w:t>It gives me more joy to know that Jesus Christ died for me so that I can live with Jesus forever; or</w:t>
+      </w:r>
+    </w:p>
+    <w:p>
+      <w:pPr>
+        <w:pStyle w:val="ListBullet"/>
+        <w:spacing w:line="240" w:lineRule="auto"/>
+        <w:ind w:left="720"/>
+      </w:pPr>
+      <w:r>
+        <w:rPr>
+          <w:lang w:val="en_US" w:bidi="en_US"/>
+        </w:rPr>
+      </w:r>
+      <w:r>
+        <w:rPr>
+          <w:lang w:val="en_US" w:bidi="en_US"/>
+        </w:rPr>
+        <w:t>It does not matter whether we are alive or dead. Jesus will take us to live with him.</w:t>
+      </w:r>
+    </w:p>
+    <w:p>
+      <w:pPr/>
+      <w:r>
+        <w:rPr>
+          <w:lang w:val="en_US" w:bidi="en_US"/>
+        </w:rPr>
+      </w:r>
+      <w:r>
+        <w:rPr>
+          <w:lang w:val="en_US" w:bidi="en_US"/>
+        </w:rPr>
+        <w:t>Ask the people playing the believers, "What are you feeling or thinking?" The person might answer things like:</w:t>
+      </w:r>
+    </w:p>
+    <w:p>
+      <w:pPr>
+        <w:pStyle w:val="ListBullet"/>
+        <w:spacing w:line="240" w:lineRule="auto"/>
+        <w:ind w:left="720"/>
+      </w:pPr>
+      <w:r>
+        <w:rPr>
+          <w:lang w:val="en_US" w:bidi="en_US"/>
+        </w:rPr>
+      </w:r>
+      <w:r>
+        <w:rPr>
+          <w:lang w:val="en_US" w:bidi="en_US"/>
+        </w:rPr>
+        <w:t>God will not get angry at me. God made Lord Jesus to die for me so that I can live with God. So, I am happy that I can go to God whether I am dead or alive. But I need to encourage and help my fellow believers with these words so that we can all become strong believers.</w:t>
+      </w:r>
+    </w:p>
+    <w:p>
+      <w:pPr/>
+      <w:r>
+        <w:rPr>
+          <w:lang w:val="en_US" w:bidi="en_US"/>
+        </w:rPr>
+      </w:r>
+      <w:r>
+        <w:rPr>
+          <w:b/>
+          <w:lang w:val="en_US" w:bidi="en_US"/>
+        </w:rPr>
+        <w:t>This is the end of the recording.</w:t>
+      </w:r>
+      <w:r>
+        <w:rPr>
+          <w:lang w:val="en_US" w:bidi="en_US"/>
+        </w:rPr>
+      </w:r>
+    </w:p>
+    <w:p>
+      <w:pPr>
+        <w:pStyle w:val="Heading3"/>
+      </w:pPr>
+      <w:r>
+        <w:rPr>
+          <w:lang w:val="en_US" w:bidi="en_US"/>
+        </w:rPr>
+        <w:t>Filling the Gaps</w:t>
+      </w:r>
+      <w:r>
+        <w:rPr>
+          <w:lang w:val="en_US" w:bidi="en_US"/>
+        </w:rPr>
+      </w:r>
+    </w:p>
+    <w:p>
+      <w:pPr/>
+      <w:r>
+        <w:rPr>
+          <w:lang w:val="en_US" w:bidi="en_US"/>
+        </w:rPr>
+      </w:r>
+      <w:r>
+        <w:rPr>
+          <w:lang w:val="en_US" w:bidi="en_US"/>
+        </w:rPr>
+        <w:t>Listen to an audio version of 1 Thessalonians 5:1–11 in the easiest-to-understand translation.</w:t>
+      </w:r>
+    </w:p>
+    <w:p>
+      <w:pPr/>
+      <w:r>
+        <w:rPr>
+          <w:lang w:val="en_US" w:bidi="en_US"/>
+        </w:rPr>
+      </w:r>
+      <w:r>
+        <w:rPr>
+          <w:lang w:val="en_US" w:bidi="en_US"/>
+        </w:rPr>
+        <w:t>Pause this audio here.</w:t>
+      </w:r>
+    </w:p>
+    <w:p>
+      <w:pPr/>
+      <w:r>
+        <w:rPr>
+          <w:lang w:val="en_US" w:bidi="en_US"/>
+        </w:rPr>
+      </w:r>
+      <w:r>
+        <w:rPr>
+          <w:lang w:val="en_US" w:bidi="en_US"/>
+        </w:rPr>
+        <w:t>In this step, the group will discuss key terms and words in this passage.</w:t>
+      </w:r>
+    </w:p>
+    <w:p>
+      <w:pPr/>
+      <w:r>
+        <w:rPr>
+          <w:lang w:val="en_US" w:bidi="en_US"/>
+        </w:rPr>
+      </w:r>
+      <w:r>
+        <w:rPr>
+          <w:lang w:val="en_US" w:bidi="en_US"/>
+        </w:rPr>
+        <w:t xml:space="preserve">Paul tells the </w:t>
+      </w:r>
+      <w:r>
+        <w:rPr>
+          <w:b/>
+          <w:lang w:val="en_US" w:bidi="en_US"/>
+        </w:rPr>
+        <w:t>brothers</w:t>
+      </w:r>
+      <w:r>
+        <w:rPr>
+          <w:lang w:val="en_US" w:bidi="en_US"/>
+        </w:rPr>
+        <w:t xml:space="preserve">, or </w:t>
+      </w:r>
+      <w:r>
+        <w:rPr>
+          <w:b/>
+          <w:lang w:val="en_US" w:bidi="en_US"/>
+        </w:rPr>
+        <w:t>brothers and sisters</w:t>
+      </w:r>
+      <w:r>
+        <w:rPr>
+          <w:lang w:val="en_US" w:bidi="en_US"/>
+        </w:rPr>
+        <w:t xml:space="preserve">, that Paul does not need to tell them about the times and dates when the </w:t>
+      </w:r>
+      <w:r>
+        <w:rPr>
+          <w:b/>
+          <w:lang w:val="en_US" w:bidi="en_US"/>
+        </w:rPr>
+        <w:t>Day of the Lord</w:t>
+      </w:r>
+      <w:r>
+        <w:rPr>
+          <w:lang w:val="en_US" w:bidi="en_US"/>
+        </w:rPr>
+        <w:t xml:space="preserve"> will come. Use the same word or phrase for brothers and sisters as you have used in previous passages. The "Day of the Lord" means the day when the Lord Jesus will return to earth. For more information on </w:t>
+      </w:r>
+      <w:hyperlink r:id="rId65">
+        <w:r>
+          <w:rPr>
+            <w:lang w:val="en_US" w:bidi="en_US"/>
+          </w:rPr>
+          <w:rPr>
+            <w:color w:val="0000EE"/>
+            <w:u w:val="single"/>
+          </w:rPr>
+          <w:t>Lord</w:t>
+        </w:r>
+      </w:hyperlink>
+      <w:r>
+        <w:rPr>
+          <w:lang w:val="en_US" w:bidi="en_US"/>
+        </w:rPr>
+        <w:t>, refer to the Master Glossary. Use the same word or phrase that you have used in previous passages.</w:t>
+      </w:r>
+    </w:p>
+    <w:p>
+      <w:pPr/>
+      <w:r>
+        <w:rPr>
+          <w:lang w:val="en_US" w:bidi="en_US"/>
+        </w:rPr>
+      </w:r>
+      <w:r>
+        <w:rPr>
+          <w:lang w:val="en_US" w:bidi="en_US"/>
+        </w:rPr>
+        <w:t>Some people are saying "</w:t>
+      </w:r>
+      <w:r>
+        <w:rPr>
+          <w:b/>
+          <w:lang w:val="en_US" w:bidi="en_US"/>
+        </w:rPr>
+        <w:t>peace</w:t>
+      </w:r>
+      <w:r>
+        <w:rPr>
+          <w:lang w:val="en_US" w:bidi="en_US"/>
+        </w:rPr>
+        <w:t xml:space="preserve"> and safety." Use the same word for peace that you used in previous passages, and remember that </w:t>
+      </w:r>
+      <w:hyperlink r:id="rId77">
+        <w:r>
+          <w:rPr>
+            <w:lang w:val="en_US" w:bidi="en_US"/>
+          </w:rPr>
+          <w:rPr>
+            <w:color w:val="0000EE"/>
+            <w:u w:val="single"/>
+          </w:rPr>
+          <w:t>peace</w:t>
+        </w:r>
+      </w:hyperlink>
+      <w:r>
+        <w:rPr>
+          <w:lang w:val="en_US" w:bidi="en_US"/>
+        </w:rPr>
+        <w:t xml:space="preserve"> is in the Master Glossary.</w:t>
+      </w:r>
+    </w:p>
+    <w:p>
+      <w:pPr/>
+      <w:r>
+        <w:rPr>
+          <w:lang w:val="en_US" w:bidi="en_US"/>
+        </w:rPr>
+      </w:r>
+      <w:r>
+        <w:rPr>
+          <w:lang w:val="en_US" w:bidi="en_US"/>
+        </w:rPr>
+        <w:t xml:space="preserve">But the believers in the city of Thessalonica are not living in darkness, and so the believers should not be surprised or unprepared when Jesus returns. Instead, the believers are living in the light and belong to the day. Darkness and night always refers to </w:t>
+      </w:r>
+      <w:r>
+        <w:rPr>
+          <w:b/>
+          <w:lang w:val="en_US" w:bidi="en_US"/>
+        </w:rPr>
+        <w:t>evil</w:t>
+      </w:r>
+      <w:r>
+        <w:rPr>
+          <w:lang w:val="en_US" w:bidi="en_US"/>
+        </w:rPr>
+        <w:t xml:space="preserve"> in the Bible, and light and day refers to goodness in the Bible. If you want to say that night and darkness represents evil, remember that evil refers to anything that comes against God. Evil is the opposite of good. Evil behavior is a wrong thing to do, or a bad thing.</w:t>
+      </w:r>
+    </w:p>
+    <w:p>
+      <w:pPr/>
+      <w:r>
+        <w:rPr>
+          <w:lang w:val="en_US" w:bidi="en_US"/>
+        </w:rPr>
+      </w:r>
+      <w:r>
+        <w:rPr>
+          <w:lang w:val="en_US" w:bidi="en_US"/>
+        </w:rPr>
+        <w:t xml:space="preserve">Stop here and discuss as a group what word you will use for </w:t>
+      </w:r>
+      <w:r>
+        <w:rPr>
+          <w:b/>
+          <w:lang w:val="en_US" w:bidi="en_US"/>
+        </w:rPr>
+        <w:t>evil</w:t>
+      </w:r>
+      <w:r>
+        <w:rPr>
+          <w:lang w:val="en_US" w:bidi="en_US"/>
+        </w:rPr>
+        <w:t xml:space="preserve">, if you choose to use the word for evil in your translation. For more information on </w:t>
+      </w:r>
+      <w:hyperlink r:id="rId78">
+        <w:r>
+          <w:rPr>
+            <w:lang w:val="en_US" w:bidi="en_US"/>
+          </w:rPr>
+          <w:rPr>
+            <w:color w:val="0000EE"/>
+            <w:u w:val="single"/>
+          </w:rPr>
+          <w:t>evil</w:t>
+        </w:r>
+      </w:hyperlink>
+      <w:r>
+        <w:rPr>
+          <w:lang w:val="en_US" w:bidi="en_US"/>
+        </w:rPr>
+        <w:t>, refer to the Master Glossary. If you have already translated this word in a previous book of the Bible, use the same word or phrase for evil as you used in previous passages. Pause this audio here.</w:t>
+      </w:r>
+    </w:p>
+    <w:p>
+      <w:pPr/>
+      <w:r>
+        <w:rPr>
+          <w:lang w:val="en_US" w:bidi="en_US"/>
+        </w:rPr>
+      </w:r>
+      <w:r>
+        <w:rPr>
+          <w:lang w:val="en_US" w:bidi="en_US"/>
+        </w:rPr>
+        <w:t xml:space="preserve">In the same way, if you want to say that day and light represents </w:t>
+      </w:r>
+      <w:r>
+        <w:rPr>
+          <w:b/>
+          <w:lang w:val="en_US" w:bidi="en_US"/>
+        </w:rPr>
+        <w:t>goodness</w:t>
+      </w:r>
+      <w:r>
+        <w:rPr>
+          <w:lang w:val="en_US" w:bidi="en_US"/>
+        </w:rPr>
+        <w:t>, remember that goodness refers to anything that comes from God. Goodness pleases God. Goodness is similar to godliness, and it is the quality of Christ that we should imitate. Goodness also expresses the idea of right behavior.</w:t>
+      </w:r>
+    </w:p>
+    <w:p>
+      <w:pPr/>
+      <w:r>
+        <w:rPr>
+          <w:lang w:val="en_US" w:bidi="en_US"/>
+        </w:rPr>
+      </w:r>
+      <w:r>
+        <w:rPr>
+          <w:lang w:val="en_US" w:bidi="en_US"/>
+        </w:rPr>
+        <w:t xml:space="preserve">Since we belong to the day, we must protect ourselves from attacks by our enemies by having </w:t>
+      </w:r>
+      <w:r>
+        <w:rPr>
+          <w:b/>
+          <w:lang w:val="en_US" w:bidi="en_US"/>
+        </w:rPr>
+        <w:t>faith</w:t>
+      </w:r>
+      <w:r>
+        <w:rPr>
+          <w:lang w:val="en_US" w:bidi="en_US"/>
+        </w:rPr>
+        <w:t xml:space="preserve">, or trusting and loving the Lord Jesus continually and also by </w:t>
+      </w:r>
+      <w:r>
+        <w:rPr>
+          <w:b/>
+          <w:lang w:val="en_US" w:bidi="en_US"/>
+        </w:rPr>
+        <w:t>hoping</w:t>
+      </w:r>
+      <w:r>
+        <w:rPr>
+          <w:lang w:val="en_US" w:bidi="en_US"/>
+        </w:rPr>
+        <w:t xml:space="preserve">, or confidently expecting that Jesus will save us. Use the same words or phrases for faith and hope that you have used in previous passages, and remember that </w:t>
+      </w:r>
+      <w:hyperlink r:id="rId79">
+        <w:r>
+          <w:rPr>
+            <w:lang w:val="en_US" w:bidi="en_US"/>
+          </w:rPr>
+          <w:rPr>
+            <w:color w:val="0000EE"/>
+            <w:u w:val="single"/>
+          </w:rPr>
+          <w:t>faith</w:t>
+        </w:r>
+      </w:hyperlink>
+      <w:r>
+        <w:rPr>
+          <w:lang w:val="en_US" w:bidi="en_US"/>
+        </w:rPr>
+        <w:t xml:space="preserve"> and </w:t>
+      </w:r>
+      <w:hyperlink r:id="rId64">
+        <w:r>
+          <w:rPr>
+            <w:lang w:val="en_US" w:bidi="en_US"/>
+          </w:rPr>
+          <w:rPr>
+            <w:color w:val="0000EE"/>
+            <w:u w:val="single"/>
+          </w:rPr>
+          <w:t>hope</w:t>
+        </w:r>
+      </w:hyperlink>
+      <w:r>
+        <w:rPr>
+          <w:lang w:val="en_US" w:bidi="en_US"/>
+        </w:rPr>
+        <w:t xml:space="preserve"> are in the Master Glossary.</w:t>
+      </w:r>
+    </w:p>
+    <w:p>
+      <w:pPr/>
+      <w:r>
+        <w:rPr>
+          <w:lang w:val="en_US" w:bidi="en_US"/>
+        </w:rPr>
+      </w:r>
+      <w:r>
+        <w:rPr>
+          <w:lang w:val="en_US" w:bidi="en_US"/>
+        </w:rPr>
+        <w:t xml:space="preserve">When we trust, love, and hope in Jesus, this is similar to the </w:t>
+      </w:r>
+      <w:r>
+        <w:rPr>
+          <w:b/>
+          <w:lang w:val="en_US" w:bidi="en_US"/>
+        </w:rPr>
+        <w:t>breastplates</w:t>
+      </w:r>
+      <w:r>
+        <w:rPr>
+          <w:lang w:val="en_US" w:bidi="en_US"/>
+        </w:rPr>
+        <w:t xml:space="preserve"> and </w:t>
+      </w:r>
+      <w:r>
+        <w:rPr>
+          <w:b/>
+          <w:lang w:val="en_US" w:bidi="en_US"/>
+        </w:rPr>
+        <w:t>helmets</w:t>
+      </w:r>
+      <w:r>
+        <w:rPr>
+          <w:lang w:val="en_US" w:bidi="en_US"/>
+        </w:rPr>
+        <w:t xml:space="preserve"> that soldiers will wear to protect themselves. A breastplate is a type of body armor that covers the front and sometimes the back of the upper body. A breastplate provides essential protection to one of the most vulnerable areas in battle. People made helmets from metal and used them to protect the heads of the soldiers from swords and arrows.</w:t>
+      </w:r>
+    </w:p>
+    <w:p>
+      <w:pPr/>
+      <w:r>
+        <w:rPr>
+          <w:lang w:val="en_US" w:bidi="en_US"/>
+        </w:rPr>
+      </w:r>
+      <w:r>
+        <w:rPr>
+          <w:lang w:val="en_US" w:bidi="en_US"/>
+        </w:rPr>
+        <w:t xml:space="preserve">Stop here and look at a Roman </w:t>
+      </w:r>
+      <w:hyperlink r:id="rId76">
+        <w:r>
+          <w:rPr>
+            <w:lang w:val="en_US" w:bidi="en_US"/>
+          </w:rPr>
+          <w:rPr>
+            <w:color w:val="0000EE"/>
+            <w:u w:val="single"/>
+          </w:rPr>
+          <w:t>breastplate</w:t>
+        </w:r>
+      </w:hyperlink>
+      <w:r>
+        <w:rPr>
+          <w:lang w:val="en_US" w:bidi="en_US"/>
+        </w:rPr>
+        <w:t xml:space="preserve"> and </w:t>
+      </w:r>
+      <w:hyperlink r:id="rId75">
+        <w:r>
+          <w:rPr>
+            <w:lang w:val="en_US" w:bidi="en_US"/>
+          </w:rPr>
+          <w:rPr>
+            <w:color w:val="0000EE"/>
+            <w:u w:val="single"/>
+          </w:rPr>
+          <w:t>helmet</w:t>
+        </w:r>
+      </w:hyperlink>
+      <w:r>
+        <w:rPr>
+          <w:lang w:val="en_US" w:bidi="en_US"/>
+        </w:rPr>
+        <w:t xml:space="preserve"> as a group, if needed. Discuss as a group what word or phrase you will use for </w:t>
+      </w:r>
+      <w:r>
+        <w:rPr>
+          <w:b/>
+          <w:lang w:val="en_US" w:bidi="en_US"/>
+        </w:rPr>
+        <w:t>breastplate</w:t>
+      </w:r>
+      <w:r>
+        <w:rPr>
+          <w:lang w:val="en_US" w:bidi="en_US"/>
+        </w:rPr>
+        <w:t xml:space="preserve"> and for </w:t>
+      </w:r>
+      <w:r>
+        <w:rPr>
+          <w:b/>
           <w:lang w:val="en_US" w:bidi="en_US"/>
         </w:rPr>
         <w:t>helmet</w:t>
@@ -22293,33 +24169,209 @@
         <w:rPr>
           <w:lang w:val="en_US" w:bidi="en_US"/>
         </w:rPr>
-        <w:t xml:space="preserve"> and </w:t>
-      </w:r>
-      <w:r>
-        <w:rPr>
-          <w:lang w:val="en_US" w:bidi="en_US"/>
-        </w:rPr>
-        <w:t>breastplate</w:t>
-      </w:r>
-      <w:r>
-        <w:rPr>
-          <w:lang w:val="en_US" w:bidi="en_US"/>
-        </w:rPr>
-        <w:t xml:space="preserve"> from the time of Paul. Pause this audio here.</w:t>
-      </w:r>
-    </w:p>
-    <w:p>
-      <w:pPr/>
-      <w:r>
-        <w:rPr>
-          <w:lang w:val="en_US" w:bidi="en_US"/>
-        </w:rPr>
-      </w:r>
-      <w:r>
-        <w:rPr>
-          <w:lang w:val="en_US" w:bidi="en_US"/>
-        </w:rPr>
-        <w:t>The reason why Paul wants the believers to be alert and self-controlled is so that God will not judge and punish the believers. Instead, God will save believers because the believers trust in what Lord Jesus Christ has done for them. Lord Jesus died for us so that we can live with him forever, whether we are dead or alive at the time of Jesus' return. With this great assurance, Paul urges the believers to continue encouraging one another as Paul knows that they are doing already.</w:t>
+        <w:t>. If you have already translated this word in another book of the Bible, use the same word that you have used there. Pause this audio here.</w:t>
+      </w:r>
+    </w:p>
+    <w:p>
+      <w:pPr/>
+      <w:r>
+        <w:rPr>
+          <w:lang w:val="en_US" w:bidi="en_US"/>
+        </w:rPr>
+      </w:r>
+      <w:r>
+        <w:rPr>
+          <w:lang w:val="en_US" w:bidi="en_US"/>
+        </w:rPr>
+        <w:t xml:space="preserve">We need to do this because God did not choose us to suffer </w:t>
+      </w:r>
+      <w:r>
+        <w:rPr>
+          <w:b/>
+          <w:lang w:val="en_US" w:bidi="en_US"/>
+        </w:rPr>
+        <w:t>wrath</w:t>
+      </w:r>
+      <w:r>
+        <w:rPr>
+          <w:lang w:val="en_US" w:bidi="en_US"/>
+        </w:rPr>
+        <w:t>, or to punish us for our sins. Wrath is the very strong anger that God shows when God sees sin in the world.</w:t>
+      </w:r>
+    </w:p>
+    <w:p>
+      <w:pPr/>
+      <w:r>
+        <w:rPr>
+          <w:lang w:val="en_US" w:bidi="en_US"/>
+        </w:rPr>
+      </w:r>
+      <w:r>
+        <w:rPr>
+          <w:lang w:val="en_US" w:bidi="en_US"/>
+        </w:rPr>
+        <w:t xml:space="preserve">Stop here and discuss as a group how you will talk about the fact that God did not choose us and then make us suffer wrath, or become angry at us. If needed, look up </w:t>
+      </w:r>
+      <w:hyperlink r:id="rId80">
+        <w:r>
+          <w:rPr>
+            <w:lang w:val="en_US" w:bidi="en_US"/>
+          </w:rPr>
+          <w:rPr>
+            <w:color w:val="0000EE"/>
+            <w:u w:val="single"/>
+          </w:rPr>
+          <w:t>wrath</w:t>
+        </w:r>
+      </w:hyperlink>
+      <w:r>
+        <w:rPr>
+          <w:lang w:val="en_US" w:bidi="en_US"/>
+        </w:rPr>
+        <w:t xml:space="preserve"> in the Master Glossary, and translate this word in the same way that you translated it in other parts of the Bible. Pause this audio here.</w:t>
+      </w:r>
+    </w:p>
+    <w:p>
+      <w:pPr/>
+      <w:r>
+        <w:rPr>
+          <w:lang w:val="en_US" w:bidi="en_US"/>
+        </w:rPr>
+      </w:r>
+      <w:r>
+        <w:rPr>
+          <w:lang w:val="en_US" w:bidi="en_US"/>
+        </w:rPr>
+        <w:t xml:space="preserve">God chose us so that he could save us because of what our Lord Jesus Christ has done. Jesus died for us so that we can live together with Jesus. It does not matter whether we are alive or dead when Jesus returns. If it is not clear as to why God would punish us, you can say that it is because of our sins. Remember that </w:t>
+      </w:r>
+      <w:r>
+        <w:rPr>
+          <w:b/>
+          <w:lang w:val="en_US" w:bidi="en_US"/>
+        </w:rPr>
+        <w:t>sin</w:t>
+      </w:r>
+      <w:r>
+        <w:rPr>
+          <w:lang w:val="en_US" w:bidi="en_US"/>
+        </w:rPr>
+        <w:t xml:space="preserve"> is any action, feeling, or thought that people do against God. For more information on </w:t>
+      </w:r>
+      <w:hyperlink r:id="rId81">
+        <w:r>
+          <w:rPr>
+            <w:lang w:val="en_US" w:bidi="en_US"/>
+          </w:rPr>
+          <w:rPr>
+            <w:color w:val="0000EE"/>
+            <w:u w:val="single"/>
+          </w:rPr>
+          <w:t>sin</w:t>
+        </w:r>
+      </w:hyperlink>
+      <w:r>
+        <w:rPr>
+          <w:lang w:val="en_US" w:bidi="en_US"/>
+        </w:rPr>
+        <w:t>, refer to the Master Glossary. If you choose to use the word sin in your translation, use the same word or phrase for sin as you used in previous passages.</w:t>
+      </w:r>
+    </w:p>
+    <w:p>
+      <w:pPr/>
+      <w:r>
+        <w:rPr>
+          <w:lang w:val="en_US" w:bidi="en_US"/>
+        </w:rPr>
+      </w:r>
+      <w:r>
+        <w:rPr>
+          <w:lang w:val="en_US" w:bidi="en_US"/>
+        </w:rPr>
+        <w:t xml:space="preserve">The Bible says that when a person leaves their bad ways and trusts in Jesus to forgive them for their bad ways, that person is </w:t>
+      </w:r>
+      <w:r>
+        <w:rPr>
+          <w:b/>
+          <w:lang w:val="en_US" w:bidi="en_US"/>
+        </w:rPr>
+        <w:t>saved</w:t>
+      </w:r>
+      <w:r>
+        <w:rPr>
+          <w:lang w:val="en_US" w:bidi="en_US"/>
+        </w:rPr>
+        <w:t xml:space="preserve"> and God gives that person eternal life. For more information on saved or </w:t>
+      </w:r>
+      <w:hyperlink r:id="rId82">
+        <w:r>
+          <w:rPr>
+            <w:lang w:val="en_US" w:bidi="en_US"/>
+          </w:rPr>
+          <w:rPr>
+            <w:color w:val="0000EE"/>
+            <w:u w:val="single"/>
+          </w:rPr>
+          <w:t>salvation</w:t>
+        </w:r>
+      </w:hyperlink>
+      <w:r>
+        <w:rPr>
+          <w:lang w:val="en_US" w:bidi="en_US"/>
+        </w:rPr>
+        <w:t>, refer to the Master Glossary. Use the same word or phrase for salvation as you have used in previous passages.</w:t>
+      </w:r>
+    </w:p>
+    <w:p>
+      <w:pPr/>
+      <w:r>
+        <w:rPr>
+          <w:lang w:val="en_US" w:bidi="en_US"/>
+        </w:rPr>
+      </w:r>
+      <w:r>
+        <w:rPr>
+          <w:b/>
+          <w:lang w:val="en_US" w:bidi="en_US"/>
+        </w:rPr>
+        <w:t>Christ</w:t>
+      </w:r>
+      <w:r>
+        <w:rPr>
+          <w:lang w:val="en_US" w:bidi="en_US"/>
+        </w:rPr>
+        <w:t xml:space="preserve"> means someone who is appointed for a special task. Here, it refers to Jesus, whom God had promised to send to save the people of this world. For more information on </w:t>
+      </w:r>
+      <w:hyperlink r:id="rId68">
+        <w:r>
+          <w:rPr>
+            <w:lang w:val="en_US" w:bidi="en_US"/>
+          </w:rPr>
+          <w:rPr>
+            <w:color w:val="0000EE"/>
+            <w:u w:val="single"/>
+          </w:rPr>
+          <w:t>Christ</w:t>
+        </w:r>
+      </w:hyperlink>
+      <w:r>
+        <w:rPr>
+          <w:lang w:val="en_US" w:bidi="en_US"/>
+        </w:rPr>
+        <w:t>, refer to the Master Glossary. Use the same word or phrase for Christ as you used in previous passages.</w:t>
+      </w:r>
+    </w:p>
+    <w:p>
+      <w:pPr/>
+      <w:r>
+        <w:rPr>
+          <w:lang w:val="en_US" w:bidi="en_US"/>
+        </w:rPr>
+      </w:r>
+      <w:r>
+        <w:rPr>
+          <w:lang w:val="en_US" w:bidi="en_US"/>
+        </w:rPr>
+        <w:t>Since the believers know that they are going to live with Christ forever, the believers should continue to encourage and help each other to become strong believers. This is something that the believers are doing already.</w:t>
       </w:r>
       <w:r>
         <w:rPr>
@@ -22335,26 +24387,26 @@
         <w:rPr>
           <w:lang w:val="en_US" w:bidi="en_US"/>
         </w:rPr>
-        <w:t>Defining the Scenes</w:t>
-      </w:r>
-      <w:r>
-        <w:rPr>
-          <w:lang w:val="en_US" w:bidi="en_US"/>
-        </w:rPr>
-      </w:r>
-    </w:p>
-    <w:p>
-      <w:pPr/>
-      <w:r>
-        <w:rPr>
-          <w:lang w:val="en_US" w:bidi="en_US"/>
-        </w:rPr>
-      </w:r>
-      <w:r>
-        <w:rPr>
-          <w:lang w:val="en_US" w:bidi="en_US"/>
-        </w:rPr>
-        <w:t>Listen to an audio version of 1 Thessalonians 5:1–11 in the easiest-to-understand translation.</w:t>
+        <w:t>Speaking the Word</w:t>
+      </w:r>
+      <w:r>
+        <w:rPr>
+          <w:lang w:val="en_US" w:bidi="en_US"/>
+        </w:rPr>
+      </w:r>
+    </w:p>
+    <w:p>
+      <w:pPr/>
+      <w:r>
+        <w:rPr>
+          <w:lang w:val="en_US" w:bidi="en_US"/>
+        </w:rPr>
+      </w:r>
+      <w:r>
+        <w:rPr>
+          <w:lang w:val="en_US" w:bidi="en_US"/>
+        </w:rPr>
+        <w:t>Listen to an audio version of the passage in the easiest-to-understand translation.</w:t>
       </w:r>
     </w:p>
     <w:p>
@@ -22382,21 +24434,119 @@
         <w:rPr>
           <w:lang w:val="en_US" w:bidi="en_US"/>
         </w:rPr>
-        <w:t>In this step, the group will define the parts, characters, and setting of this passage. Then the group will visualize this passage.</w:t>
-      </w:r>
-    </w:p>
-    <w:p>
-      <w:pPr/>
-      <w:r>
-        <w:rPr>
-          <w:lang w:val="en_US" w:bidi="en_US"/>
-        </w:rPr>
-      </w:r>
-      <w:r>
-        <w:rPr>
-          <w:lang w:val="en_US" w:bidi="en_US"/>
-        </w:rPr>
-        <w:t>This passage has two parts.</w:t>
+        <w:t>In this session, retell the passage, as a group, in your own language.</w:t>
+      </w:r>
+    </w:p>
+    <w:p>
+      <w:pPr/>
+      <w:r>
+        <w:rPr>
+          <w:lang w:val="en_US" w:bidi="en_US"/>
+        </w:rPr>
+      </w:r>
+      <w:r>
+        <w:rPr>
+          <w:lang w:val="en_US" w:bidi="en_US"/>
+        </w:rPr>
+        <w:t>First, the whole group should practice telling the passage in their own language. Remember to include the things you decided in previous steps, like chronology, words, phrases, emotions, or anything else you discussed.</w:t>
+      </w:r>
+    </w:p>
+    <w:p>
+      <w:pPr/>
+      <w:r>
+        <w:rPr>
+          <w:lang w:val="en_US" w:bidi="en_US"/>
+        </w:rPr>
+      </w:r>
+      <w:r>
+        <w:rPr>
+          <w:lang w:val="en_US" w:bidi="en_US"/>
+        </w:rPr>
+        <w:t>One group member should tell a few sentences of the passage and pause. Another group member should tell the next part of the passage and pause. Do this until the group has retold the whole passage. The group members can correct each other in this step.</w:t>
+      </w:r>
+    </w:p>
+    <w:p>
+      <w:pPr/>
+      <w:r>
+        <w:rPr>
+          <w:lang w:val="en_US" w:bidi="en_US"/>
+        </w:rPr>
+      </w:r>
+      <w:r>
+        <w:rPr>
+          <w:lang w:val="en_US" w:bidi="en_US"/>
+        </w:rPr>
+        <w:t>Pause this audio here.</w:t>
+      </w:r>
+    </w:p>
+    <w:p>
+      <w:pPr/>
+      <w:r>
+        <w:rPr>
+          <w:lang w:val="en_US" w:bidi="en_US"/>
+        </w:rPr>
+      </w:r>
+      <w:r>
+        <w:rPr>
+          <w:lang w:val="en_US" w:bidi="en_US"/>
+        </w:rPr>
+        <w:t>Next, each member of the group should tell the whole passage without interruption at least one time. A group member can use random objects, motions, or their storyboard to help them remember the passage.</w:t>
+      </w:r>
+    </w:p>
+    <w:p>
+      <w:pPr/>
+      <w:r>
+        <w:rPr>
+          <w:lang w:val="en_US" w:bidi="en_US"/>
+        </w:rPr>
+      </w:r>
+      <w:r>
+        <w:rPr>
+          <w:lang w:val="en_US" w:bidi="en_US"/>
+        </w:rPr>
+        <w:t>Pause this audio here.</w:t>
+      </w:r>
+    </w:p>
+    <w:p>
+      <w:pPr/>
+      <w:r>
+        <w:rPr>
+          <w:lang w:val="en_US" w:bidi="en_US"/>
+        </w:rPr>
+      </w:r>
+      <w:r>
+        <w:rPr>
+          <w:lang w:val="en_US" w:bidi="en_US"/>
+        </w:rPr>
+        <w:t>Next, the group can decide whose version of the passage you like the most. You may decide that you liked the way one group member told one scene but you liked the way a different group member told another scene.</w:t>
+      </w:r>
+    </w:p>
+    <w:p>
+      <w:pPr/>
+      <w:r>
+        <w:rPr>
+          <w:lang w:val="en_US" w:bidi="en_US"/>
+        </w:rPr>
+      </w:r>
+      <w:r>
+        <w:rPr>
+          <w:lang w:val="en_US" w:bidi="en_US"/>
+        </w:rPr>
+        <w:t>Pause this audio here.</w:t>
+      </w:r>
+    </w:p>
+    <w:p>
+      <w:pPr/>
+      <w:r>
+        <w:rPr>
+          <w:lang w:val="en_US" w:bidi="en_US"/>
+        </w:rPr>
+      </w:r>
+      <w:r>
+        <w:rPr>
+          <w:lang w:val="en_US" w:bidi="en_US"/>
+        </w:rPr>
+        <w:t>Finally, the group can put together a final version of the passage that everyone agrees on. Each group member should practice telling this final version of the passage.</w:t>
       </w:r>
     </w:p>
     <w:p>
@@ -22411,380 +24561,6 @@
           <w:b/>
           <w:lang w:val="en_US" w:bidi="en_US"/>
         </w:rPr>
-        <w:t>In the first part:</w:t>
-      </w:r>
-      <w:r>
-        <w:rPr>
-          <w:lang w:val="en_US" w:bidi="en_US"/>
-        </w:rPr>
-        <w:t xml:space="preserve"> Paul reminds the believers that Jesus will come back suddenly. When Jesus comes, the Lord Jesus Christ will judge and punish the people who did not believe in Christ and follow him.</w:t>
-      </w:r>
-    </w:p>
-    <w:p>
-      <w:pPr/>
-      <w:r>
-        <w:rPr>
-          <w:lang w:val="en_US" w:bidi="en_US"/>
-        </w:rPr>
-      </w:r>
-      <w:r>
-        <w:rPr>
-          <w:b/>
-          <w:lang w:val="en_US" w:bidi="en_US"/>
-        </w:rPr>
-        <w:t>In the second part:</w:t>
-      </w:r>
-      <w:r>
-        <w:rPr>
-          <w:lang w:val="en_US" w:bidi="en_US"/>
-        </w:rPr>
-        <w:t xml:space="preserve"> Paul encourages the believers to be prepared at all times for the Lord Jesus as he might come anytime. Paul reminds the believers that since Jesus died on the cross for us, when Jesus comes back, Jesus will save people who believe in him. Jesus will not punish the people who believe in him.</w:t>
-      </w:r>
-    </w:p>
-    <w:p>
-      <w:pPr/>
-      <w:r>
-        <w:rPr>
-          <w:lang w:val="en_US" w:bidi="en_US"/>
-        </w:rPr>
-      </w:r>
-      <w:r>
-        <w:rPr>
-          <w:lang w:val="en_US" w:bidi="en_US"/>
-        </w:rPr>
-        <w:t>The characters in this passage are:</w:t>
-      </w:r>
-    </w:p>
-    <w:p>
-      <w:pPr>
-        <w:pStyle w:val="ListBullet"/>
-        <w:spacing w:line="240" w:lineRule="auto"/>
-        <w:ind w:left="720"/>
-      </w:pPr>
-      <w:r>
-        <w:rPr>
-          <w:lang w:val="en_US" w:bidi="en_US"/>
-        </w:rPr>
-      </w:r>
-      <w:r>
-        <w:rPr>
-          <w:lang w:val="en_US" w:bidi="en_US"/>
-        </w:rPr>
-        <w:t>Paul</w:t>
-      </w:r>
-    </w:p>
-    <w:p>
-      <w:pPr>
-        <w:pStyle w:val="ListBullet"/>
-        <w:spacing w:line="240" w:lineRule="auto"/>
-        <w:ind w:left="720"/>
-      </w:pPr>
-      <w:r>
-        <w:rPr>
-          <w:lang w:val="en_US" w:bidi="en_US"/>
-        </w:rPr>
-      </w:r>
-      <w:r>
-        <w:rPr>
-          <w:lang w:val="en_US" w:bidi="en_US"/>
-        </w:rPr>
-        <w:t>The unbelievers</w:t>
-      </w:r>
-    </w:p>
-    <w:p>
-      <w:pPr>
-        <w:pStyle w:val="ListBullet"/>
-        <w:spacing w:line="240" w:lineRule="auto"/>
-        <w:ind w:left="720"/>
-      </w:pPr>
-      <w:r>
-        <w:rPr>
-          <w:lang w:val="en_US" w:bidi="en_US"/>
-        </w:rPr>
-      </w:r>
-      <w:r>
-        <w:rPr>
-          <w:lang w:val="en_US" w:bidi="en_US"/>
-        </w:rPr>
-        <w:t>The Lord Jesus, or Christ</w:t>
-      </w:r>
-    </w:p>
-    <w:p>
-      <w:pPr>
-        <w:pStyle w:val="ListBullet"/>
-        <w:spacing w:line="240" w:lineRule="auto"/>
-        <w:ind w:left="720"/>
-      </w:pPr>
-      <w:r>
-        <w:rPr>
-          <w:lang w:val="en_US" w:bidi="en_US"/>
-        </w:rPr>
-      </w:r>
-      <w:r>
-        <w:rPr>
-          <w:lang w:val="en_US" w:bidi="en_US"/>
-        </w:rPr>
-        <w:t>The believers who listen to these words</w:t>
-      </w:r>
-    </w:p>
-    <w:p>
-      <w:pPr>
-        <w:pStyle w:val="ListBullet"/>
-        <w:spacing w:line="240" w:lineRule="auto"/>
-        <w:ind w:left="720"/>
-      </w:pPr>
-      <w:r>
-        <w:rPr>
-          <w:lang w:val="en_US" w:bidi="en_US"/>
-        </w:rPr>
-      </w:r>
-      <w:r>
-        <w:rPr>
-          <w:lang w:val="en_US" w:bidi="en_US"/>
-        </w:rPr>
-        <w:t>The person who reads these words aloud</w:t>
-      </w:r>
-    </w:p>
-    <w:p>
-      <w:pPr>
-        <w:pStyle w:val="ListBullet"/>
-        <w:spacing w:line="240" w:lineRule="auto"/>
-        <w:ind w:left="720"/>
-      </w:pPr>
-      <w:r>
-        <w:rPr>
-          <w:lang w:val="en_US" w:bidi="en_US"/>
-        </w:rPr>
-      </w:r>
-      <w:r>
-        <w:rPr>
-          <w:lang w:val="en_US" w:bidi="en_US"/>
-        </w:rPr>
-        <w:t>And God</w:t>
-      </w:r>
-    </w:p>
-    <w:p>
-      <w:pPr/>
-      <w:r>
-        <w:rPr>
-          <w:lang w:val="en_US" w:bidi="en_US"/>
-        </w:rPr>
-      </w:r>
-      <w:r>
-        <w:rPr>
-          <w:lang w:val="en_US" w:bidi="en_US"/>
-        </w:rPr>
-        <w:t>As a group, pay attention to these parts of the passage's setting:</w:t>
-      </w:r>
-    </w:p>
-    <w:p>
-      <w:pPr/>
-      <w:r>
-        <w:rPr>
-          <w:lang w:val="en_US" w:bidi="en_US"/>
-        </w:rPr>
-      </w:r>
-      <w:r>
-        <w:rPr>
-          <w:lang w:val="en_US" w:bidi="en_US"/>
-        </w:rPr>
-        <w:t>In the last section, Paul says that those believers who died already, and those believers who are still alive, will both meet the Lord Jesus in the sky when Jesus comes back.</w:t>
-      </w:r>
-    </w:p>
-    <w:p>
-      <w:pPr/>
-      <w:r>
-        <w:rPr>
-          <w:lang w:val="en_US" w:bidi="en_US"/>
-        </w:rPr>
-      </w:r>
-      <w:r>
-        <w:rPr>
-          <w:lang w:val="en_US" w:bidi="en_US"/>
-        </w:rPr>
-        <w:t>In this section, Paul answers the next question that the Thessalonian believers have probably asked Paul. Therefore, Paul is starting a new topic here. You can use a word that you have used before in this book to start a new topic.</w:t>
-      </w:r>
-    </w:p>
-    <w:p>
-      <w:pPr/>
-      <w:r>
-        <w:rPr>
-          <w:lang w:val="en_US" w:bidi="en_US"/>
-        </w:rPr>
-      </w:r>
-      <w:r>
-        <w:rPr>
-          <w:lang w:val="en_US" w:bidi="en_US"/>
-        </w:rPr>
-        <w:t>Stop here and discuss this as a group: Suppose you are telling some people a story. After you finish that story, you want to tell the people about a different topic. How will you do that? What kinds of words will you use so that the people will know that you are talking about a new subject here? Pause the audio here.</w:t>
-      </w:r>
-    </w:p>
-    <w:p>
-      <w:pPr/>
-      <w:r>
-        <w:rPr>
-          <w:lang w:val="en_US" w:bidi="en_US"/>
-        </w:rPr>
-      </w:r>
-      <w:r>
-        <w:rPr>
-          <w:lang w:val="en_US" w:bidi="en_US"/>
-        </w:rPr>
-        <w:t>In the first part, Paul reminds the believers that they already know that the Lord Jesus will come back suddenly, similar to how a thief would come unexpectedly into a house. When people think that everything is peaceful and safe, then suddenly, Jesus will come back to punish them. A woman who is giving birth to a child cannot escape the birth pains. In the same way, these people cannot escape the punishment. In this section, Paul is saying very clearly that the Lord Jesus will severely punish the unbelievers when the Lord comes back.</w:t>
-      </w:r>
-    </w:p>
-    <w:p>
-      <w:pPr/>
-      <w:r>
-        <w:rPr>
-          <w:lang w:val="en_US" w:bidi="en_US"/>
-        </w:rPr>
-      </w:r>
-      <w:r>
-        <w:rPr>
-          <w:lang w:val="en_US" w:bidi="en_US"/>
-        </w:rPr>
-        <w:t>Stop here and discuss this question as a group: Describe a time when something unexpected and very bad happened. How do you feel about what happened? Then tell another story where a person prepares ahead of time and well for an event. Discuss how that person felt about being prepared ahead of time. How would you describe when someone comes to your home unexpectedly? In the same way, how would you describe when Jesus comes back again suddenly when you do not expect him? Pause this audio here.</w:t>
-      </w:r>
-    </w:p>
-    <w:p>
-      <w:pPr/>
-      <w:r>
-        <w:rPr>
-          <w:lang w:val="en_US" w:bidi="en_US"/>
-        </w:rPr>
-      </w:r>
-      <w:r>
-        <w:rPr>
-          <w:lang w:val="en_US" w:bidi="en_US"/>
-        </w:rPr>
-        <w:t>In the second part, Paul encourages the believers about how they should live as they wait expectantly for the Lord's return. Paul says that the people of light differ from the people of darkness in the way they behave. Paul also tells the believers that they should be fully prepared as they are the people who belong to the light.</w:t>
-      </w:r>
-    </w:p>
-    <w:p>
-      <w:pPr/>
-      <w:r>
-        <w:rPr>
-          <w:lang w:val="en_US" w:bidi="en_US"/>
-        </w:rPr>
-      </w:r>
-      <w:r>
-        <w:rPr>
-          <w:lang w:val="en_US" w:bidi="en_US"/>
-        </w:rPr>
-        <w:t>The unbelievers sleep and get drunk in the night. But Paul warns the believers to be awake and sober, or self-controlled, and ready for the Lord's return. When Paul tells the believers to be self-controlled, Paul is telling them that they should be responsible and think carefully about the things that the believers do.</w:t>
-      </w:r>
-    </w:p>
-    <w:p>
-      <w:pPr/>
-      <w:r>
-        <w:rPr>
-          <w:lang w:val="en_US" w:bidi="en_US"/>
-        </w:rPr>
-      </w:r>
-      <w:r>
-        <w:rPr>
-          <w:lang w:val="en_US" w:bidi="en_US"/>
-        </w:rPr>
-        <w:t>Stop here and tell a story about a person who thinks carefully about what they should do before they do it. How do you describe a person like this? How will you describe a person who is self-controlled, or sober, in this passage? Pause this audio here.</w:t>
-      </w:r>
-    </w:p>
-    <w:p>
-      <w:pPr/>
-      <w:r>
-        <w:rPr>
-          <w:lang w:val="en_US" w:bidi="en_US"/>
-        </w:rPr>
-      </w:r>
-      <w:r>
-        <w:rPr>
-          <w:lang w:val="en_US" w:bidi="en_US"/>
-        </w:rPr>
-        <w:t>Paul then tells the believers to trust and love God. Paul describes this like a soldier who wears a breastplate over his body to protect himself from his enemies. We should be very sure that God will save us. Our hope in God's salvation will protect us like a helmet would protect a soldier's head.</w:t>
-      </w:r>
-    </w:p>
-    <w:p>
-      <w:pPr/>
-      <w:r>
-        <w:rPr>
-          <w:lang w:val="en_US" w:bidi="en_US"/>
-        </w:rPr>
-      </w:r>
-      <w:r>
-        <w:rPr>
-          <w:lang w:val="en_US" w:bidi="en_US"/>
-        </w:rPr>
-        <w:t>God did not choose his people and then decide to be angry or wrathful with us and punish us. Instead, God decided to make a way for us to be saved and to live with God forever. Lord Jesus died for us so that we can live with him forever, whether we are awake or asleep at the time of Jesus' return. Paul uses the special language of being awake or being asleep to talk about being alive or being dead.</w:t>
-      </w:r>
-    </w:p>
-    <w:p>
-      <w:pPr/>
-      <w:r>
-        <w:rPr>
-          <w:lang w:val="en_US" w:bidi="en_US"/>
-        </w:rPr>
-      </w:r>
-      <w:r>
-        <w:rPr>
-          <w:lang w:val="en_US" w:bidi="en_US"/>
-        </w:rPr>
-        <w:t>Stop here and remember how in previous passages you talked about people being asleep as a way to say that those people were dead. In this passage, how will you talk about people being either dead or alive when Jesus returns? Pause this audio here.</w:t>
-      </w:r>
-    </w:p>
-    <w:p>
-      <w:pPr/>
-      <w:r>
-        <w:rPr>
-          <w:lang w:val="en_US" w:bidi="en_US"/>
-        </w:rPr>
-      </w:r>
-      <w:r>
-        <w:rPr>
-          <w:lang w:val="en_US" w:bidi="en_US"/>
-        </w:rPr>
-        <w:t>Paul uses these words to encourage the believers. Paul knows that the people are already encouraging one another, and Paul wants the believers to continue doing this.</w:t>
-      </w:r>
-    </w:p>
-    <w:p>
-      <w:pPr/>
-      <w:r>
-        <w:rPr>
-          <w:lang w:val="en_US" w:bidi="en_US"/>
-        </w:rPr>
-      </w:r>
-      <w:r>
-        <w:rPr>
-          <w:lang w:val="en_US" w:bidi="en_US"/>
-        </w:rPr>
-        <w:t>Stop here and discuss this question as a group: As an activity, imagine that someone you love dearly, or someone you admire, or someone who has done a great help to you is planning to visit you in your home. This person did not tell you exactly when they would come, but they said that they would definitely come. You are very excited and are eagerly waiting for this person to come and visit you. What would you do to prepare yourself for this person's coming? What are the things that you would do to prepare the house for their coming? How would you imagine yourself to be there when the person comes? What kinds of thoughts and feelings will you experience? Pause this audio here.</w:t>
-      </w:r>
-    </w:p>
-    <w:p>
-      <w:pPr/>
-      <w:r>
-        <w:rPr>
-          <w:lang w:val="en_US" w:bidi="en_US"/>
-        </w:rPr>
-      </w:r>
-      <w:r>
-        <w:rPr>
-          <w:lang w:val="en_US" w:bidi="en_US"/>
-        </w:rPr>
-        <w:t>Now, the group should storyboard, draw, or use objects to visualize the passage and the action in it.</w:t>
-      </w:r>
-    </w:p>
-    <w:p>
-      <w:pPr/>
-      <w:r>
-        <w:rPr>
-          <w:lang w:val="en_US" w:bidi="en_US"/>
-        </w:rPr>
-      </w:r>
-      <w:r>
-        <w:rPr>
-          <w:b/>
-          <w:lang w:val="en_US" w:bidi="en_US"/>
-        </w:rPr>
         <w:t>This is the end of the recording.</w:t>
       </w:r>
       <w:r>
@@ -22792,1512 +24568,6 @@
           <w:lang w:val="en_US" w:bidi="en_US"/>
         </w:rPr>
       </w:r>
-    </w:p>
-    <w:p>
-      <w:pPr>
-        <w:pStyle w:val="Heading3"/>
-      </w:pPr>
-      <w:r>
-        <w:rPr>
-          <w:lang w:val="en_US" w:bidi="en_US"/>
-        </w:rPr>
-        <w:t>Embodying the Text</w:t>
-      </w:r>
-      <w:r>
-        <w:rPr>
-          <w:lang w:val="en_US" w:bidi="en_US"/>
-        </w:rPr>
-      </w:r>
-    </w:p>
-    <w:p>
-      <w:pPr/>
-      <w:r>
-        <w:rPr>
-          <w:lang w:val="en_US" w:bidi="en_US"/>
-        </w:rPr>
-      </w:r>
-      <w:r>
-        <w:rPr>
-          <w:lang w:val="en_US" w:bidi="en_US"/>
-        </w:rPr>
-        <w:t>Listen to an audio version of 1 Thessalonians 5:1–11 in the easiest-to-understand translation.</w:t>
-      </w:r>
-    </w:p>
-    <w:p>
-      <w:pPr/>
-      <w:r>
-        <w:rPr>
-          <w:lang w:val="en_US" w:bidi="en_US"/>
-        </w:rPr>
-      </w:r>
-      <w:r>
-        <w:rPr>
-          <w:lang w:val="en_US" w:bidi="en_US"/>
-        </w:rPr>
-        <w:t>Pause this audio here.</w:t>
-      </w:r>
-    </w:p>
-    <w:p>
-      <w:pPr/>
-      <w:r>
-        <w:rPr>
-          <w:lang w:val="en_US" w:bidi="en_US"/>
-        </w:rPr>
-      </w:r>
-      <w:r>
-        <w:rPr>
-          <w:lang w:val="en_US" w:bidi="en_US"/>
-        </w:rPr>
-        <w:t>In this step, the group will dramatize the passage.</w:t>
-      </w:r>
-    </w:p>
-    <w:p>
-      <w:pPr/>
-      <w:r>
-        <w:rPr>
-          <w:lang w:val="en_US" w:bidi="en_US"/>
-        </w:rPr>
-      </w:r>
-      <w:r>
-        <w:rPr>
-          <w:lang w:val="en_US" w:bidi="en_US"/>
-        </w:rPr>
-        <w:t>This passage has two parts.</w:t>
-      </w:r>
-    </w:p>
-    <w:p>
-      <w:pPr/>
-      <w:r>
-        <w:rPr>
-          <w:lang w:val="en_US" w:bidi="en_US"/>
-        </w:rPr>
-      </w:r>
-      <w:r>
-        <w:rPr>
-          <w:lang w:val="en_US" w:bidi="en_US"/>
-        </w:rPr>
-        <w:t>The characters in this passage are:</w:t>
-      </w:r>
-    </w:p>
-    <w:p>
-      <w:pPr>
-        <w:pStyle w:val="ListBullet"/>
-        <w:spacing w:line="240" w:lineRule="auto"/>
-        <w:ind w:left="720"/>
-      </w:pPr>
-      <w:r>
-        <w:rPr>
-          <w:lang w:val="en_US" w:bidi="en_US"/>
-        </w:rPr>
-      </w:r>
-      <w:r>
-        <w:rPr>
-          <w:lang w:val="en_US" w:bidi="en_US"/>
-        </w:rPr>
-        <w:t>Paul</w:t>
-      </w:r>
-    </w:p>
-    <w:p>
-      <w:pPr>
-        <w:pStyle w:val="ListBullet"/>
-        <w:spacing w:line="240" w:lineRule="auto"/>
-        <w:ind w:left="720"/>
-      </w:pPr>
-      <w:r>
-        <w:rPr>
-          <w:lang w:val="en_US" w:bidi="en_US"/>
-        </w:rPr>
-      </w:r>
-      <w:r>
-        <w:rPr>
-          <w:lang w:val="en_US" w:bidi="en_US"/>
-        </w:rPr>
-        <w:t>The unbelievers</w:t>
-      </w:r>
-    </w:p>
-    <w:p>
-      <w:pPr>
-        <w:pStyle w:val="ListBullet"/>
-        <w:spacing w:line="240" w:lineRule="auto"/>
-        <w:ind w:left="720"/>
-      </w:pPr>
-      <w:r>
-        <w:rPr>
-          <w:lang w:val="en_US" w:bidi="en_US"/>
-        </w:rPr>
-      </w:r>
-      <w:r>
-        <w:rPr>
-          <w:lang w:val="en_US" w:bidi="en_US"/>
-        </w:rPr>
-        <w:t>The Lord Jesus, or Christ</w:t>
-      </w:r>
-    </w:p>
-    <w:p>
-      <w:pPr>
-        <w:pStyle w:val="ListBullet"/>
-        <w:spacing w:line="240" w:lineRule="auto"/>
-        <w:ind w:left="720"/>
-      </w:pPr>
-      <w:r>
-        <w:rPr>
-          <w:lang w:val="en_US" w:bidi="en_US"/>
-        </w:rPr>
-      </w:r>
-      <w:r>
-        <w:rPr>
-          <w:lang w:val="en_US" w:bidi="en_US"/>
-        </w:rPr>
-        <w:t>The believers who listen to these words</w:t>
-      </w:r>
-    </w:p>
-    <w:p>
-      <w:pPr>
-        <w:pStyle w:val="ListBullet"/>
-        <w:spacing w:line="240" w:lineRule="auto"/>
-        <w:ind w:left="720"/>
-      </w:pPr>
-      <w:r>
-        <w:rPr>
-          <w:lang w:val="en_US" w:bidi="en_US"/>
-        </w:rPr>
-      </w:r>
-      <w:r>
-        <w:rPr>
-          <w:lang w:val="en_US" w:bidi="en_US"/>
-        </w:rPr>
-        <w:t>The person who reads these words aloud</w:t>
-      </w:r>
-    </w:p>
-    <w:p>
-      <w:pPr>
-        <w:pStyle w:val="ListBullet"/>
-        <w:spacing w:line="240" w:lineRule="auto"/>
-        <w:ind w:left="720"/>
-      </w:pPr>
-      <w:r>
-        <w:rPr>
-          <w:lang w:val="en_US" w:bidi="en_US"/>
-        </w:rPr>
-      </w:r>
-      <w:r>
-        <w:rPr>
-          <w:lang w:val="en_US" w:bidi="en_US"/>
-        </w:rPr>
-        <w:t>And God</w:t>
-      </w:r>
-    </w:p>
-    <w:p>
-      <w:pPr/>
-      <w:r>
-        <w:rPr>
-          <w:lang w:val="en_US" w:bidi="en_US"/>
-        </w:rPr>
-      </w:r>
-      <w:r>
-        <w:rPr>
-          <w:lang w:val="en_US" w:bidi="en_US"/>
-        </w:rPr>
-        <w:t>As a group, act out the passage twice. You should act out the passage in your own language.</w:t>
-      </w:r>
-    </w:p>
-    <w:p>
-      <w:pPr/>
-      <w:r>
-        <w:rPr>
-          <w:lang w:val="en_US" w:bidi="en_US"/>
-        </w:rPr>
-      </w:r>
-      <w:r>
-        <w:rPr>
-          <w:lang w:val="en_US" w:bidi="en_US"/>
-        </w:rPr>
-        <w:t>First, act out the passage without stopping. Pay attention to the dialogue, flow, plotline, and chronology of the passage. Make sure you do not skip acting out the difficult or important parts of the passage. Help each other remember every part of the passage.</w:t>
-      </w:r>
-    </w:p>
-    <w:p>
-      <w:pPr/>
-      <w:r>
-        <w:rPr>
-          <w:lang w:val="en_US" w:bidi="en_US"/>
-        </w:rPr>
-      </w:r>
-      <w:r>
-        <w:rPr>
-          <w:lang w:val="en_US" w:bidi="en_US"/>
-        </w:rPr>
-        <w:t>Pause this audio here and act out the passage.</w:t>
-      </w:r>
-    </w:p>
-    <w:p>
-      <w:pPr/>
-      <w:r>
-        <w:rPr>
-          <w:lang w:val="en_US" w:bidi="en_US"/>
-        </w:rPr>
-      </w:r>
-      <w:r>
-        <w:rPr>
-          <w:lang w:val="en_US" w:bidi="en_US"/>
-        </w:rPr>
-        <w:t>The group should act out this passage a second time. At certain points in the drama, pause the drama and ask the person playing the character, "What are you feeling or thinking?" The person playing the character should answer what they would be feeling or thinking if they were that character. Then continue the drama.</w:t>
-      </w:r>
-    </w:p>
-    <w:p>
-      <w:pPr/>
-      <w:r>
-        <w:rPr>
-          <w:lang w:val="en_US" w:bidi="en_US"/>
-        </w:rPr>
-      </w:r>
-      <w:r>
-        <w:rPr>
-          <w:lang w:val="en_US" w:bidi="en_US"/>
-        </w:rPr>
-        <w:t>Pause this audio here and act out the passage a second time.</w:t>
-      </w:r>
-    </w:p>
-    <w:p>
-      <w:pPr/>
-      <w:r>
-        <w:rPr>
-          <w:lang w:val="en_US" w:bidi="en_US"/>
-        </w:rPr>
-      </w:r>
-      <w:r>
-        <w:rPr>
-          <w:lang w:val="en_US" w:bidi="en_US"/>
-        </w:rPr>
-        <w:t>The following is an example of the drama and possible responses.</w:t>
-      </w:r>
-    </w:p>
-    <w:p>
-      <w:pPr/>
-      <w:r>
-        <w:rPr>
-          <w:lang w:val="en_US" w:bidi="en_US"/>
-        </w:rPr>
-      </w:r>
-      <w:r>
-        <w:rPr>
-          <w:lang w:val="en_US" w:bidi="en_US"/>
-        </w:rPr>
-        <w:t>Paul says, "Brothers, I need not write to you about the time when the Lord Jesus will return. You know that already. The Lord will come suddenly when you do not expect him, similar to how a thief would come suddenly. A pregnant woman's labor pains begin suddenly. In the same way, when the unbelievers say that there is no war and it is all safe, they will be in great trouble suddenly. This will definitely happen."</w:t>
-      </w:r>
-      <w:r>
-        <w:rPr>
-          <w:lang w:val="en_US" w:bidi="en_US"/>
-        </w:rPr>
-        <w:t>Pause the drama.</w:t>
-      </w:r>
-    </w:p>
-    <w:p>
-      <w:pPr/>
-      <w:r>
-        <w:rPr>
-          <w:lang w:val="en_US" w:bidi="en_US"/>
-        </w:rPr>
-      </w:r>
-      <w:r>
-        <w:rPr>
-          <w:lang w:val="en_US" w:bidi="en_US"/>
-        </w:rPr>
-        <w:t>Ask the person playing the unbelievers, "What are you feeling or thinking?" The person might answer things like:</w:t>
-      </w:r>
-    </w:p>
-    <w:p>
-      <w:pPr>
-        <w:pStyle w:val="ListBullet"/>
-        <w:spacing w:line="240" w:lineRule="auto"/>
-        <w:ind w:left="720"/>
-      </w:pPr>
-      <w:r>
-        <w:rPr>
-          <w:lang w:val="en_US" w:bidi="en_US"/>
-        </w:rPr>
-      </w:r>
-      <w:r>
-        <w:rPr>
-          <w:lang w:val="en_US" w:bidi="en_US"/>
-        </w:rPr>
-        <w:t>I am afraid to think that we will have trouble; or</w:t>
-      </w:r>
-    </w:p>
-    <w:p>
-      <w:pPr>
-        <w:pStyle w:val="ListBullet"/>
-        <w:spacing w:line="240" w:lineRule="auto"/>
-        <w:ind w:left="720"/>
-      </w:pPr>
-      <w:r>
-        <w:rPr>
-          <w:lang w:val="en_US" w:bidi="en_US"/>
-        </w:rPr>
-      </w:r>
-      <w:r>
-        <w:rPr>
-          <w:lang w:val="en_US" w:bidi="en_US"/>
-        </w:rPr>
-        <w:t>I am afraid that we are not prepared for that sudden trouble.</w:t>
-      </w:r>
-    </w:p>
-    <w:p>
-      <w:pPr/>
-      <w:r>
-        <w:rPr>
-          <w:lang w:val="en_US" w:bidi="en_US"/>
-        </w:rPr>
-      </w:r>
-      <w:r>
-        <w:rPr>
-          <w:lang w:val="en_US" w:bidi="en_US"/>
-        </w:rPr>
-        <w:t>Ask the person playing Paul, "What are you feeling or thinking?" The person might answer things like:</w:t>
-      </w:r>
-    </w:p>
-    <w:p>
-      <w:pPr>
-        <w:pStyle w:val="ListBullet"/>
-        <w:spacing w:line="240" w:lineRule="auto"/>
-        <w:ind w:left="720"/>
-      </w:pPr>
-      <w:r>
-        <w:rPr>
-          <w:lang w:val="en_US" w:bidi="en_US"/>
-        </w:rPr>
-      </w:r>
-      <w:r>
-        <w:rPr>
-          <w:lang w:val="en_US" w:bidi="en_US"/>
-        </w:rPr>
-        <w:t>I want these people to know that the Lord Jesus will come suddenly; or</w:t>
-      </w:r>
-    </w:p>
-    <w:p>
-      <w:pPr>
-        <w:pStyle w:val="ListBullet"/>
-        <w:spacing w:line="240" w:lineRule="auto"/>
-        <w:ind w:left="720"/>
-      </w:pPr>
-      <w:r>
-        <w:rPr>
-          <w:lang w:val="en_US" w:bidi="en_US"/>
-        </w:rPr>
-      </w:r>
-      <w:r>
-        <w:rPr>
-          <w:lang w:val="en_US" w:bidi="en_US"/>
-        </w:rPr>
-        <w:t>I want these people to be prepared for the Lord's coming; or</w:t>
-      </w:r>
-    </w:p>
-    <w:p>
-      <w:pPr>
-        <w:pStyle w:val="ListBullet"/>
-        <w:spacing w:line="240" w:lineRule="auto"/>
-        <w:ind w:left="720"/>
-      </w:pPr>
-      <w:r>
-        <w:rPr>
-          <w:lang w:val="en_US" w:bidi="en_US"/>
-        </w:rPr>
-      </w:r>
-      <w:r>
-        <w:rPr>
-          <w:lang w:val="en_US" w:bidi="en_US"/>
-        </w:rPr>
-        <w:t>These unbelievers are going to experience great trouble.</w:t>
-      </w:r>
-    </w:p>
-    <w:p>
-      <w:pPr/>
-      <w:r>
-        <w:rPr>
-          <w:lang w:val="en_US" w:bidi="en_US"/>
-        </w:rPr>
-      </w:r>
-      <w:r>
-        <w:rPr>
-          <w:lang w:val="en_US" w:bidi="en_US"/>
-        </w:rPr>
-        <w:t>Paul continues, saying, "But you brothers, you know what will happen. You are not like the people who live in the night or in the dark. All of you are people who belong to the light and to the day. So when the great day of the Lord happens suddenly, it should not surprise us, like a thief might surprise you."</w:t>
-      </w:r>
-      <w:r>
-        <w:rPr>
-          <w:lang w:val="en_US" w:bidi="en_US"/>
-        </w:rPr>
-        <w:t>Pause the drama.</w:t>
-      </w:r>
-    </w:p>
-    <w:p>
-      <w:pPr/>
-      <w:r>
-        <w:rPr>
-          <w:lang w:val="en_US" w:bidi="en_US"/>
-        </w:rPr>
-      </w:r>
-      <w:r>
-        <w:rPr>
-          <w:lang w:val="en_US" w:bidi="en_US"/>
-        </w:rPr>
-        <w:t>Ask the person playing the believers who are listening, "What are you feeling or thinking?" The person might answer things like:</w:t>
-      </w:r>
-    </w:p>
-    <w:p>
-      <w:pPr>
-        <w:pStyle w:val="ListBullet"/>
-        <w:spacing w:line="240" w:lineRule="auto"/>
-        <w:ind w:left="720"/>
-      </w:pPr>
-      <w:r>
-        <w:rPr>
-          <w:lang w:val="en_US" w:bidi="en_US"/>
-        </w:rPr>
-      </w:r>
-      <w:r>
-        <w:rPr>
-          <w:lang w:val="en_US" w:bidi="en_US"/>
-        </w:rPr>
-        <w:t>We are people of the light, or the day, so the Lord's coming is not a surprise; or</w:t>
-      </w:r>
-    </w:p>
-    <w:p>
-      <w:pPr>
-        <w:pStyle w:val="ListBullet"/>
-        <w:spacing w:line="240" w:lineRule="auto"/>
-        <w:ind w:left="720"/>
-      </w:pPr>
-      <w:r>
-        <w:rPr>
-          <w:lang w:val="en_US" w:bidi="en_US"/>
-        </w:rPr>
-      </w:r>
-      <w:r>
-        <w:rPr>
-          <w:lang w:val="en_US" w:bidi="en_US"/>
-        </w:rPr>
-        <w:t>The Lord will come suddenly, but we are prepared for that, because we know it will happen someday.</w:t>
-      </w:r>
-    </w:p>
-    <w:p>
-      <w:pPr/>
-      <w:r>
-        <w:rPr>
-          <w:lang w:val="en_US" w:bidi="en_US"/>
-        </w:rPr>
-      </w:r>
-      <w:r>
-        <w:rPr>
-          <w:lang w:val="en_US" w:bidi="en_US"/>
-        </w:rPr>
-        <w:t>Paul then warns the people and says, "People sleep in the night and they become drunk. Those people do not know what is happening around them. But you should watch carefully. You should be like people who are not sleeping but awake and ready. We must continue to trust God and love God. That will be like a breastplate, or the metal covering that a soldier wears to protect his body. We must also continue to hope that God will save us. That will be like a helmet that people wear to keep their head safe."</w:t>
-      </w:r>
-      <w:r>
-        <w:rPr>
-          <w:lang w:val="en_US" w:bidi="en_US"/>
-        </w:rPr>
-        <w:t>Pause the drama.</w:t>
-      </w:r>
-    </w:p>
-    <w:p>
-      <w:pPr/>
-      <w:r>
-        <w:rPr>
-          <w:lang w:val="en_US" w:bidi="en_US"/>
-        </w:rPr>
-      </w:r>
-      <w:r>
-        <w:rPr>
-          <w:lang w:val="en_US" w:bidi="en_US"/>
-        </w:rPr>
-        <w:t>Ask the person playing Paul, "What are you feeling or thinking?" The person might answer things like:</w:t>
-      </w:r>
-    </w:p>
-    <w:p>
-      <w:pPr>
-        <w:pStyle w:val="ListBullet"/>
-        <w:spacing w:line="240" w:lineRule="auto"/>
-        <w:ind w:left="720"/>
-      </w:pPr>
-      <w:r>
-        <w:rPr>
-          <w:lang w:val="en_US" w:bidi="en_US"/>
-        </w:rPr>
-      </w:r>
-      <w:r>
-        <w:rPr>
-          <w:lang w:val="en_US" w:bidi="en_US"/>
-        </w:rPr>
-        <w:t>I feel sorry for those people who are unaware of what is happening; or</w:t>
-      </w:r>
-    </w:p>
-    <w:p>
-      <w:pPr>
-        <w:pStyle w:val="ListBullet"/>
-        <w:spacing w:line="240" w:lineRule="auto"/>
-        <w:ind w:left="720"/>
-      </w:pPr>
-      <w:r>
-        <w:rPr>
-          <w:lang w:val="en_US" w:bidi="en_US"/>
-        </w:rPr>
-      </w:r>
-      <w:r>
-        <w:rPr>
-          <w:lang w:val="en_US" w:bidi="en_US"/>
-        </w:rPr>
-        <w:t>The believers should continue to stay strong, loving and trusting Jesus. The believers should be waiting for Jesus' return anxiously.</w:t>
-      </w:r>
-    </w:p>
-    <w:p>
-      <w:pPr/>
-      <w:r>
-        <w:rPr>
-          <w:lang w:val="en_US" w:bidi="en_US"/>
-        </w:rPr>
-      </w:r>
-      <w:r>
-        <w:rPr>
-          <w:lang w:val="en_US" w:bidi="en_US"/>
-        </w:rPr>
-        <w:t>Ask the people playing the believers, "What are you feeling or thinking?" The person might answer things like:</w:t>
-      </w:r>
-    </w:p>
-    <w:p>
-      <w:pPr>
-        <w:pStyle w:val="ListBullet"/>
-        <w:spacing w:line="240" w:lineRule="auto"/>
-        <w:ind w:left="720"/>
-      </w:pPr>
-      <w:r>
-        <w:rPr>
-          <w:lang w:val="en_US" w:bidi="en_US"/>
-        </w:rPr>
-      </w:r>
-      <w:r>
-        <w:rPr>
-          <w:lang w:val="en_US" w:bidi="en_US"/>
-        </w:rPr>
-        <w:t>I should watch carefully. I should not be like the people who are sleeping or like the people who are drunk. I should love God and trust him for all things. I should depend on God completely to save me.</w:t>
-      </w:r>
-    </w:p>
-    <w:p>
-      <w:pPr/>
-      <w:r>
-        <w:rPr>
-          <w:lang w:val="en_US" w:bidi="en_US"/>
-        </w:rPr>
-      </w:r>
-      <w:r>
-        <w:rPr>
-          <w:lang w:val="en_US" w:bidi="en_US"/>
-        </w:rPr>
-        <w:t>Paul then encourages the believers and says, "God did not choose us to be his people so that he could be angry with us. God chose us so that he could save us because of what our Lord Jesus Christ has done. Jesus died for our sake so that we can live together with Jesus forever. It does not matter whether we are alive or dead when Jesus returns. We will all go to live with Jesus. Since this is true, you should encourage and help each other to believe in God more strongly."</w:t>
-      </w:r>
-      <w:r>
-        <w:rPr>
-          <w:lang w:val="en_US" w:bidi="en_US"/>
-        </w:rPr>
-        <w:t>Pause the drama.</w:t>
-      </w:r>
-    </w:p>
-    <w:p>
-      <w:pPr/>
-      <w:r>
-        <w:rPr>
-          <w:lang w:val="en_US" w:bidi="en_US"/>
-        </w:rPr>
-      </w:r>
-      <w:r>
-        <w:rPr>
-          <w:lang w:val="en_US" w:bidi="en_US"/>
-        </w:rPr>
-        <w:t>Ask the person playing Paul, "What are you feeling or thinking?" The person might answer things like:</w:t>
-      </w:r>
-    </w:p>
-    <w:p>
-      <w:pPr>
-        <w:pStyle w:val="ListBullet"/>
-        <w:spacing w:line="240" w:lineRule="auto"/>
-        <w:ind w:left="720"/>
-      </w:pPr>
-      <w:r>
-        <w:rPr>
-          <w:lang w:val="en_US" w:bidi="en_US"/>
-        </w:rPr>
-      </w:r>
-      <w:r>
-        <w:rPr>
-          <w:lang w:val="en_US" w:bidi="en_US"/>
-        </w:rPr>
-        <w:t>It gives me more joy to know that Jesus Christ died for me so that I can live with Jesus forever; or</w:t>
-      </w:r>
-    </w:p>
-    <w:p>
-      <w:pPr>
-        <w:pStyle w:val="ListBullet"/>
-        <w:spacing w:line="240" w:lineRule="auto"/>
-        <w:ind w:left="720"/>
-      </w:pPr>
-      <w:r>
-        <w:rPr>
-          <w:lang w:val="en_US" w:bidi="en_US"/>
-        </w:rPr>
-      </w:r>
-      <w:r>
-        <w:rPr>
-          <w:lang w:val="en_US" w:bidi="en_US"/>
-        </w:rPr>
-        <w:t>It does not matter whether we are alive or dead. Jesus will take us to live with him.</w:t>
-      </w:r>
-    </w:p>
-    <w:p>
-      <w:pPr/>
-      <w:r>
-        <w:rPr>
-          <w:lang w:val="en_US" w:bidi="en_US"/>
-        </w:rPr>
-      </w:r>
-      <w:r>
-        <w:rPr>
-          <w:lang w:val="en_US" w:bidi="en_US"/>
-        </w:rPr>
-        <w:t>Ask the people playing the believers, "What are you feeling or thinking?" The person might answer things like:</w:t>
-      </w:r>
-    </w:p>
-    <w:p>
-      <w:pPr>
-        <w:pStyle w:val="ListBullet"/>
-        <w:spacing w:line="240" w:lineRule="auto"/>
-        <w:ind w:left="720"/>
-      </w:pPr>
-      <w:r>
-        <w:rPr>
-          <w:lang w:val="en_US" w:bidi="en_US"/>
-        </w:rPr>
-      </w:r>
-      <w:r>
-        <w:rPr>
-          <w:lang w:val="en_US" w:bidi="en_US"/>
-        </w:rPr>
-        <w:t>God will not get angry at me. God made Lord Jesus to die for me so that I can live with God. So, I am happy that I can go to God whether I am dead or alive. But I need to encourage and help my fellow believers with these words so that we can all become strong believers.</w:t>
-      </w:r>
-    </w:p>
-    <w:p>
-      <w:pPr/>
-      <w:r>
-        <w:rPr>
-          <w:lang w:val="en_US" w:bidi="en_US"/>
-        </w:rPr>
-      </w:r>
-      <w:r>
-        <w:rPr>
-          <w:b/>
-          <w:lang w:val="en_US" w:bidi="en_US"/>
-        </w:rPr>
-        <w:t>This is the end of the recording.</w:t>
-      </w:r>
-      <w:r>
-        <w:rPr>
-          <w:lang w:val="en_US" w:bidi="en_US"/>
-        </w:rPr>
-      </w:r>
-    </w:p>
-    <w:p>
-      <w:pPr>
-        <w:pStyle w:val="Heading3"/>
-      </w:pPr>
-      <w:r>
-        <w:rPr>
-          <w:lang w:val="en_US" w:bidi="en_US"/>
-        </w:rPr>
-        <w:t>Filling the Gaps</w:t>
-      </w:r>
-      <w:r>
-        <w:rPr>
-          <w:lang w:val="en_US" w:bidi="en_US"/>
-        </w:rPr>
-      </w:r>
-    </w:p>
-    <w:p>
-      <w:pPr/>
-      <w:r>
-        <w:rPr>
-          <w:lang w:val="en_US" w:bidi="en_US"/>
-        </w:rPr>
-      </w:r>
-      <w:r>
-        <w:rPr>
-          <w:lang w:val="en_US" w:bidi="en_US"/>
-        </w:rPr>
-        <w:t>Listen to an audio version of 1 Thessalonians 5:1–11 in the easiest-to-understand translation.</w:t>
-      </w:r>
-    </w:p>
-    <w:p>
-      <w:pPr/>
-      <w:r>
-        <w:rPr>
-          <w:lang w:val="en_US" w:bidi="en_US"/>
-        </w:rPr>
-      </w:r>
-      <w:r>
-        <w:rPr>
-          <w:lang w:val="en_US" w:bidi="en_US"/>
-        </w:rPr>
-        <w:t>Pause this audio here.</w:t>
-      </w:r>
-    </w:p>
-    <w:p>
-      <w:pPr/>
-      <w:r>
-        <w:rPr>
-          <w:lang w:val="en_US" w:bidi="en_US"/>
-        </w:rPr>
-      </w:r>
-      <w:r>
-        <w:rPr>
-          <w:lang w:val="en_US" w:bidi="en_US"/>
-        </w:rPr>
-        <w:t>In this step, the group will discuss key terms and words in this passage.</w:t>
-      </w:r>
-    </w:p>
-    <w:p>
-      <w:pPr/>
-      <w:r>
-        <w:rPr>
-          <w:lang w:val="en_US" w:bidi="en_US"/>
-        </w:rPr>
-      </w:r>
-      <w:r>
-        <w:rPr>
-          <w:lang w:val="en_US" w:bidi="en_US"/>
-        </w:rPr>
-        <w:t xml:space="preserve">Paul tells the </w:t>
-      </w:r>
-      <w:r>
-        <w:rPr>
-          <w:b/>
-          <w:lang w:val="en_US" w:bidi="en_US"/>
-        </w:rPr>
-        <w:t>brothers</w:t>
-      </w:r>
-      <w:r>
-        <w:rPr>
-          <w:lang w:val="en_US" w:bidi="en_US"/>
-        </w:rPr>
-        <w:t xml:space="preserve">, or </w:t>
-      </w:r>
-      <w:r>
-        <w:rPr>
-          <w:b/>
-          <w:lang w:val="en_US" w:bidi="en_US"/>
-        </w:rPr>
-        <w:t>brothers and sisters</w:t>
-      </w:r>
-      <w:r>
-        <w:rPr>
-          <w:lang w:val="en_US" w:bidi="en_US"/>
-        </w:rPr>
-        <w:t xml:space="preserve">, that Paul does not need to tell them about the times and dates when the </w:t>
-      </w:r>
-      <w:r>
-        <w:rPr>
-          <w:b/>
-          <w:lang w:val="en_US" w:bidi="en_US"/>
-        </w:rPr>
-        <w:t>Day of the Lord</w:t>
-      </w:r>
-      <w:r>
-        <w:rPr>
-          <w:lang w:val="en_US" w:bidi="en_US"/>
-        </w:rPr>
-        <w:t xml:space="preserve"> will come. Use the same word or phrase for brothers and sisters as you have used in previous passages. The "Day of the Lord" means the day when the Lord Jesus will return to earth. For more information on </w:t>
-      </w:r>
-      <w:r>
-        <w:rPr>
-          <w:lang w:val="en_US" w:bidi="en_US"/>
-        </w:rPr>
-        <w:t>Lord</w:t>
-      </w:r>
-      <w:r>
-        <w:rPr>
-          <w:lang w:val="en_US" w:bidi="en_US"/>
-        </w:rPr>
-        <w:t>, refer to the Master Glossary. Use the same word or phrase that you have used in previous passages.</w:t>
-      </w:r>
-    </w:p>
-    <w:p>
-      <w:pPr/>
-      <w:r>
-        <w:rPr>
-          <w:lang w:val="en_US" w:bidi="en_US"/>
-        </w:rPr>
-      </w:r>
-      <w:r>
-        <w:rPr>
-          <w:lang w:val="en_US" w:bidi="en_US"/>
-        </w:rPr>
-        <w:t>Some people are saying "</w:t>
-      </w:r>
-      <w:r>
-        <w:rPr>
-          <w:b/>
-          <w:lang w:val="en_US" w:bidi="en_US"/>
-        </w:rPr>
-        <w:t>peace</w:t>
-      </w:r>
-      <w:r>
-        <w:rPr>
-          <w:lang w:val="en_US" w:bidi="en_US"/>
-        </w:rPr>
-        <w:t xml:space="preserve"> and safety." Use the same word for peace that you used in previous passages, and remember that </w:t>
-      </w:r>
-      <w:r>
-        <w:rPr>
-          <w:lang w:val="en_US" w:bidi="en_US"/>
-        </w:rPr>
-        <w:t>peace</w:t>
-      </w:r>
-      <w:r>
-        <w:rPr>
-          <w:lang w:val="en_US" w:bidi="en_US"/>
-        </w:rPr>
-        <w:t xml:space="preserve"> is in the Master Glossary.</w:t>
-      </w:r>
-    </w:p>
-    <w:p>
-      <w:pPr/>
-      <w:r>
-        <w:rPr>
-          <w:lang w:val="en_US" w:bidi="en_US"/>
-        </w:rPr>
-      </w:r>
-      <w:r>
-        <w:rPr>
-          <w:lang w:val="en_US" w:bidi="en_US"/>
-        </w:rPr>
-        <w:t xml:space="preserve">But the believers in the city of Thessalonica are not living in darkness, and so the believers should not be surprised or unprepared when Jesus returns. Instead, the believers are living in the light and belong to the day. Darkness and night always refers to </w:t>
-      </w:r>
-      <w:r>
-        <w:rPr>
-          <w:b/>
-          <w:lang w:val="en_US" w:bidi="en_US"/>
-        </w:rPr>
-        <w:t>evil</w:t>
-      </w:r>
-      <w:r>
-        <w:rPr>
-          <w:lang w:val="en_US" w:bidi="en_US"/>
-        </w:rPr>
-        <w:t xml:space="preserve"> in the Bible, and light and day refers to goodness in the Bible. If you want to say that night and darkness represents evil, remember that evil refers to anything that comes against God. Evil is the opposite of good. Evil behavior is a wrong thing to do, or a bad thing.</w:t>
-      </w:r>
-    </w:p>
-    <w:p>
-      <w:pPr/>
-      <w:r>
-        <w:rPr>
-          <w:lang w:val="en_US" w:bidi="en_US"/>
-        </w:rPr>
-      </w:r>
-      <w:r>
-        <w:rPr>
-          <w:lang w:val="en_US" w:bidi="en_US"/>
-        </w:rPr>
-        <w:t xml:space="preserve">Stop here and discuss as a group what word you will use for </w:t>
-      </w:r>
-      <w:r>
-        <w:rPr>
-          <w:b/>
-          <w:lang w:val="en_US" w:bidi="en_US"/>
-        </w:rPr>
-        <w:t>evil</w:t>
-      </w:r>
-      <w:r>
-        <w:rPr>
-          <w:lang w:val="en_US" w:bidi="en_US"/>
-        </w:rPr>
-        <w:t xml:space="preserve">, if you choose to use the word for evil in your translation. For more information on </w:t>
-      </w:r>
-      <w:r>
-        <w:rPr>
-          <w:lang w:val="en_US" w:bidi="en_US"/>
-        </w:rPr>
-        <w:t>evil</w:t>
-      </w:r>
-      <w:r>
-        <w:rPr>
-          <w:lang w:val="en_US" w:bidi="en_US"/>
-        </w:rPr>
-        <w:t>, refer to the Master Glossary. If you have already translated this word in a previous book of the Bible, use the same word or phrase for evil as you used in previous passages. Pause this audio here.</w:t>
-      </w:r>
-    </w:p>
-    <w:p>
-      <w:pPr/>
-      <w:r>
-        <w:rPr>
-          <w:lang w:val="en_US" w:bidi="en_US"/>
-        </w:rPr>
-      </w:r>
-      <w:r>
-        <w:rPr>
-          <w:lang w:val="en_US" w:bidi="en_US"/>
-        </w:rPr>
-        <w:t xml:space="preserve">In the same way, if you want to say that day and light represents </w:t>
-      </w:r>
-      <w:r>
-        <w:rPr>
-          <w:b/>
-          <w:lang w:val="en_US" w:bidi="en_US"/>
-        </w:rPr>
-        <w:t>goodness</w:t>
-      </w:r>
-      <w:r>
-        <w:rPr>
-          <w:lang w:val="en_US" w:bidi="en_US"/>
-        </w:rPr>
-        <w:t>, remember that goodness refers to anything that comes from God. Goodness pleases God. Goodness is similar to godliness, and it is the quality of Christ that we should imitate. Goodness also expresses the idea of right behavior.</w:t>
-      </w:r>
-    </w:p>
-    <w:p>
-      <w:pPr/>
-      <w:r>
-        <w:rPr>
-          <w:lang w:val="en_US" w:bidi="en_US"/>
-        </w:rPr>
-      </w:r>
-      <w:r>
-        <w:rPr>
-          <w:lang w:val="en_US" w:bidi="en_US"/>
-        </w:rPr>
-        <w:t xml:space="preserve">Since we belong to the day, we must protect ourselves from attacks by our enemies by having </w:t>
-      </w:r>
-      <w:r>
-        <w:rPr>
-          <w:b/>
-          <w:lang w:val="en_US" w:bidi="en_US"/>
-        </w:rPr>
-        <w:t>faith</w:t>
-      </w:r>
-      <w:r>
-        <w:rPr>
-          <w:lang w:val="en_US" w:bidi="en_US"/>
-        </w:rPr>
-        <w:t xml:space="preserve">, or trusting and loving the Lord Jesus continually and also by </w:t>
-      </w:r>
-      <w:r>
-        <w:rPr>
-          <w:b/>
-          <w:lang w:val="en_US" w:bidi="en_US"/>
-        </w:rPr>
-        <w:t>hoping</w:t>
-      </w:r>
-      <w:r>
-        <w:rPr>
-          <w:lang w:val="en_US" w:bidi="en_US"/>
-        </w:rPr>
-        <w:t xml:space="preserve">, or confidently expecting that Jesus will save us. Use the same words or phrases for faith and hope that you have used in previous passages, and remember that </w:t>
-      </w:r>
-      <w:r>
-        <w:rPr>
-          <w:lang w:val="en_US" w:bidi="en_US"/>
-        </w:rPr>
-        <w:t>faith</w:t>
-      </w:r>
-      <w:r>
-        <w:rPr>
-          <w:lang w:val="en_US" w:bidi="en_US"/>
-        </w:rPr>
-        <w:t xml:space="preserve"> and </w:t>
-      </w:r>
-      <w:r>
-        <w:rPr>
-          <w:lang w:val="en_US" w:bidi="en_US"/>
-        </w:rPr>
-        <w:t>hope</w:t>
-      </w:r>
-      <w:r>
-        <w:rPr>
-          <w:lang w:val="en_US" w:bidi="en_US"/>
-        </w:rPr>
-        <w:t xml:space="preserve"> are in the Master Glossary.</w:t>
-      </w:r>
-    </w:p>
-    <w:p>
-      <w:pPr/>
-      <w:r>
-        <w:rPr>
-          <w:lang w:val="en_US" w:bidi="en_US"/>
-        </w:rPr>
-      </w:r>
-      <w:r>
-        <w:rPr>
-          <w:lang w:val="en_US" w:bidi="en_US"/>
-        </w:rPr>
-        <w:t xml:space="preserve">When we trust, love, and hope in Jesus, this is similar to the </w:t>
-      </w:r>
-      <w:r>
-        <w:rPr>
-          <w:b/>
-          <w:lang w:val="en_US" w:bidi="en_US"/>
-        </w:rPr>
-        <w:t>breastplates</w:t>
-      </w:r>
-      <w:r>
-        <w:rPr>
-          <w:lang w:val="en_US" w:bidi="en_US"/>
-        </w:rPr>
-        <w:t xml:space="preserve"> and </w:t>
-      </w:r>
-      <w:r>
-        <w:rPr>
-          <w:b/>
-          <w:lang w:val="en_US" w:bidi="en_US"/>
-        </w:rPr>
-        <w:t>helmets</w:t>
-      </w:r>
-      <w:r>
-        <w:rPr>
-          <w:lang w:val="en_US" w:bidi="en_US"/>
-        </w:rPr>
-        <w:t xml:space="preserve"> that soldiers will wear to protect themselves. A breastplate is a type of body armor that covers the front and sometimes the back of the upper body. A breastplate provides essential protection to one of the most vulnerable areas in battle. People made helmets from metal and used them to protect the heads of the soldiers from swords and arrows.</w:t>
-      </w:r>
-    </w:p>
-    <w:p>
-      <w:pPr/>
-      <w:r>
-        <w:rPr>
-          <w:lang w:val="en_US" w:bidi="en_US"/>
-        </w:rPr>
-      </w:r>
-      <w:r>
-        <w:rPr>
-          <w:lang w:val="en_US" w:bidi="en_US"/>
-        </w:rPr>
-        <w:t xml:space="preserve">Stop here and look at a Roman </w:t>
-      </w:r>
-      <w:r>
-        <w:rPr>
-          <w:lang w:val="en_US" w:bidi="en_US"/>
-        </w:rPr>
-        <w:t>breastplate</w:t>
-      </w:r>
-      <w:r>
-        <w:rPr>
-          <w:lang w:val="en_US" w:bidi="en_US"/>
-        </w:rPr>
-        <w:t xml:space="preserve"> and </w:t>
-      </w:r>
-      <w:r>
-        <w:rPr>
-          <w:lang w:val="en_US" w:bidi="en_US"/>
-        </w:rPr>
-        <w:t>helmet</w:t>
-      </w:r>
-      <w:r>
-        <w:rPr>
-          <w:lang w:val="en_US" w:bidi="en_US"/>
-        </w:rPr>
-        <w:t xml:space="preserve"> as a group, if needed. Discuss as a group what word or phrase you will use for </w:t>
-      </w:r>
-      <w:r>
-        <w:rPr>
-          <w:b/>
-          <w:lang w:val="en_US" w:bidi="en_US"/>
-        </w:rPr>
-        <w:t>breastplate</w:t>
-      </w:r>
-      <w:r>
-        <w:rPr>
-          <w:lang w:val="en_US" w:bidi="en_US"/>
-        </w:rPr>
-        <w:t xml:space="preserve"> and for </w:t>
-      </w:r>
-      <w:r>
-        <w:rPr>
-          <w:b/>
-          <w:lang w:val="en_US" w:bidi="en_US"/>
-        </w:rPr>
-        <w:t>helmet</w:t>
-      </w:r>
-      <w:r>
-        <w:rPr>
-          <w:lang w:val="en_US" w:bidi="en_US"/>
-        </w:rPr>
-        <w:t>. If you have already translated this word in another book of the Bible, use the same word that you have used there. Pause this audio here.</w:t>
-      </w:r>
-    </w:p>
-    <w:p>
-      <w:pPr/>
-      <w:r>
-        <w:rPr>
-          <w:lang w:val="en_US" w:bidi="en_US"/>
-        </w:rPr>
-      </w:r>
-      <w:r>
-        <w:rPr>
-          <w:lang w:val="en_US" w:bidi="en_US"/>
-        </w:rPr>
-        <w:t xml:space="preserve">We need to do this because God did not choose us to suffer </w:t>
-      </w:r>
-      <w:r>
-        <w:rPr>
-          <w:b/>
-          <w:lang w:val="en_US" w:bidi="en_US"/>
-        </w:rPr>
-        <w:t>wrath</w:t>
-      </w:r>
-      <w:r>
-        <w:rPr>
-          <w:lang w:val="en_US" w:bidi="en_US"/>
-        </w:rPr>
-        <w:t>, or to punish us for our sins. Wrath is the very strong anger that God shows when God sees sin in the world.</w:t>
-      </w:r>
-    </w:p>
-    <w:p>
-      <w:pPr/>
-      <w:r>
-        <w:rPr>
-          <w:lang w:val="en_US" w:bidi="en_US"/>
-        </w:rPr>
-      </w:r>
-      <w:r>
-        <w:rPr>
-          <w:lang w:val="en_US" w:bidi="en_US"/>
-        </w:rPr>
-        <w:t xml:space="preserve">Stop here and discuss as a group how you will talk about the fact that God did not choose us and then make us suffer wrath, or become angry at us. If needed, look up </w:t>
-      </w:r>
-      <w:r>
-        <w:rPr>
-          <w:lang w:val="en_US" w:bidi="en_US"/>
-        </w:rPr>
-        <w:t>wrath</w:t>
-      </w:r>
-      <w:r>
-        <w:rPr>
-          <w:lang w:val="en_US" w:bidi="en_US"/>
-        </w:rPr>
-        <w:t xml:space="preserve"> in the Master Glossary, and translate this word in the same way that you translated it in other parts of the Bible. Pause this audio here.</w:t>
-      </w:r>
-    </w:p>
-    <w:p>
-      <w:pPr/>
-      <w:r>
-        <w:rPr>
-          <w:lang w:val="en_US" w:bidi="en_US"/>
-        </w:rPr>
-      </w:r>
-      <w:r>
-        <w:rPr>
-          <w:lang w:val="en_US" w:bidi="en_US"/>
-        </w:rPr>
-        <w:t xml:space="preserve">God chose us so that he could save us because of what our Lord Jesus Christ has done. Jesus died for us so that we can live together with Jesus. It does not matter whether we are alive or dead when Jesus returns. If it is not clear as to why God would punish us, you can say that it is because of our sins. Remember that </w:t>
-      </w:r>
-      <w:r>
-        <w:rPr>
-          <w:b/>
-          <w:lang w:val="en_US" w:bidi="en_US"/>
-        </w:rPr>
-        <w:t>sin</w:t>
-      </w:r>
-      <w:r>
-        <w:rPr>
-          <w:lang w:val="en_US" w:bidi="en_US"/>
-        </w:rPr>
-        <w:t xml:space="preserve"> is any action, feeling, or thought that people do against God. For more information on </w:t>
-      </w:r>
-      <w:r>
-        <w:rPr>
-          <w:lang w:val="en_US" w:bidi="en_US"/>
-        </w:rPr>
-        <w:t>sin</w:t>
-      </w:r>
-      <w:r>
-        <w:rPr>
-          <w:lang w:val="en_US" w:bidi="en_US"/>
-        </w:rPr>
-        <w:t>, refer to the Master Glossary. If you choose to use the word sin in your translation, use the same word or phrase for sin as you used in previous passages.</w:t>
-      </w:r>
-    </w:p>
-    <w:p>
-      <w:pPr/>
-      <w:r>
-        <w:rPr>
-          <w:lang w:val="en_US" w:bidi="en_US"/>
-        </w:rPr>
-      </w:r>
-      <w:r>
-        <w:rPr>
-          <w:lang w:val="en_US" w:bidi="en_US"/>
-        </w:rPr>
-        <w:t xml:space="preserve">The Bible says that when a person leaves their bad ways and trusts in Jesus to forgive them for their bad ways, that person is </w:t>
-      </w:r>
-      <w:r>
-        <w:rPr>
-          <w:b/>
-          <w:lang w:val="en_US" w:bidi="en_US"/>
-        </w:rPr>
-        <w:t>saved</w:t>
-      </w:r>
-      <w:r>
-        <w:rPr>
-          <w:lang w:val="en_US" w:bidi="en_US"/>
-        </w:rPr>
-        <w:t xml:space="preserve"> and God gives that person eternal life. For more information on saved or </w:t>
-      </w:r>
-      <w:r>
-        <w:rPr>
-          <w:lang w:val="en_US" w:bidi="en_US"/>
-        </w:rPr>
-        <w:t>salvation</w:t>
-      </w:r>
-      <w:r>
-        <w:rPr>
-          <w:lang w:val="en_US" w:bidi="en_US"/>
-        </w:rPr>
-        <w:t>, refer to the Master Glossary. Use the same word or phrase for salvation as you have used in previous passages.</w:t>
-      </w:r>
-    </w:p>
-    <w:p>
-      <w:pPr/>
-      <w:r>
-        <w:rPr>
-          <w:lang w:val="en_US" w:bidi="en_US"/>
-        </w:rPr>
-      </w:r>
-      <w:r>
-        <w:rPr>
-          <w:b/>
-          <w:lang w:val="en_US" w:bidi="en_US"/>
-        </w:rPr>
-        <w:t>Christ</w:t>
-      </w:r>
-      <w:r>
-        <w:rPr>
-          <w:lang w:val="en_US" w:bidi="en_US"/>
-        </w:rPr>
-        <w:t xml:space="preserve"> means someone who is appointed for a special task. Here, it refers to Jesus, whom God had promised to send to save the people of this world. For more information on </w:t>
-      </w:r>
-      <w:r>
-        <w:rPr>
-          <w:lang w:val="en_US" w:bidi="en_US"/>
-        </w:rPr>
-        <w:t>Christ</w:t>
-      </w:r>
-      <w:r>
-        <w:rPr>
-          <w:lang w:val="en_US" w:bidi="en_US"/>
-        </w:rPr>
-        <w:t>, refer to the Master Glossary. Use the same word or phrase for Christ as you used in previous passages.</w:t>
-      </w:r>
-    </w:p>
-    <w:p>
-      <w:pPr/>
-      <w:r>
-        <w:rPr>
-          <w:lang w:val="en_US" w:bidi="en_US"/>
-        </w:rPr>
-      </w:r>
-      <w:r>
-        <w:rPr>
-          <w:lang w:val="en_US" w:bidi="en_US"/>
-        </w:rPr>
-        <w:t>Since the believers know that they are going to live with Christ forever, the believers should continue to encourage and help each other to become strong believers. This is something that the believers are doing already.</w:t>
-      </w:r>
-      <w:r>
-        <w:rPr>
-          <w:lang w:val="en_US" w:bidi="en_US"/>
-        </w:rPr>
-      </w:r>
-    </w:p>
-    <w:p>
-      <w:pPr>
-        <w:pStyle w:val="Heading3"/>
-      </w:pPr>
-      <w:r>
-        <w:rPr>
-          <w:lang w:val="en_US" w:bidi="en_US"/>
-        </w:rPr>
-        <w:t>Speaking the Word</w:t>
-      </w:r>
-      <w:r>
-        <w:rPr>
-          <w:lang w:val="en_US" w:bidi="en_US"/>
-        </w:rPr>
-      </w:r>
-    </w:p>
-    <w:p>
-      <w:pPr/>
-      <w:r>
-        <w:rPr>
-          <w:lang w:val="en_US" w:bidi="en_US"/>
-        </w:rPr>
-      </w:r>
-      <w:r>
-        <w:rPr>
-          <w:lang w:val="en_US" w:bidi="en_US"/>
-        </w:rPr>
-        <w:t>Listen to an audio version of the passage in the easiest-to-understand translation.</w:t>
-      </w:r>
-    </w:p>
-    <w:p>
-      <w:pPr/>
-      <w:r>
-        <w:rPr>
-          <w:lang w:val="en_US" w:bidi="en_US"/>
-        </w:rPr>
-      </w:r>
-      <w:r>
-        <w:rPr>
-          <w:lang w:val="en_US" w:bidi="en_US"/>
-        </w:rPr>
-        <w:t>Pause this audio here.</w:t>
-      </w:r>
-    </w:p>
-    <w:p>
-      <w:pPr/>
-      <w:r>
-        <w:rPr>
-          <w:lang w:val="en_US" w:bidi="en_US"/>
-        </w:rPr>
-      </w:r>
-      <w:r>
-        <w:rPr>
-          <w:lang w:val="en_US" w:bidi="en_US"/>
-        </w:rPr>
-        <w:t>In this session, retell the passage, as a group, in your own language.</w:t>
-      </w:r>
-    </w:p>
-    <w:p>
-      <w:pPr/>
-      <w:r>
-        <w:rPr>
-          <w:lang w:val="en_US" w:bidi="en_US"/>
-        </w:rPr>
-      </w:r>
-      <w:r>
-        <w:rPr>
-          <w:lang w:val="en_US" w:bidi="en_US"/>
-        </w:rPr>
-        <w:t>First, the whole group should practice telling the passage in their own language. Remember to include the things you decided in previous steps, like chronology, words, phrases, emotions, or anything else you discussed.</w:t>
-      </w:r>
-    </w:p>
-    <w:p>
-      <w:pPr/>
-      <w:r>
-        <w:rPr>
-          <w:lang w:val="en_US" w:bidi="en_US"/>
-        </w:rPr>
-      </w:r>
-      <w:r>
-        <w:rPr>
-          <w:lang w:val="en_US" w:bidi="en_US"/>
-        </w:rPr>
-        <w:t>One group member should tell a few sentences of the passage and pause. Another group member should tell the next part of the passage and pause. Do this until the group has retold the whole passage. The group members can correct each other in this step.</w:t>
-      </w:r>
-    </w:p>
-    <w:p>
-      <w:pPr/>
-      <w:r>
-        <w:rPr>
-          <w:lang w:val="en_US" w:bidi="en_US"/>
-        </w:rPr>
-      </w:r>
-      <w:r>
-        <w:rPr>
-          <w:lang w:val="en_US" w:bidi="en_US"/>
-        </w:rPr>
-        <w:t>Pause this audio here.</w:t>
-      </w:r>
-    </w:p>
-    <w:p>
-      <w:pPr/>
-      <w:r>
-        <w:rPr>
-          <w:lang w:val="en_US" w:bidi="en_US"/>
-        </w:rPr>
-      </w:r>
-      <w:r>
-        <w:rPr>
-          <w:lang w:val="en_US" w:bidi="en_US"/>
-        </w:rPr>
-        <w:t>Next, each member of the group should tell the whole passage without interruption at least one time. A group member can use random objects, motions, or their storyboard to help them remember the passage.</w:t>
-      </w:r>
-    </w:p>
-    <w:p>
-      <w:pPr/>
-      <w:r>
-        <w:rPr>
-          <w:lang w:val="en_US" w:bidi="en_US"/>
-        </w:rPr>
-      </w:r>
-      <w:r>
-        <w:rPr>
-          <w:lang w:val="en_US" w:bidi="en_US"/>
-        </w:rPr>
-        <w:t>Pause this audio here.</w:t>
-      </w:r>
-    </w:p>
-    <w:p>
-      <w:pPr/>
-      <w:r>
-        <w:rPr>
-          <w:lang w:val="en_US" w:bidi="en_US"/>
-        </w:rPr>
-      </w:r>
-      <w:r>
-        <w:rPr>
-          <w:lang w:val="en_US" w:bidi="en_US"/>
-        </w:rPr>
-        <w:t>Next, the group can decide whose version of the passage you like the most. You may decide that you liked the way one group member told one scene but you liked the way a different group member told another scene.</w:t>
-      </w:r>
-    </w:p>
-    <w:p>
-      <w:pPr/>
-      <w:r>
-        <w:rPr>
-          <w:lang w:val="en_US" w:bidi="en_US"/>
-        </w:rPr>
-      </w:r>
-      <w:r>
-        <w:rPr>
-          <w:lang w:val="en_US" w:bidi="en_US"/>
-        </w:rPr>
-        <w:t>Pause this audio here.</w:t>
-      </w:r>
-    </w:p>
-    <w:p>
-      <w:pPr/>
-      <w:r>
-        <w:rPr>
-          <w:lang w:val="en_US" w:bidi="en_US"/>
-        </w:rPr>
-      </w:r>
-      <w:r>
-        <w:rPr>
-          <w:lang w:val="en_US" w:bidi="en_US"/>
-        </w:rPr>
-        <w:t>Finally, the group can put together a final version of the passage that everyone agrees on. Each group member should practice telling this final version of the passage.</w:t>
-      </w:r>
-    </w:p>
-    <w:p>
-      <w:pPr/>
-      <w:r>
-        <w:rPr>
-          <w:lang w:val="en_US" w:bidi="en_US"/>
-        </w:rPr>
-      </w:r>
-      <w:r>
-        <w:rPr>
-          <w:b/>
-          <w:lang w:val="en_US" w:bidi="en_US"/>
-        </w:rPr>
-        <w:t>This is the end of the recording.</w:t>
-      </w:r>
-      <w:r>
-        <w:rPr>
-          <w:lang w:val="en_US" w:bidi="en_US"/>
-        </w:rPr>
-      </w:r>
       <w:r>
         <w:rPr>
           <w:lang w:val="en_US" w:bidi="en_US"/>
@@ -24360,7 +24630,7 @@
           <w:lang w:val="en_US" w:bidi="en_US"/>
         </w:rPr>
       </w:r>
-      <w:hyperlink r:id="rId67">
+      <w:hyperlink r:id="rId83">
         <w:r>
           <w:rPr>
             <w:lang w:val="en_US" w:bidi="en_US"/>
@@ -24395,7 +24665,7 @@
           <w:lang w:val="en_US" w:bidi="en_US"/>
         </w:rPr>
       </w:r>
-      <w:hyperlink r:id="rId68">
+      <w:hyperlink r:id="rId84">
         <w:r>
           <w:rPr>
             <w:lang w:val="en_US" w:bidi="en_US"/>
@@ -24430,7 +24700,7 @@
           <w:lang w:val="en_US" w:bidi="en_US"/>
         </w:rPr>
       </w:r>
-      <w:hyperlink r:id="rId69">
+      <w:hyperlink r:id="rId85">
         <w:r>
           <w:rPr>
             <w:lang w:val="en_US" w:bidi="en_US"/>
@@ -24465,7 +24735,7 @@
           <w:lang w:val="en_US" w:bidi="en_US"/>
         </w:rPr>
       </w:r>
-      <w:hyperlink r:id="rId70">
+      <w:hyperlink r:id="rId86">
         <w:r>
           <w:rPr>
             <w:lang w:val="en_US" w:bidi="en_US"/>
@@ -24500,7 +24770,7 @@
           <w:lang w:val="en_US" w:bidi="en_US"/>
         </w:rPr>
       </w:r>
-      <w:hyperlink r:id="rId71">
+      <w:hyperlink r:id="rId87">
         <w:r>
           <w:rPr>
             <w:lang w:val="en_US" w:bidi="en_US"/>
@@ -24535,7 +24805,7 @@
           <w:lang w:val="en_US" w:bidi="en_US"/>
         </w:rPr>
       </w:r>
-      <w:hyperlink r:id="rId72">
+      <w:hyperlink r:id="rId88">
         <w:r>
           <w:rPr>
             <w:lang w:val="en_US" w:bidi="en_US"/>
@@ -25964,6 +26234,12 @@
         </w:rPr>
         <w:t>I want these believers to show their leaders that the leaders are valuable to them because they lead the believers and teach the believers the right things.</w:t>
       </w:r>
+      <w:r>
+        <w:rPr>
+          <w:lang w:val="en_US" w:bidi="en_US"/>
+        </w:rPr>
+        <w:t>Continue the drama.</w:t>
+      </w:r>
     </w:p>
     <w:p>
       <w:pPr/>
@@ -26120,6 +26396,12 @@
         </w:rPr>
         <w:t>I want these believers to always do the right things.</w:t>
       </w:r>
+      <w:r>
+        <w:rPr>
+          <w:lang w:val="en_US" w:bidi="en_US"/>
+        </w:rPr>
+        <w:t>Continue the drama.</w:t>
+      </w:r>
     </w:p>
     <w:p>
       <w:pPr/>
@@ -26258,6 +26540,12 @@
         </w:rPr>
         <w:t>I love the believers so much that I want the best for them!</w:t>
       </w:r>
+      <w:r>
+        <w:rPr>
+          <w:lang w:val="en_US" w:bidi="en_US"/>
+        </w:rPr>
+        <w:t>Continue the drama.</w:t>
+      </w:r>
     </w:p>
     <w:p>
       <w:pPr/>
@@ -27110,7 +27398,7 @@
           <w:lang w:val="en_US" w:bidi="en_US"/>
         </w:rPr>
       </w:r>
-      <w:hyperlink r:id="rId73">
+      <w:hyperlink r:id="rId89">
         <w:r>
           <w:rPr>
             <w:lang w:val="en_US" w:bidi="en_US"/>
@@ -27145,7 +27433,7 @@
           <w:lang w:val="en_US" w:bidi="en_US"/>
         </w:rPr>
       </w:r>
-      <w:hyperlink r:id="rId74">
+      <w:hyperlink r:id="rId90">
         <w:r>
           <w:rPr>
             <w:lang w:val="en_US" w:bidi="en_US"/>
@@ -27180,7 +27468,7 @@
           <w:lang w:val="en_US" w:bidi="en_US"/>
         </w:rPr>
       </w:r>
-      <w:hyperlink r:id="rId75">
+      <w:hyperlink r:id="rId91">
         <w:r>
           <w:rPr>
             <w:lang w:val="en_US" w:bidi="en_US"/>
@@ -27215,7 +27503,7 @@
           <w:lang w:val="en_US" w:bidi="en_US"/>
         </w:rPr>
       </w:r>
-      <w:hyperlink r:id="rId76">
+      <w:hyperlink r:id="rId92">
         <w:r>
           <w:rPr>
             <w:lang w:val="en_US" w:bidi="en_US"/>
@@ -27250,7 +27538,7 @@
           <w:lang w:val="en_US" w:bidi="en_US"/>
         </w:rPr>
       </w:r>
-      <w:hyperlink r:id="rId77">
+      <w:hyperlink r:id="rId93">
         <w:r>
           <w:rPr>
             <w:lang w:val="en_US" w:bidi="en_US"/>
@@ -27285,7 +27573,7 @@
           <w:lang w:val="en_US" w:bidi="en_US"/>
         </w:rPr>
       </w:r>
-      <w:hyperlink r:id="rId78">
+      <w:hyperlink r:id="rId94">
         <w:r>
           <w:rPr>
             <w:lang w:val="en_US" w:bidi="en_US"/>
@@ -29517,7 +29805,7 @@
           <w:lang w:val="en_US" w:bidi="en_US"/>
         </w:rPr>
       </w:r>
-      <w:hyperlink r:id="rId79">
+      <w:hyperlink r:id="rId95">
         <w:r>
           <w:rPr>
             <w:lang w:val="en_US" w:bidi="en_US"/>
@@ -29552,7 +29840,7 @@
           <w:lang w:val="en_US" w:bidi="en_US"/>
         </w:rPr>
       </w:r>
-      <w:hyperlink r:id="rId80">
+      <w:hyperlink r:id="rId96">
         <w:r>
           <w:rPr>
             <w:lang w:val="en_US" w:bidi="en_US"/>
@@ -29587,7 +29875,7 @@
           <w:lang w:val="en_US" w:bidi="en_US"/>
         </w:rPr>
       </w:r>
-      <w:hyperlink r:id="rId81">
+      <w:hyperlink r:id="rId97">
         <w:r>
           <w:rPr>
             <w:lang w:val="en_US" w:bidi="en_US"/>
@@ -29622,7 +29910,7 @@
           <w:lang w:val="en_US" w:bidi="en_US"/>
         </w:rPr>
       </w:r>
-      <w:hyperlink r:id="rId82">
+      <w:hyperlink r:id="rId98">
         <w:r>
           <w:rPr>
             <w:lang w:val="en_US" w:bidi="en_US"/>
@@ -29657,7 +29945,7 @@
           <w:lang w:val="en_US" w:bidi="en_US"/>
         </w:rPr>
       </w:r>
-      <w:hyperlink r:id="rId83">
+      <w:hyperlink r:id="rId99">
         <w:r>
           <w:rPr>
             <w:lang w:val="en_US" w:bidi="en_US"/>
@@ -29692,7 +29980,7 @@
           <w:lang w:val="en_US" w:bidi="en_US"/>
         </w:rPr>
       </w:r>
-      <w:hyperlink r:id="rId84">
+      <w:hyperlink r:id="rId100">
         <w:r>
           <w:rPr>
             <w:lang w:val="en_US" w:bidi="en_US"/>
